--- a/proj/final-proj.docx
+++ b/proj/final-proj.docx
@@ -367,87 +367,7 @@
           <w:sz w:val="24"/>
           <w:szCs w:val="24"/>
         </w:rPr>
-        <w:t xml:space="preserve">. In the interest of time, we will loosely follow a </w:t>
-      </w:r>
-      <w:r>
-        <w:rPr>
-          <w:rStyle w:val="SubtleEmphasis"/>
-          <w:rFonts w:asciiTheme="minorHAnsi" w:hAnsiTheme="minorHAnsi" w:cstheme="minorHAnsi"/>
-          <w:color w:val="0D0D0D" w:themeColor="text1" w:themeTint="F2"/>
-          <w:sz w:val="24"/>
-          <w:szCs w:val="24"/>
-        </w:rPr>
-        <w:t>d</w:t>
-      </w:r>
-      <w:r>
-        <w:rPr>
-          <w:rStyle w:val="SubtleEmphasis"/>
-          <w:rFonts w:asciiTheme="minorHAnsi" w:hAnsiTheme="minorHAnsi" w:cstheme="minorHAnsi"/>
-          <w:color w:val="0D0D0D" w:themeColor="text1" w:themeTint="F2"/>
-          <w:sz w:val="24"/>
-          <w:szCs w:val="24"/>
-        </w:rPr>
-        <w:t xml:space="preserve">esign </w:t>
-      </w:r>
-      <w:r>
-        <w:rPr>
-          <w:rStyle w:val="SubtleEmphasis"/>
-          <w:rFonts w:asciiTheme="minorHAnsi" w:hAnsiTheme="minorHAnsi" w:cstheme="minorHAnsi"/>
-          <w:color w:val="0D0D0D" w:themeColor="text1" w:themeTint="F2"/>
-          <w:sz w:val="24"/>
-          <w:szCs w:val="24"/>
-        </w:rPr>
-        <w:t>s</w:t>
-      </w:r>
-      <w:r>
-        <w:rPr>
-          <w:rStyle w:val="SubtleEmphasis"/>
-          <w:rFonts w:asciiTheme="minorHAnsi" w:hAnsiTheme="minorHAnsi" w:cstheme="minorHAnsi"/>
-          <w:color w:val="0D0D0D" w:themeColor="text1" w:themeTint="F2"/>
-          <w:sz w:val="24"/>
-          <w:szCs w:val="24"/>
-        </w:rPr>
-        <w:t xml:space="preserve">tudy </w:t>
-      </w:r>
-      <w:r>
-        <w:rPr>
-          <w:rStyle w:val="SubtleEmphasis"/>
-          <w:rFonts w:asciiTheme="minorHAnsi" w:hAnsiTheme="minorHAnsi" w:cstheme="minorHAnsi"/>
-          <w:color w:val="0D0D0D" w:themeColor="text1" w:themeTint="F2"/>
-          <w:sz w:val="24"/>
-          <w:szCs w:val="24"/>
-        </w:rPr>
-        <w:t>l</w:t>
-      </w:r>
-      <w:r>
-        <w:rPr>
-          <w:rStyle w:val="SubtleEmphasis"/>
-          <w:rFonts w:asciiTheme="minorHAnsi" w:hAnsiTheme="minorHAnsi" w:cstheme="minorHAnsi"/>
-          <w:color w:val="0D0D0D" w:themeColor="text1" w:themeTint="F2"/>
-          <w:sz w:val="24"/>
-          <w:szCs w:val="24"/>
-        </w:rPr>
-        <w:t>ite</w:t>
-      </w:r>
-      <w:r>
-        <w:rPr>
-          <w:rStyle w:val="SubtleEmphasis"/>
-          <w:rFonts w:asciiTheme="minorHAnsi" w:hAnsiTheme="minorHAnsi" w:cstheme="minorHAnsi"/>
-          <w:color w:val="0D0D0D" w:themeColor="text1" w:themeTint="F2"/>
-          <w:sz w:val="24"/>
-          <w:szCs w:val="24"/>
-        </w:rPr>
-        <w:t xml:space="preserve"> m</w:t>
-      </w:r>
-      <w:r>
-        <w:rPr>
-          <w:rStyle w:val="SubtleEmphasis"/>
-          <w:rFonts w:asciiTheme="minorHAnsi" w:hAnsiTheme="minorHAnsi" w:cstheme="minorHAnsi"/>
-          <w:color w:val="0D0D0D" w:themeColor="text1" w:themeTint="F2"/>
-          <w:sz w:val="24"/>
-          <w:szCs w:val="24"/>
-        </w:rPr>
-        <w:t>ethodology</w:t>
+        <w:t>. In the interest of time, we will loosely follow a design study lite methodology</w:t>
       </w:r>
       <w:sdt>
         <w:sdtPr>
@@ -765,17 +685,41 @@
           <w:sz w:val="24"/>
           <w:szCs w:val="24"/>
         </w:rPr>
-        <w:t>CEEDS (?</w:t>
-      </w:r>
-      <w:r>
-        <w:rPr>
-          <w:rStyle w:val="SubtleEmphasis"/>
-          <w:rFonts w:asciiTheme="minorHAnsi" w:hAnsiTheme="minorHAnsi" w:cstheme="minorHAnsi"/>
-          <w:color w:val="0D0D0D" w:themeColor="text1" w:themeTint="F2"/>
-          <w:sz w:val="24"/>
-          <w:szCs w:val="24"/>
-        </w:rPr>
-        <w:t xml:space="preserve">) </w:t>
+        <w:t>Becca Mallot (</w:t>
+      </w:r>
+      <w:r>
+        <w:rPr>
+          <w:rStyle w:val="SubtleEmphasis"/>
+          <w:rFonts w:asciiTheme="minorHAnsi" w:hAnsiTheme="minorHAnsi" w:cstheme="minorHAnsi"/>
+          <w:b/>
+          <w:bCs/>
+          <w:color w:val="0D0D0D" w:themeColor="text1" w:themeTint="F2"/>
+          <w:sz w:val="24"/>
+          <w:szCs w:val="24"/>
+        </w:rPr>
+        <w:t>CEEDS</w:t>
+      </w:r>
+      <w:r>
+        <w:rPr>
+          <w:rStyle w:val="SubtleEmphasis"/>
+          <w:rFonts w:asciiTheme="minorHAnsi" w:hAnsiTheme="minorHAnsi" w:cstheme="minorHAnsi"/>
+          <w:b/>
+          <w:bCs/>
+          <w:color w:val="0D0D0D" w:themeColor="text1" w:themeTint="F2"/>
+          <w:sz w:val="24"/>
+          <w:szCs w:val="24"/>
+        </w:rPr>
+        <w:t xml:space="preserve">): </w:t>
+      </w:r>
+      <w:r>
+        <w:rPr>
+          <w:rStyle w:val="SubtleEmphasis"/>
+          <w:rFonts w:asciiTheme="minorHAnsi" w:hAnsiTheme="minorHAnsi" w:cstheme="minorHAnsi"/>
+          <w:color w:val="0D0D0D" w:themeColor="text1" w:themeTint="F2"/>
+          <w:sz w:val="24"/>
+          <w:szCs w:val="24"/>
+        </w:rPr>
+        <w:t xml:space="preserve"> </w:t>
       </w:r>
     </w:p>
     <w:p>
@@ -887,6 +831,18 @@
         </w:rPr>
         <w:t>Milestone 1 (fp01): Project Plan</w:t>
       </w:r>
+      <w:r>
+        <w:rPr>
+          <w:rStyle w:val="SubtleEmphasis"/>
+          <w:rFonts w:asciiTheme="minorHAnsi" w:hAnsiTheme="minorHAnsi" w:cstheme="minorHAnsi"/>
+          <w:b w:val="0"/>
+          <w:bCs w:val="0"/>
+          <w:color w:val="0D0D0D" w:themeColor="text1" w:themeTint="F2"/>
+          <w:sz w:val="24"/>
+          <w:szCs w:val="24"/>
+        </w:rPr>
+        <w:t xml:space="preserve"> [18pts]</w:t>
+      </w:r>
     </w:p>
     <w:p>
       <w:pPr>
@@ -920,7 +876,7 @@
           <w:sz w:val="24"/>
           <w:szCs w:val="24"/>
         </w:rPr>
-        <w:t>abstract</w:t>
+        <w:t>discover</w:t>
       </w:r>
       <w:r>
         <w:rPr>
@@ -1058,8 +1014,6 @@
           <w:r>
             <w:rPr>
               <w:rFonts w:eastAsiaTheme="majorEastAsia" w:cstheme="minorHAnsi"/>
-              <w:i w:val="0"/>
-              <w:iCs w:val="0"/>
               <w:noProof/>
               <w:color w:val="0D0D0D" w:themeColor="text1" w:themeTint="F2"/>
               <w:sz w:val="24"/>
@@ -1123,7 +1077,29 @@
           <w:sz w:val="24"/>
           <w:szCs w:val="24"/>
         </w:rPr>
-        <w:t xml:space="preserve">Work with your group to develop a semi-structured interview script to use for the abstract phase of your design study. Your script should include questions to ascertain information about your domain expert’s data, their high-level analysis needs/questions, and the intended user of the VA system’s experience with visualizations and analysis. Aim for an interview that will last roughly 45 minutes.  </w:t>
+        <w:t xml:space="preserve">Work with your group to </w:t>
+      </w:r>
+      <w:r>
+        <w:rPr>
+          <w:rStyle w:val="SubtleEmphasis"/>
+          <w:rFonts w:asciiTheme="minorHAnsi" w:hAnsiTheme="minorHAnsi" w:cstheme="minorHAnsi"/>
+          <w:b/>
+          <w:bCs/>
+          <w:color w:val="0D0D0D" w:themeColor="text1" w:themeTint="F2"/>
+          <w:sz w:val="24"/>
+          <w:szCs w:val="24"/>
+        </w:rPr>
+        <w:t>develop a semi-structured interview script</w:t>
+      </w:r>
+      <w:r>
+        <w:rPr>
+          <w:rStyle w:val="SubtleEmphasis"/>
+          <w:rFonts w:asciiTheme="minorHAnsi" w:hAnsiTheme="minorHAnsi" w:cstheme="minorHAnsi"/>
+          <w:color w:val="0D0D0D" w:themeColor="text1" w:themeTint="F2"/>
+          <w:sz w:val="24"/>
+          <w:szCs w:val="24"/>
+        </w:rPr>
+        <w:t xml:space="preserve"> to use for the abstract phase of your design study. Your script should include questions to ascertain information about your domain expert’s data, their high-level analysis needs/questions, and the intended user of the VA system. Aim for an interview that will last roughly 45 minutes.  </w:t>
       </w:r>
     </w:p>
     <w:p>
@@ -1157,11 +1133,469 @@
           <w:sz w:val="24"/>
           <w:szCs w:val="24"/>
         </w:rPr>
-        <w:t xml:space="preserve">All groups working with the same domain expert must meet with Ab to review their interview scripts prior to interviewing the expert. </w:t>
+        <w:t>All groups working with the same domain expert must meet with Ab to review their interview scripts prior to interviewing the expert.</w:t>
+      </w:r>
+      <w:r>
+        <w:rPr>
+          <w:rStyle w:val="SubtleEmphasis"/>
+          <w:rFonts w:asciiTheme="minorHAnsi" w:hAnsiTheme="minorHAnsi" w:cstheme="minorHAnsi"/>
+          <w:color w:val="0D0D0D" w:themeColor="text1" w:themeTint="F2"/>
+          <w:sz w:val="24"/>
+          <w:szCs w:val="24"/>
+        </w:rPr>
+        <w:t xml:space="preserve"> </w:t>
+      </w:r>
+      <w:r>
+        <w:rPr>
+          <w:rStyle w:val="SubtleEmphasis"/>
+          <w:rFonts w:asciiTheme="minorHAnsi" w:hAnsiTheme="minorHAnsi" w:cstheme="minorHAnsi"/>
+          <w:b/>
+          <w:bCs/>
+          <w:color w:val="0D0D0D" w:themeColor="text1" w:themeTint="F2"/>
+          <w:sz w:val="24"/>
+          <w:szCs w:val="24"/>
+        </w:rPr>
+        <w:t>Coordinate a time to meet with Ab</w:t>
+      </w:r>
+      <w:r>
+        <w:rPr>
+          <w:rStyle w:val="SubtleEmphasis"/>
+          <w:rFonts w:asciiTheme="minorHAnsi" w:hAnsiTheme="minorHAnsi" w:cstheme="minorHAnsi"/>
+          <w:color w:val="0D0D0D" w:themeColor="text1" w:themeTint="F2"/>
+          <w:sz w:val="24"/>
+          <w:szCs w:val="24"/>
+        </w:rPr>
+        <w:t xml:space="preserve"> to review and finalize your interview script. All group members must attend the meeting.</w:t>
       </w:r>
     </w:p>
     <w:p>
       <w:pPr>
+        <w:spacing w:after="0" w:line="240" w:lineRule="auto"/>
+        <w:rPr>
+          <w:rStyle w:val="SubtleEmphasis"/>
+          <w:rFonts w:asciiTheme="minorHAnsi" w:hAnsiTheme="minorHAnsi" w:cstheme="minorHAnsi"/>
+          <w:color w:val="0D0D0D" w:themeColor="text1" w:themeTint="F2"/>
+          <w:sz w:val="24"/>
+          <w:szCs w:val="24"/>
+        </w:rPr>
+      </w:pPr>
+    </w:p>
+    <w:p>
+      <w:pPr>
+        <w:spacing w:after="0" w:line="240" w:lineRule="auto"/>
+        <w:rPr>
+          <w:rStyle w:val="SubtleEmphasis"/>
+          <w:rFonts w:asciiTheme="minorHAnsi" w:hAnsiTheme="minorHAnsi" w:cstheme="minorHAnsi"/>
+          <w:color w:val="0D0D0D" w:themeColor="text1" w:themeTint="F2"/>
+          <w:sz w:val="24"/>
+          <w:szCs w:val="24"/>
+        </w:rPr>
+      </w:pPr>
+      <w:r>
+        <w:rPr>
+          <w:rStyle w:val="SubtleEmphasis"/>
+          <w:rFonts w:asciiTheme="minorHAnsi" w:hAnsiTheme="minorHAnsi" w:cstheme="minorHAnsi"/>
+          <w:color w:val="0D0D0D" w:themeColor="text1" w:themeTint="F2"/>
+          <w:sz w:val="24"/>
+          <w:szCs w:val="24"/>
+        </w:rPr>
+        <w:t xml:space="preserve">Once your script is finalized, </w:t>
+      </w:r>
+      <w:r>
+        <w:rPr>
+          <w:rStyle w:val="SubtleEmphasis"/>
+          <w:rFonts w:asciiTheme="minorHAnsi" w:hAnsiTheme="minorHAnsi" w:cstheme="minorHAnsi"/>
+          <w:b/>
+          <w:bCs/>
+          <w:color w:val="0D0D0D" w:themeColor="text1" w:themeTint="F2"/>
+          <w:sz w:val="24"/>
+          <w:szCs w:val="24"/>
+        </w:rPr>
+        <w:t>choose two delegates to interview your domain expert</w:t>
+      </w:r>
+      <w:r>
+        <w:rPr>
+          <w:rStyle w:val="SubtleEmphasis"/>
+          <w:rFonts w:asciiTheme="minorHAnsi" w:hAnsiTheme="minorHAnsi" w:cstheme="minorHAnsi"/>
+          <w:color w:val="0D0D0D" w:themeColor="text1" w:themeTint="F2"/>
+          <w:sz w:val="24"/>
+          <w:szCs w:val="24"/>
+        </w:rPr>
+        <w:t xml:space="preserve">. Coordinate a time to interview your domain expert, remember to be respectful of their time. During the interview, follow your script and </w:t>
+      </w:r>
+      <w:r>
+        <w:rPr>
+          <w:rStyle w:val="SubtleEmphasis"/>
+          <w:rFonts w:asciiTheme="minorHAnsi" w:hAnsiTheme="minorHAnsi" w:cstheme="minorHAnsi"/>
+          <w:b/>
+          <w:bCs/>
+          <w:color w:val="0D0D0D" w:themeColor="text1" w:themeTint="F2"/>
+          <w:sz w:val="24"/>
+          <w:szCs w:val="24"/>
+        </w:rPr>
+        <w:t>ask to record the interview or take thorough notes</w:t>
+      </w:r>
+      <w:r>
+        <w:rPr>
+          <w:rStyle w:val="SubtleEmphasis"/>
+          <w:rFonts w:asciiTheme="minorHAnsi" w:hAnsiTheme="minorHAnsi" w:cstheme="minorHAnsi"/>
+          <w:color w:val="0D0D0D" w:themeColor="text1" w:themeTint="F2"/>
+          <w:sz w:val="24"/>
+          <w:szCs w:val="24"/>
+        </w:rPr>
+        <w:t xml:space="preserve"> to refer to after.     </w:t>
+      </w:r>
+      <w:r>
+        <w:rPr>
+          <w:rStyle w:val="SubtleEmphasis"/>
+          <w:rFonts w:asciiTheme="minorHAnsi" w:hAnsiTheme="minorHAnsi" w:cstheme="minorHAnsi"/>
+          <w:color w:val="0D0D0D" w:themeColor="text1" w:themeTint="F2"/>
+          <w:sz w:val="24"/>
+          <w:szCs w:val="24"/>
+        </w:rPr>
+        <w:t xml:space="preserve"> </w:t>
+      </w:r>
+    </w:p>
+    <w:p>
+      <w:pPr>
+        <w:spacing w:after="0" w:line="240" w:lineRule="auto"/>
+        <w:rPr>
+          <w:rStyle w:val="SubtleEmphasis"/>
+          <w:rFonts w:asciiTheme="minorHAnsi" w:hAnsiTheme="minorHAnsi" w:cstheme="minorHAnsi"/>
+          <w:color w:val="0D0D0D" w:themeColor="text1" w:themeTint="F2"/>
+          <w:sz w:val="24"/>
+          <w:szCs w:val="24"/>
+        </w:rPr>
+      </w:pPr>
+    </w:p>
+    <w:p>
+      <w:pPr>
+        <w:spacing w:after="0" w:line="240" w:lineRule="auto"/>
+        <w:rPr>
+          <w:rStyle w:val="SubtleEmphasis"/>
+          <w:rFonts w:asciiTheme="minorHAnsi" w:hAnsiTheme="minorHAnsi" w:cstheme="minorHAnsi"/>
+          <w:color w:val="0D0D0D" w:themeColor="text1" w:themeTint="F2"/>
+          <w:sz w:val="24"/>
+          <w:szCs w:val="24"/>
+        </w:rPr>
+      </w:pPr>
+      <w:r>
+        <w:rPr>
+          <w:rStyle w:val="SubtleEmphasis"/>
+          <w:rFonts w:asciiTheme="minorHAnsi" w:hAnsiTheme="minorHAnsi" w:cstheme="minorHAnsi"/>
+          <w:color w:val="0D0D0D" w:themeColor="text1" w:themeTint="F2"/>
+          <w:sz w:val="24"/>
+          <w:szCs w:val="24"/>
+        </w:rPr>
+        <w:t xml:space="preserve">Finally, review the results of your interview. </w:t>
+      </w:r>
+      <w:r>
+        <w:rPr>
+          <w:rStyle w:val="SubtleEmphasis"/>
+          <w:rFonts w:asciiTheme="minorHAnsi" w:hAnsiTheme="minorHAnsi" w:cstheme="minorHAnsi"/>
+          <w:b/>
+          <w:bCs/>
+          <w:color w:val="0D0D0D" w:themeColor="text1" w:themeTint="F2"/>
+          <w:sz w:val="24"/>
+          <w:szCs w:val="24"/>
+        </w:rPr>
+        <w:t>Identify three specific high-level interactions</w:t>
+      </w:r>
+      <w:r>
+        <w:rPr>
+          <w:rStyle w:val="SubtleEmphasis"/>
+          <w:rFonts w:asciiTheme="minorHAnsi" w:hAnsiTheme="minorHAnsi" w:cstheme="minorHAnsi"/>
+          <w:color w:val="0D0D0D" w:themeColor="text1" w:themeTint="F2"/>
+          <w:sz w:val="24"/>
+          <w:szCs w:val="24"/>
+        </w:rPr>
+        <w:t xml:space="preserve"> that your VA system will support. </w:t>
+      </w:r>
+      <w:r>
+        <w:rPr>
+          <w:rStyle w:val="SubtleEmphasis"/>
+          <w:rFonts w:asciiTheme="minorHAnsi" w:hAnsiTheme="minorHAnsi" w:cstheme="minorHAnsi"/>
+          <w:b/>
+          <w:bCs/>
+          <w:color w:val="0D0D0D" w:themeColor="text1" w:themeTint="F2"/>
+          <w:sz w:val="24"/>
+          <w:szCs w:val="24"/>
+        </w:rPr>
+        <w:t>Sketch a preliminary design</w:t>
+      </w:r>
+      <w:r>
+        <w:rPr>
+          <w:rStyle w:val="SubtleEmphasis"/>
+          <w:rFonts w:asciiTheme="minorHAnsi" w:hAnsiTheme="minorHAnsi" w:cstheme="minorHAnsi"/>
+          <w:color w:val="0D0D0D" w:themeColor="text1" w:themeTint="F2"/>
+          <w:sz w:val="24"/>
+          <w:szCs w:val="24"/>
+        </w:rPr>
+        <w:t xml:space="preserve"> of your system and </w:t>
+      </w:r>
+      <w:r>
+        <w:rPr>
+          <w:rStyle w:val="SubtleEmphasis"/>
+          <w:rFonts w:asciiTheme="minorHAnsi" w:hAnsiTheme="minorHAnsi" w:cstheme="minorHAnsi"/>
+          <w:b/>
+          <w:bCs/>
+          <w:color w:val="0D0D0D" w:themeColor="text1" w:themeTint="F2"/>
+          <w:sz w:val="24"/>
+          <w:szCs w:val="24"/>
+        </w:rPr>
+        <w:t>identify at least one low-level interaction that supports each high-level interaction</w:t>
+      </w:r>
+      <w:r>
+        <w:rPr>
+          <w:rStyle w:val="SubtleEmphasis"/>
+          <w:rFonts w:asciiTheme="minorHAnsi" w:hAnsiTheme="minorHAnsi" w:cstheme="minorHAnsi"/>
+          <w:color w:val="0D0D0D" w:themeColor="text1" w:themeTint="F2"/>
+          <w:sz w:val="24"/>
+          <w:szCs w:val="24"/>
+        </w:rPr>
+        <w:t>.</w:t>
+      </w:r>
+      <w:r>
+        <w:rPr>
+          <w:rStyle w:val="SubtleEmphasis"/>
+          <w:rFonts w:asciiTheme="minorHAnsi" w:hAnsiTheme="minorHAnsi" w:cstheme="minorHAnsi"/>
+          <w:color w:val="0D0D0D" w:themeColor="text1" w:themeTint="F2"/>
+          <w:sz w:val="24"/>
+          <w:szCs w:val="24"/>
+        </w:rPr>
+        <w:t xml:space="preserve"> Your final VA system must include (1) at least three different visual encodings, (2) at least one details-on-demand interaction, (3) at least two coordinated views of the data. </w:t>
+      </w:r>
+      <w:r>
+        <w:rPr>
+          <w:rStyle w:val="SubtleEmphasis"/>
+          <w:rFonts w:asciiTheme="minorHAnsi" w:hAnsiTheme="minorHAnsi" w:cstheme="minorHAnsi"/>
+          <w:color w:val="0D0D0D" w:themeColor="text1" w:themeTint="F2"/>
+          <w:sz w:val="24"/>
+          <w:szCs w:val="24"/>
+        </w:rPr>
+        <w:t xml:space="preserve">  </w:t>
+      </w:r>
+    </w:p>
+    <w:p>
+      <w:pPr>
+        <w:spacing w:after="0" w:line="240" w:lineRule="auto"/>
+        <w:rPr>
+          <w:rStyle w:val="SubtleEmphasis"/>
+          <w:rFonts w:asciiTheme="minorHAnsi" w:hAnsiTheme="minorHAnsi" w:cstheme="minorHAnsi"/>
+          <w:color w:val="0D0D0D" w:themeColor="text1" w:themeTint="F2"/>
+          <w:sz w:val="24"/>
+          <w:szCs w:val="24"/>
+        </w:rPr>
+      </w:pPr>
+    </w:p>
+    <w:p>
+      <w:pPr>
+        <w:spacing w:after="0" w:line="240" w:lineRule="auto"/>
+        <w:rPr>
+          <w:rStyle w:val="SubtleEmphasis"/>
+          <w:rFonts w:asciiTheme="minorHAnsi" w:hAnsiTheme="minorHAnsi" w:cstheme="minorHAnsi"/>
+          <w:color w:val="0D0D0D" w:themeColor="text1" w:themeTint="F2"/>
+          <w:sz w:val="24"/>
+          <w:szCs w:val="24"/>
+        </w:rPr>
+      </w:pPr>
+      <w:r>
+        <w:rPr>
+          <w:rStyle w:val="SubtleEmphasis"/>
+          <w:rFonts w:asciiTheme="minorHAnsi" w:hAnsiTheme="minorHAnsi" w:cstheme="minorHAnsi"/>
+          <w:color w:val="0D0D0D" w:themeColor="text1" w:themeTint="F2"/>
+          <w:sz w:val="24"/>
+          <w:szCs w:val="24"/>
+        </w:rPr>
+        <w:t>Deliverables for this milestone:</w:t>
+      </w:r>
+    </w:p>
+    <w:p>
+      <w:pPr>
+        <w:pStyle w:val="ListParagraph"/>
+        <w:numPr>
+          <w:ilvl w:val="0"/>
+          <w:numId w:val="28"/>
+        </w:numPr>
+        <w:spacing w:after="0" w:line="240" w:lineRule="auto"/>
+        <w:rPr>
+          <w:rStyle w:val="SubtleEmphasis"/>
+          <w:rFonts w:asciiTheme="minorHAnsi" w:hAnsiTheme="minorHAnsi" w:cstheme="minorHAnsi"/>
+          <w:color w:val="0D0D0D" w:themeColor="text1" w:themeTint="F2"/>
+          <w:sz w:val="24"/>
+          <w:szCs w:val="24"/>
+        </w:rPr>
+      </w:pPr>
+      <w:r>
+        <w:rPr>
+          <w:rStyle w:val="SubtleEmphasis"/>
+          <w:rFonts w:asciiTheme="minorHAnsi" w:hAnsiTheme="minorHAnsi" w:cstheme="minorHAnsi"/>
+          <w:color w:val="0D0D0D" w:themeColor="text1" w:themeTint="F2"/>
+          <w:sz w:val="24"/>
+          <w:szCs w:val="24"/>
+        </w:rPr>
+        <w:t>Interview Script</w:t>
+      </w:r>
+    </w:p>
+    <w:p>
+      <w:pPr>
+        <w:pStyle w:val="ListParagraph"/>
+        <w:numPr>
+          <w:ilvl w:val="0"/>
+          <w:numId w:val="28"/>
+        </w:numPr>
+        <w:spacing w:after="0" w:line="240" w:lineRule="auto"/>
+        <w:rPr>
+          <w:rStyle w:val="SubtleEmphasis"/>
+          <w:rFonts w:asciiTheme="minorHAnsi" w:hAnsiTheme="minorHAnsi" w:cstheme="minorHAnsi"/>
+          <w:color w:val="0D0D0D" w:themeColor="text1" w:themeTint="F2"/>
+          <w:sz w:val="24"/>
+          <w:szCs w:val="24"/>
+        </w:rPr>
+      </w:pPr>
+      <w:r>
+        <w:rPr>
+          <w:rStyle w:val="SubtleEmphasis"/>
+          <w:rFonts w:asciiTheme="minorHAnsi" w:hAnsiTheme="minorHAnsi" w:cstheme="minorHAnsi"/>
+          <w:color w:val="0D0D0D" w:themeColor="text1" w:themeTint="F2"/>
+          <w:sz w:val="24"/>
+          <w:szCs w:val="24"/>
+        </w:rPr>
+        <w:t>Meeting with Ab to finalize interview script</w:t>
+      </w:r>
+    </w:p>
+    <w:p>
+      <w:pPr>
+        <w:pStyle w:val="ListParagraph"/>
+        <w:numPr>
+          <w:ilvl w:val="0"/>
+          <w:numId w:val="28"/>
+        </w:numPr>
+        <w:spacing w:after="0" w:line="240" w:lineRule="auto"/>
+        <w:rPr>
+          <w:rStyle w:val="SubtleEmphasis"/>
+          <w:rFonts w:asciiTheme="minorHAnsi" w:hAnsiTheme="minorHAnsi" w:cstheme="minorHAnsi"/>
+          <w:color w:val="0D0D0D" w:themeColor="text1" w:themeTint="F2"/>
+          <w:sz w:val="24"/>
+          <w:szCs w:val="24"/>
+        </w:rPr>
+      </w:pPr>
+      <w:r>
+        <w:rPr>
+          <w:rStyle w:val="SubtleEmphasis"/>
+          <w:rFonts w:asciiTheme="minorHAnsi" w:hAnsiTheme="minorHAnsi" w:cstheme="minorHAnsi"/>
+          <w:color w:val="0D0D0D" w:themeColor="text1" w:themeTint="F2"/>
+          <w:sz w:val="24"/>
+          <w:szCs w:val="24"/>
+        </w:rPr>
+        <w:t>Interview of domain expert (evidenced by recording / notes)</w:t>
+      </w:r>
+    </w:p>
+    <w:p>
+      <w:pPr>
+        <w:pStyle w:val="ListParagraph"/>
+        <w:numPr>
+          <w:ilvl w:val="0"/>
+          <w:numId w:val="28"/>
+        </w:numPr>
+        <w:spacing w:after="0" w:line="240" w:lineRule="auto"/>
+        <w:rPr>
+          <w:rStyle w:val="SubtleEmphasis"/>
+          <w:rFonts w:asciiTheme="minorHAnsi" w:hAnsiTheme="minorHAnsi" w:cstheme="minorHAnsi"/>
+          <w:color w:val="0D0D0D" w:themeColor="text1" w:themeTint="F2"/>
+          <w:sz w:val="24"/>
+          <w:szCs w:val="24"/>
+        </w:rPr>
+      </w:pPr>
+      <w:r>
+        <w:rPr>
+          <w:rStyle w:val="SubtleEmphasis"/>
+          <w:rFonts w:asciiTheme="minorHAnsi" w:hAnsiTheme="minorHAnsi" w:cstheme="minorHAnsi"/>
+          <w:color w:val="0D0D0D" w:themeColor="text1" w:themeTint="F2"/>
+          <w:sz w:val="24"/>
+          <w:szCs w:val="24"/>
+        </w:rPr>
+        <w:t>Three high-level interactions</w:t>
+      </w:r>
+    </w:p>
+    <w:p>
+      <w:pPr>
+        <w:pStyle w:val="ListParagraph"/>
+        <w:numPr>
+          <w:ilvl w:val="0"/>
+          <w:numId w:val="28"/>
+        </w:numPr>
+        <w:spacing w:after="0" w:line="240" w:lineRule="auto"/>
+        <w:rPr>
+          <w:rStyle w:val="SubtleEmphasis"/>
+          <w:rFonts w:asciiTheme="minorHAnsi" w:hAnsiTheme="minorHAnsi" w:cstheme="minorHAnsi"/>
+          <w:color w:val="0D0D0D" w:themeColor="text1" w:themeTint="F2"/>
+          <w:sz w:val="24"/>
+          <w:szCs w:val="24"/>
+        </w:rPr>
+      </w:pPr>
+      <w:r>
+        <w:rPr>
+          <w:rStyle w:val="SubtleEmphasis"/>
+          <w:rFonts w:asciiTheme="minorHAnsi" w:hAnsiTheme="minorHAnsi" w:cstheme="minorHAnsi"/>
+          <w:color w:val="0D0D0D" w:themeColor="text1" w:themeTint="F2"/>
+          <w:sz w:val="24"/>
+          <w:szCs w:val="24"/>
+        </w:rPr>
+        <w:t>Preliminary system design</w:t>
+      </w:r>
+    </w:p>
+    <w:p>
+      <w:pPr>
+        <w:pStyle w:val="ListParagraph"/>
+        <w:numPr>
+          <w:ilvl w:val="0"/>
+          <w:numId w:val="28"/>
+        </w:numPr>
+        <w:spacing w:after="0" w:line="240" w:lineRule="auto"/>
+        <w:rPr>
+          <w:rStyle w:val="SubtleEmphasis"/>
+          <w:rFonts w:asciiTheme="minorHAnsi" w:hAnsiTheme="minorHAnsi" w:cstheme="minorHAnsi"/>
+          <w:color w:val="0D0D0D" w:themeColor="text1" w:themeTint="F2"/>
+          <w:sz w:val="24"/>
+          <w:szCs w:val="24"/>
+        </w:rPr>
+      </w:pPr>
+      <w:r>
+        <w:rPr>
+          <w:rStyle w:val="SubtleEmphasis"/>
+          <w:rFonts w:asciiTheme="minorHAnsi" w:hAnsiTheme="minorHAnsi" w:cstheme="minorHAnsi"/>
+          <w:color w:val="0D0D0D" w:themeColor="text1" w:themeTint="F2"/>
+          <w:sz w:val="24"/>
+          <w:szCs w:val="24"/>
+        </w:rPr>
+        <w:t xml:space="preserve">Three low-level interactions </w:t>
+      </w:r>
+    </w:p>
+    <w:p>
+      <w:pPr>
+        <w:spacing w:after="0" w:line="240" w:lineRule="auto"/>
+        <w:rPr>
+          <w:rStyle w:val="SubtleEmphasis"/>
+          <w:rFonts w:asciiTheme="minorHAnsi" w:hAnsiTheme="minorHAnsi" w:cstheme="minorHAnsi"/>
+          <w:color w:val="0D0D0D" w:themeColor="text1" w:themeTint="F2"/>
+          <w:sz w:val="24"/>
+          <w:szCs w:val="24"/>
+        </w:rPr>
+      </w:pPr>
+      <w:r>
+        <w:rPr>
+          <w:rStyle w:val="SubtleEmphasis"/>
+          <w:rFonts w:asciiTheme="minorHAnsi" w:hAnsiTheme="minorHAnsi" w:cstheme="minorHAnsi"/>
+          <w:color w:val="0D0D0D" w:themeColor="text1" w:themeTint="F2"/>
+          <w:sz w:val="24"/>
+          <w:szCs w:val="24"/>
+        </w:rPr>
+        <w:t xml:space="preserve">Each deliverable will be scored from 0-3: 0 == Not completed, 1 == Needs improvement, 2 == Needs minor improvement, 3 == Fully completed.  </w:t>
+      </w:r>
+    </w:p>
+    <w:p>
+      <w:pPr>
         <w:pStyle w:val="Heading1"/>
         <w:rPr>
           <w:rStyle w:val="SubtleEmphasis"/>
@@ -1185,6 +1619,18 @@
         </w:rPr>
         <w:t>Milestone 2 (fp02): Prototyping</w:t>
       </w:r>
+      <w:r>
+        <w:rPr>
+          <w:rStyle w:val="SubtleEmphasis"/>
+          <w:rFonts w:asciiTheme="minorHAnsi" w:hAnsiTheme="minorHAnsi" w:cstheme="minorHAnsi"/>
+          <w:b w:val="0"/>
+          <w:bCs w:val="0"/>
+          <w:color w:val="0D0D0D" w:themeColor="text1" w:themeTint="F2"/>
+          <w:sz w:val="24"/>
+          <w:szCs w:val="24"/>
+        </w:rPr>
+        <w:t xml:space="preserve"> [9pts]</w:t>
+      </w:r>
     </w:p>
     <w:p>
       <w:pPr>
@@ -1217,17 +1663,27 @@
           <w:sz w:val="24"/>
           <w:szCs w:val="24"/>
         </w:rPr>
-        <w:t>build</w:t>
-      </w:r>
-      <w:r>
-        <w:rPr>
-          <w:rStyle w:val="SubtleEmphasis"/>
-          <w:rFonts w:asciiTheme="minorHAnsi" w:hAnsiTheme="minorHAnsi" w:cstheme="minorHAnsi"/>
-          <w:color w:val="0D0D0D" w:themeColor="text1" w:themeTint="F2"/>
-          <w:sz w:val="24"/>
-          <w:szCs w:val="24"/>
-        </w:rPr>
-        <w:t xml:space="preserve"> and </w:t>
+        <w:t>implement</w:t>
+      </w:r>
+      <w:r>
+        <w:rPr>
+          <w:rStyle w:val="SubtleEmphasis"/>
+          <w:rFonts w:asciiTheme="minorHAnsi" w:hAnsiTheme="minorHAnsi" w:cstheme="minorHAnsi"/>
+          <w:color w:val="0D0D0D" w:themeColor="text1" w:themeTint="F2"/>
+          <w:sz w:val="24"/>
+          <w:szCs w:val="24"/>
+        </w:rPr>
+        <w:t xml:space="preserve"> </w:t>
+      </w:r>
+      <w:r>
+        <w:rPr>
+          <w:rStyle w:val="SubtleEmphasis"/>
+          <w:rFonts w:asciiTheme="minorHAnsi" w:hAnsiTheme="minorHAnsi" w:cstheme="minorHAnsi"/>
+          <w:color w:val="0D0D0D" w:themeColor="text1" w:themeTint="F2"/>
+          <w:sz w:val="24"/>
+          <w:szCs w:val="24"/>
+        </w:rPr>
+        <w:t xml:space="preserve">and </w:t>
       </w:r>
       <w:r>
         <w:rPr>
@@ -1239,21 +1695,620 @@
           <w:sz w:val="24"/>
           <w:szCs w:val="24"/>
         </w:rPr>
-        <w:t>evaluate</w:t>
-      </w:r>
-      <w:r>
-        <w:rPr>
-          <w:rStyle w:val="SubtleEmphasis"/>
-          <w:rFonts w:asciiTheme="minorHAnsi" w:hAnsiTheme="minorHAnsi" w:cstheme="minorHAnsi"/>
-          <w:color w:val="0D0D0D" w:themeColor="text1" w:themeTint="F2"/>
-          <w:sz w:val="24"/>
-          <w:szCs w:val="24"/>
-        </w:rPr>
-        <w:t xml:space="preserve"> steps of the design study methodology. </w:t>
+        <w:t>deploy</w:t>
+      </w:r>
+      <w:r>
+        <w:rPr>
+          <w:rStyle w:val="SubtleEmphasis"/>
+          <w:rFonts w:asciiTheme="minorHAnsi" w:hAnsiTheme="minorHAnsi" w:cstheme="minorHAnsi"/>
+          <w:color w:val="0D0D0D" w:themeColor="text1" w:themeTint="F2"/>
+          <w:sz w:val="24"/>
+          <w:szCs w:val="24"/>
+        </w:rPr>
+        <w:t xml:space="preserve"> </w:t>
+      </w:r>
+      <w:r>
+        <w:rPr>
+          <w:rStyle w:val="SubtleEmphasis"/>
+          <w:rFonts w:asciiTheme="minorHAnsi" w:hAnsiTheme="minorHAnsi" w:cstheme="minorHAnsi"/>
+          <w:color w:val="0D0D0D" w:themeColor="text1" w:themeTint="F2"/>
+          <w:sz w:val="24"/>
+          <w:szCs w:val="24"/>
+        </w:rPr>
+        <w:t>step of the design study methodology.</w:t>
+      </w:r>
+      <w:r>
+        <w:rPr>
+          <w:rStyle w:val="SubtleEmphasis"/>
+          <w:rFonts w:asciiTheme="minorHAnsi" w:hAnsiTheme="minorHAnsi" w:cstheme="minorHAnsi"/>
+          <w:color w:val="0D0D0D" w:themeColor="text1" w:themeTint="F2"/>
+          <w:sz w:val="24"/>
+          <w:szCs w:val="24"/>
+        </w:rPr>
+        <w:t xml:space="preserve"> A good starting point for this milestone is to read section 4.2.3 of </w:t>
+      </w:r>
+      <w:r>
+        <w:rPr>
+          <w:rStyle w:val="SubtleEmphasis"/>
+          <w:rFonts w:asciiTheme="minorHAnsi" w:hAnsiTheme="minorHAnsi" w:cstheme="minorHAnsi"/>
+          <w:color w:val="0D0D0D" w:themeColor="text1" w:themeTint="F2"/>
+          <w:sz w:val="24"/>
+          <w:szCs w:val="24"/>
+        </w:rPr>
+        <w:t>Design Study Methodology: Reflections from the Trenches and the Stacks</w:t>
+      </w:r>
+      <w:sdt>
+        <w:sdtPr>
+          <w:rPr>
+            <w:rStyle w:val="SubtleEmphasis"/>
+            <w:rFonts w:asciiTheme="minorHAnsi" w:hAnsiTheme="minorHAnsi" w:cstheme="minorHAnsi"/>
+            <w:color w:val="0D0D0D" w:themeColor="text1" w:themeTint="F2"/>
+            <w:sz w:val="24"/>
+            <w:szCs w:val="24"/>
+          </w:rPr>
+          <w:id w:val="256647426"/>
+          <w:citation/>
+        </w:sdtPr>
+        <w:sdtEndPr>
+          <w:rPr>
+            <w:rStyle w:val="SubtleEmphasis"/>
+            <w:i/>
+            <w:iCs/>
+          </w:rPr>
+        </w:sdtEndPr>
+        <w:sdtContent>
+          <w:r>
+            <w:rPr>
+              <w:rStyle w:val="SubtleEmphasis"/>
+              <w:rFonts w:asciiTheme="minorHAnsi" w:hAnsiTheme="minorHAnsi" w:cstheme="minorHAnsi"/>
+              <w:i/>
+              <w:iCs/>
+              <w:color w:val="0D0D0D" w:themeColor="text1" w:themeTint="F2"/>
+              <w:sz w:val="24"/>
+              <w:szCs w:val="24"/>
+            </w:rPr>
+            <w:fldChar w:fldCharType="begin"/>
+          </w:r>
+          <w:r>
+            <w:rPr>
+              <w:rStyle w:val="SubtleEmphasis"/>
+              <w:rFonts w:asciiTheme="minorHAnsi" w:hAnsiTheme="minorHAnsi" w:cstheme="minorHAnsi"/>
+              <w:i/>
+              <w:iCs/>
+              <w:color w:val="0D0D0D" w:themeColor="text1" w:themeTint="F2"/>
+              <w:sz w:val="24"/>
+              <w:szCs w:val="24"/>
+            </w:rPr>
+            <w:instrText xml:space="preserve"> CITATION Sed121 \l 1033 </w:instrText>
+          </w:r>
+          <w:r>
+            <w:rPr>
+              <w:rStyle w:val="SubtleEmphasis"/>
+              <w:rFonts w:asciiTheme="minorHAnsi" w:hAnsiTheme="minorHAnsi" w:cstheme="minorHAnsi"/>
+              <w:i/>
+              <w:iCs/>
+              <w:color w:val="0D0D0D" w:themeColor="text1" w:themeTint="F2"/>
+              <w:sz w:val="24"/>
+              <w:szCs w:val="24"/>
+            </w:rPr>
+            <w:fldChar w:fldCharType="separate"/>
+          </w:r>
+          <w:r>
+            <w:rPr>
+              <w:rStyle w:val="SubtleEmphasis"/>
+              <w:rFonts w:asciiTheme="minorHAnsi" w:hAnsiTheme="minorHAnsi" w:cstheme="minorHAnsi"/>
+              <w:i/>
+              <w:iCs/>
+              <w:noProof/>
+              <w:color w:val="0D0D0D" w:themeColor="text1" w:themeTint="F2"/>
+              <w:sz w:val="24"/>
+              <w:szCs w:val="24"/>
+            </w:rPr>
+            <w:t xml:space="preserve"> </w:t>
+          </w:r>
+          <w:r>
+            <w:rPr>
+              <w:rFonts w:eastAsiaTheme="majorEastAsia" w:cstheme="minorHAnsi"/>
+              <w:noProof/>
+              <w:color w:val="0D0D0D" w:themeColor="text1" w:themeTint="F2"/>
+              <w:sz w:val="24"/>
+              <w:szCs w:val="24"/>
+            </w:rPr>
+            <w:t>[1]</w:t>
+          </w:r>
+          <w:r>
+            <w:rPr>
+              <w:rStyle w:val="SubtleEmphasis"/>
+              <w:rFonts w:asciiTheme="minorHAnsi" w:hAnsiTheme="minorHAnsi" w:cstheme="minorHAnsi"/>
+              <w:i/>
+              <w:iCs/>
+              <w:color w:val="0D0D0D" w:themeColor="text1" w:themeTint="F2"/>
+              <w:sz w:val="24"/>
+              <w:szCs w:val="24"/>
+            </w:rPr>
+            <w:fldChar w:fldCharType="end"/>
+          </w:r>
+        </w:sdtContent>
+      </w:sdt>
+      <w:r>
+        <w:rPr>
+          <w:rStyle w:val="SubtleEmphasis"/>
+          <w:rFonts w:asciiTheme="minorHAnsi" w:hAnsiTheme="minorHAnsi" w:cstheme="minorHAnsi"/>
+          <w:color w:val="0D0D0D" w:themeColor="text1" w:themeTint="F2"/>
+          <w:sz w:val="24"/>
+          <w:szCs w:val="24"/>
+        </w:rPr>
+        <w:t xml:space="preserve">. If you want more information about prototyping, a good starting point is </w:t>
+      </w:r>
+      <w:proofErr w:type="gramStart"/>
+      <w:r>
+        <w:rPr>
+          <w:rStyle w:val="SubtleEmphasis"/>
+          <w:rFonts w:asciiTheme="minorHAnsi" w:hAnsiTheme="minorHAnsi" w:cstheme="minorHAnsi"/>
+          <w:color w:val="0D0D0D" w:themeColor="text1" w:themeTint="F2"/>
+          <w:sz w:val="24"/>
+          <w:szCs w:val="24"/>
+        </w:rPr>
+        <w:t>The</w:t>
+      </w:r>
+      <w:proofErr w:type="gramEnd"/>
+      <w:r>
+        <w:rPr>
+          <w:rStyle w:val="SubtleEmphasis"/>
+          <w:rFonts w:asciiTheme="minorHAnsi" w:hAnsiTheme="minorHAnsi" w:cstheme="minorHAnsi"/>
+          <w:color w:val="0D0D0D" w:themeColor="text1" w:themeTint="F2"/>
+          <w:sz w:val="24"/>
+          <w:szCs w:val="24"/>
+        </w:rPr>
+        <w:t xml:space="preserve"> prototyping in Interaction </w:t>
+      </w:r>
+      <w:r>
+        <w:rPr>
+          <w:rStyle w:val="SubtleEmphasis"/>
+          <w:rFonts w:asciiTheme="minorHAnsi" w:hAnsiTheme="minorHAnsi" w:cstheme="minorHAnsi"/>
+          <w:color w:val="0D0D0D" w:themeColor="text1" w:themeTint="F2"/>
+          <w:sz w:val="24"/>
+          <w:szCs w:val="24"/>
+        </w:rPr>
+        <w:t>Design</w:t>
+      </w:r>
+      <w:sdt>
+        <w:sdtPr>
+          <w:rPr>
+            <w:rStyle w:val="SubtleEmphasis"/>
+            <w:rFonts w:asciiTheme="minorHAnsi" w:hAnsiTheme="minorHAnsi" w:cstheme="minorHAnsi"/>
+            <w:i/>
+            <w:iCs/>
+            <w:color w:val="0D0D0D" w:themeColor="text1" w:themeTint="F2"/>
+            <w:sz w:val="24"/>
+            <w:szCs w:val="24"/>
+          </w:rPr>
+          <w:id w:val="-1289587484"/>
+          <w:citation/>
+        </w:sdtPr>
+        <w:sdtContent>
+          <w:r>
+            <w:rPr>
+              <w:rStyle w:val="SubtleEmphasis"/>
+              <w:rFonts w:asciiTheme="minorHAnsi" w:hAnsiTheme="minorHAnsi" w:cstheme="minorHAnsi"/>
+              <w:i/>
+              <w:iCs/>
+              <w:color w:val="0D0D0D" w:themeColor="text1" w:themeTint="F2"/>
+              <w:sz w:val="24"/>
+              <w:szCs w:val="24"/>
+            </w:rPr>
+            <w:fldChar w:fldCharType="begin"/>
+          </w:r>
+          <w:r>
+            <w:rPr>
+              <w:rStyle w:val="SubtleEmphasis"/>
+              <w:rFonts w:asciiTheme="minorHAnsi" w:hAnsiTheme="minorHAnsi" w:cstheme="minorHAnsi"/>
+              <w:i/>
+              <w:iCs/>
+              <w:color w:val="0D0D0D" w:themeColor="text1" w:themeTint="F2"/>
+              <w:sz w:val="24"/>
+              <w:szCs w:val="24"/>
+            </w:rPr>
+            <w:instrText xml:space="preserve"> CITATION Hua08 \l 1033 </w:instrText>
+          </w:r>
+          <w:r>
+            <w:rPr>
+              <w:rStyle w:val="SubtleEmphasis"/>
+              <w:rFonts w:asciiTheme="minorHAnsi" w:hAnsiTheme="minorHAnsi" w:cstheme="minorHAnsi"/>
+              <w:i/>
+              <w:iCs/>
+              <w:color w:val="0D0D0D" w:themeColor="text1" w:themeTint="F2"/>
+              <w:sz w:val="24"/>
+              <w:szCs w:val="24"/>
+            </w:rPr>
+            <w:fldChar w:fldCharType="separate"/>
+          </w:r>
+          <w:r>
+            <w:rPr>
+              <w:rStyle w:val="SubtleEmphasis"/>
+              <w:rFonts w:asciiTheme="minorHAnsi" w:hAnsiTheme="minorHAnsi" w:cstheme="minorHAnsi"/>
+              <w:i/>
+              <w:iCs/>
+              <w:noProof/>
+              <w:color w:val="0D0D0D" w:themeColor="text1" w:themeTint="F2"/>
+              <w:sz w:val="24"/>
+              <w:szCs w:val="24"/>
+            </w:rPr>
+            <w:t xml:space="preserve"> </w:t>
+          </w:r>
+          <w:r>
+            <w:rPr>
+              <w:rFonts w:eastAsiaTheme="majorEastAsia" w:cstheme="minorHAnsi"/>
+              <w:noProof/>
+              <w:color w:val="0D0D0D" w:themeColor="text1" w:themeTint="F2"/>
+              <w:sz w:val="24"/>
+              <w:szCs w:val="24"/>
+            </w:rPr>
+            <w:t>[3]</w:t>
+          </w:r>
+          <w:r>
+            <w:rPr>
+              <w:rStyle w:val="SubtleEmphasis"/>
+              <w:rFonts w:asciiTheme="minorHAnsi" w:hAnsiTheme="minorHAnsi" w:cstheme="minorHAnsi"/>
+              <w:i/>
+              <w:iCs/>
+              <w:color w:val="0D0D0D" w:themeColor="text1" w:themeTint="F2"/>
+              <w:sz w:val="24"/>
+              <w:szCs w:val="24"/>
+            </w:rPr>
+            <w:fldChar w:fldCharType="end"/>
+          </w:r>
+        </w:sdtContent>
+      </w:sdt>
+      <w:r>
+        <w:rPr>
+          <w:rStyle w:val="SubtleEmphasis"/>
+          <w:rFonts w:asciiTheme="minorHAnsi" w:hAnsiTheme="minorHAnsi" w:cstheme="minorHAnsi"/>
+          <w:color w:val="0D0D0D" w:themeColor="text1" w:themeTint="F2"/>
+          <w:sz w:val="24"/>
+          <w:szCs w:val="24"/>
+        </w:rPr>
+        <w:t xml:space="preserve">. </w:t>
+      </w:r>
+      <w:r>
+        <w:rPr>
+          <w:rStyle w:val="SubtleEmphasis"/>
+          <w:rFonts w:asciiTheme="minorHAnsi" w:hAnsiTheme="minorHAnsi" w:cstheme="minorHAnsi"/>
+          <w:color w:val="0D0D0D" w:themeColor="text1" w:themeTint="F2"/>
+          <w:sz w:val="24"/>
+          <w:szCs w:val="24"/>
+        </w:rPr>
+        <w:t xml:space="preserve"> </w:t>
+      </w:r>
+      <w:r>
+        <w:rPr>
+          <w:rStyle w:val="SubtleEmphasis"/>
+          <w:rFonts w:asciiTheme="minorHAnsi" w:hAnsiTheme="minorHAnsi" w:cstheme="minorHAnsi"/>
+          <w:color w:val="0D0D0D" w:themeColor="text1" w:themeTint="F2"/>
+          <w:sz w:val="24"/>
+          <w:szCs w:val="24"/>
+        </w:rPr>
+        <w:t xml:space="preserve"> </w:t>
       </w:r>
     </w:p>
     <w:p>
       <w:pPr>
+        <w:spacing w:after="0" w:line="240" w:lineRule="auto"/>
+        <w:rPr>
+          <w:rStyle w:val="SubtleEmphasis"/>
+          <w:rFonts w:asciiTheme="minorHAnsi" w:hAnsiTheme="minorHAnsi" w:cstheme="minorHAnsi"/>
+          <w:color w:val="0D0D0D" w:themeColor="text1" w:themeTint="F2"/>
+          <w:sz w:val="24"/>
+          <w:szCs w:val="24"/>
+        </w:rPr>
+      </w:pPr>
+    </w:p>
+    <w:p>
+      <w:pPr>
+        <w:spacing w:after="0" w:line="240" w:lineRule="auto"/>
+        <w:rPr>
+          <w:rStyle w:val="SubtleEmphasis"/>
+          <w:rFonts w:asciiTheme="minorHAnsi" w:hAnsiTheme="minorHAnsi" w:cstheme="minorHAnsi"/>
+          <w:color w:val="0D0D0D" w:themeColor="text1" w:themeTint="F2"/>
+          <w:sz w:val="24"/>
+          <w:szCs w:val="24"/>
+        </w:rPr>
+      </w:pPr>
+      <w:r>
+        <w:rPr>
+          <w:rStyle w:val="SubtleEmphasis"/>
+          <w:rFonts w:asciiTheme="minorHAnsi" w:hAnsiTheme="minorHAnsi" w:cstheme="minorHAnsi"/>
+          <w:color w:val="0D0D0D" w:themeColor="text1" w:themeTint="F2"/>
+          <w:sz w:val="24"/>
+          <w:szCs w:val="24"/>
+        </w:rPr>
+        <w:t xml:space="preserve">Bring your sketch from milestone 1 to class the day fp01 is due. </w:t>
+      </w:r>
+      <w:r>
+        <w:rPr>
+          <w:rStyle w:val="SubtleEmphasis"/>
+          <w:rFonts w:asciiTheme="minorHAnsi" w:hAnsiTheme="minorHAnsi" w:cstheme="minorHAnsi"/>
+          <w:b/>
+          <w:bCs/>
+          <w:color w:val="0D0D0D" w:themeColor="text1" w:themeTint="F2"/>
+          <w:sz w:val="24"/>
+          <w:szCs w:val="24"/>
+        </w:rPr>
+        <w:t xml:space="preserve">Pair up with a team working with a different domain expert than </w:t>
+      </w:r>
+      <w:r>
+        <w:rPr>
+          <w:rStyle w:val="SubtleEmphasis"/>
+          <w:rFonts w:asciiTheme="minorHAnsi" w:hAnsiTheme="minorHAnsi" w:cstheme="minorHAnsi"/>
+          <w:b/>
+          <w:bCs/>
+          <w:color w:val="0D0D0D" w:themeColor="text1" w:themeTint="F2"/>
+          <w:sz w:val="24"/>
+          <w:szCs w:val="24"/>
+        </w:rPr>
+        <w:t>you and</w:t>
+      </w:r>
+      <w:r>
+        <w:rPr>
+          <w:rStyle w:val="SubtleEmphasis"/>
+          <w:rFonts w:asciiTheme="minorHAnsi" w:hAnsiTheme="minorHAnsi" w:cstheme="minorHAnsi"/>
+          <w:b/>
+          <w:bCs/>
+          <w:color w:val="0D0D0D" w:themeColor="text1" w:themeTint="F2"/>
+          <w:sz w:val="24"/>
+          <w:szCs w:val="24"/>
+        </w:rPr>
+        <w:t xml:space="preserve"> provide feedback on each other’s sketches</w:t>
+      </w:r>
+      <w:r>
+        <w:rPr>
+          <w:rStyle w:val="SubtleEmphasis"/>
+          <w:rFonts w:asciiTheme="minorHAnsi" w:hAnsiTheme="minorHAnsi" w:cstheme="minorHAnsi"/>
+          <w:color w:val="0D0D0D" w:themeColor="text1" w:themeTint="F2"/>
+          <w:sz w:val="24"/>
+          <w:szCs w:val="24"/>
+        </w:rPr>
+        <w:t xml:space="preserve">. </w:t>
+      </w:r>
+      <w:r>
+        <w:rPr>
+          <w:rStyle w:val="SubtleEmphasis"/>
+          <w:rFonts w:asciiTheme="minorHAnsi" w:hAnsiTheme="minorHAnsi" w:cstheme="minorHAnsi"/>
+          <w:color w:val="0D0D0D" w:themeColor="text1" w:themeTint="F2"/>
+          <w:sz w:val="24"/>
+          <w:szCs w:val="24"/>
+        </w:rPr>
+        <w:lastRenderedPageBreak/>
+        <w:t xml:space="preserve">Feedback should include: (a) Do you understand the other team’s three high-level interactions? (b) Do you believe the other team’s proposed design supports all three high-level interactions? (c) Does the team’s sketch include appropriate data-visual mappings and meet the final requirements listed in milestone 1? (d) What part(s) of the other team’s design do you like most? (e) What suggestions do you have for improvement? </w:t>
+      </w:r>
+      <w:r>
+        <w:rPr>
+          <w:rStyle w:val="SubtleEmphasis"/>
+          <w:rFonts w:asciiTheme="minorHAnsi" w:hAnsiTheme="minorHAnsi" w:cstheme="minorHAnsi"/>
+          <w:b/>
+          <w:bCs/>
+          <w:color w:val="0D0D0D" w:themeColor="text1" w:themeTint="F2"/>
+          <w:sz w:val="24"/>
+          <w:szCs w:val="24"/>
+        </w:rPr>
+        <w:t>Record your feedback so that you can hand it in as evidence that you completed this part of the milestone</w:t>
+      </w:r>
+      <w:r>
+        <w:rPr>
+          <w:rStyle w:val="SubtleEmphasis"/>
+          <w:rFonts w:asciiTheme="minorHAnsi" w:hAnsiTheme="minorHAnsi" w:cstheme="minorHAnsi"/>
+          <w:color w:val="0D0D0D" w:themeColor="text1" w:themeTint="F2"/>
+          <w:sz w:val="24"/>
+          <w:szCs w:val="24"/>
+        </w:rPr>
+        <w:t xml:space="preserve">.  </w:t>
+      </w:r>
+    </w:p>
+    <w:p>
+      <w:pPr>
+        <w:spacing w:after="0" w:line="240" w:lineRule="auto"/>
+        <w:rPr>
+          <w:rStyle w:val="SubtleEmphasis"/>
+          <w:rFonts w:asciiTheme="minorHAnsi" w:hAnsiTheme="minorHAnsi" w:cstheme="minorHAnsi"/>
+          <w:color w:val="0D0D0D" w:themeColor="text1" w:themeTint="F2"/>
+          <w:sz w:val="24"/>
+          <w:szCs w:val="24"/>
+        </w:rPr>
+      </w:pPr>
+    </w:p>
+    <w:p>
+      <w:pPr>
+        <w:spacing w:after="0" w:line="240" w:lineRule="auto"/>
+        <w:rPr>
+          <w:rStyle w:val="SubtleEmphasis"/>
+          <w:rFonts w:asciiTheme="minorHAnsi" w:hAnsiTheme="minorHAnsi" w:cstheme="minorHAnsi"/>
+          <w:color w:val="0D0D0D" w:themeColor="text1" w:themeTint="F2"/>
+          <w:sz w:val="24"/>
+          <w:szCs w:val="24"/>
+        </w:rPr>
+      </w:pPr>
+      <w:r>
+        <w:rPr>
+          <w:rStyle w:val="SubtleEmphasis"/>
+          <w:rFonts w:asciiTheme="minorHAnsi" w:hAnsiTheme="minorHAnsi" w:cstheme="minorHAnsi"/>
+          <w:color w:val="0D0D0D" w:themeColor="text1" w:themeTint="F2"/>
+          <w:sz w:val="24"/>
+          <w:szCs w:val="24"/>
+        </w:rPr>
+        <w:t xml:space="preserve">After receiving feedback, make any adjustments you deem necessary to your sketch and </w:t>
+      </w:r>
+      <w:r>
+        <w:rPr>
+          <w:rStyle w:val="SubtleEmphasis"/>
+          <w:rFonts w:asciiTheme="minorHAnsi" w:hAnsiTheme="minorHAnsi" w:cstheme="minorHAnsi"/>
+          <w:b/>
+          <w:bCs/>
+          <w:color w:val="0D0D0D" w:themeColor="text1" w:themeTint="F2"/>
+          <w:sz w:val="24"/>
+          <w:szCs w:val="24"/>
+        </w:rPr>
+        <w:t>begin implementing your system</w:t>
+      </w:r>
+      <w:r>
+        <w:rPr>
+          <w:rStyle w:val="SubtleEmphasis"/>
+          <w:rFonts w:asciiTheme="minorHAnsi" w:hAnsiTheme="minorHAnsi" w:cstheme="minorHAnsi"/>
+          <w:color w:val="0D0D0D" w:themeColor="text1" w:themeTint="F2"/>
+          <w:sz w:val="24"/>
+          <w:szCs w:val="24"/>
+        </w:rPr>
+        <w:t xml:space="preserve">. </w:t>
+      </w:r>
+    </w:p>
+    <w:p>
+      <w:pPr>
+        <w:spacing w:after="0" w:line="240" w:lineRule="auto"/>
+        <w:rPr>
+          <w:rStyle w:val="SubtleEmphasis"/>
+          <w:rFonts w:asciiTheme="minorHAnsi" w:hAnsiTheme="minorHAnsi" w:cstheme="minorHAnsi"/>
+          <w:color w:val="0D0D0D" w:themeColor="text1" w:themeTint="F2"/>
+          <w:sz w:val="24"/>
+          <w:szCs w:val="24"/>
+        </w:rPr>
+      </w:pPr>
+    </w:p>
+    <w:p>
+      <w:pPr>
+        <w:spacing w:after="0" w:line="240" w:lineRule="auto"/>
+        <w:rPr>
+          <w:rStyle w:val="SubtleEmphasis"/>
+          <w:rFonts w:asciiTheme="minorHAnsi" w:hAnsiTheme="minorHAnsi" w:cstheme="minorHAnsi"/>
+          <w:color w:val="0D0D0D" w:themeColor="text1" w:themeTint="F2"/>
+          <w:sz w:val="24"/>
+          <w:szCs w:val="24"/>
+        </w:rPr>
+      </w:pPr>
+      <w:r>
+        <w:rPr>
+          <w:rStyle w:val="SubtleEmphasis"/>
+          <w:rFonts w:asciiTheme="minorHAnsi" w:hAnsiTheme="minorHAnsi" w:cstheme="minorHAnsi"/>
+          <w:color w:val="0D0D0D" w:themeColor="text1" w:themeTint="F2"/>
+          <w:sz w:val="24"/>
+          <w:szCs w:val="24"/>
+        </w:rPr>
+        <w:t>Deliverables for this milestone:</w:t>
+      </w:r>
+    </w:p>
+    <w:p>
+      <w:pPr>
+        <w:pStyle w:val="ListParagraph"/>
+        <w:numPr>
+          <w:ilvl w:val="0"/>
+          <w:numId w:val="29"/>
+        </w:numPr>
+        <w:spacing w:after="0" w:line="240" w:lineRule="auto"/>
+        <w:rPr>
+          <w:rStyle w:val="SubtleEmphasis"/>
+          <w:rFonts w:asciiTheme="minorHAnsi" w:hAnsiTheme="minorHAnsi" w:cstheme="minorHAnsi"/>
+          <w:color w:val="0D0D0D" w:themeColor="text1" w:themeTint="F2"/>
+          <w:sz w:val="24"/>
+          <w:szCs w:val="24"/>
+        </w:rPr>
+      </w:pPr>
+      <w:r>
+        <w:rPr>
+          <w:rStyle w:val="SubtleEmphasis"/>
+          <w:rFonts w:asciiTheme="minorHAnsi" w:hAnsiTheme="minorHAnsi" w:cstheme="minorHAnsi"/>
+          <w:color w:val="0D0D0D" w:themeColor="text1" w:themeTint="F2"/>
+          <w:sz w:val="24"/>
+          <w:szCs w:val="24"/>
+        </w:rPr>
+        <w:t xml:space="preserve">Feedback on VA sketch </w:t>
+      </w:r>
+    </w:p>
+    <w:p>
+      <w:pPr>
+        <w:pStyle w:val="ListParagraph"/>
+        <w:numPr>
+          <w:ilvl w:val="0"/>
+          <w:numId w:val="29"/>
+        </w:numPr>
+        <w:spacing w:after="0" w:line="240" w:lineRule="auto"/>
+        <w:rPr>
+          <w:rStyle w:val="SubtleEmphasis"/>
+          <w:rFonts w:asciiTheme="minorHAnsi" w:hAnsiTheme="minorHAnsi" w:cstheme="minorHAnsi"/>
+          <w:color w:val="0D0D0D" w:themeColor="text1" w:themeTint="F2"/>
+          <w:sz w:val="24"/>
+          <w:szCs w:val="24"/>
+        </w:rPr>
+      </w:pPr>
+      <w:r>
+        <w:rPr>
+          <w:rStyle w:val="SubtleEmphasis"/>
+          <w:rFonts w:asciiTheme="minorHAnsi" w:hAnsiTheme="minorHAnsi" w:cstheme="minorHAnsi"/>
+          <w:color w:val="0D0D0D" w:themeColor="text1" w:themeTint="F2"/>
+          <w:sz w:val="24"/>
+          <w:szCs w:val="24"/>
+        </w:rPr>
+        <w:t xml:space="preserve">Revised VA sketch </w:t>
+      </w:r>
+    </w:p>
+    <w:p>
+      <w:pPr>
+        <w:pStyle w:val="ListParagraph"/>
+        <w:numPr>
+          <w:ilvl w:val="0"/>
+          <w:numId w:val="29"/>
+        </w:numPr>
+        <w:spacing w:after="0" w:line="240" w:lineRule="auto"/>
+        <w:rPr>
+          <w:rStyle w:val="SubtleEmphasis"/>
+          <w:rFonts w:asciiTheme="minorHAnsi" w:hAnsiTheme="minorHAnsi" w:cstheme="minorHAnsi"/>
+          <w:color w:val="0D0D0D" w:themeColor="text1" w:themeTint="F2"/>
+          <w:sz w:val="24"/>
+          <w:szCs w:val="24"/>
+        </w:rPr>
+      </w:pPr>
+      <w:r>
+        <w:rPr>
+          <w:rStyle w:val="SubtleEmphasis"/>
+          <w:rFonts w:asciiTheme="minorHAnsi" w:hAnsiTheme="minorHAnsi" w:cstheme="minorHAnsi"/>
+          <w:color w:val="0D0D0D" w:themeColor="text1" w:themeTint="F2"/>
+          <w:sz w:val="24"/>
+          <w:szCs w:val="24"/>
+        </w:rPr>
+        <w:t>In-process code base</w:t>
+      </w:r>
+      <w:r>
+        <w:rPr>
+          <w:rStyle w:val="SubtleEmphasis"/>
+          <w:rFonts w:asciiTheme="minorHAnsi" w:hAnsiTheme="minorHAnsi" w:cstheme="minorHAnsi"/>
+          <w:color w:val="0D0D0D" w:themeColor="text1" w:themeTint="F2"/>
+          <w:sz w:val="24"/>
+          <w:szCs w:val="24"/>
+        </w:rPr>
+        <w:t xml:space="preserve"> </w:t>
+      </w:r>
+    </w:p>
+    <w:p>
+      <w:pPr>
+        <w:spacing w:after="0" w:line="240" w:lineRule="auto"/>
+        <w:rPr>
+          <w:rStyle w:val="SubtleEmphasis"/>
+          <w:rFonts w:asciiTheme="minorHAnsi" w:hAnsiTheme="minorHAnsi" w:cstheme="minorHAnsi"/>
+          <w:color w:val="0D0D0D" w:themeColor="text1" w:themeTint="F2"/>
+          <w:sz w:val="24"/>
+          <w:szCs w:val="24"/>
+        </w:rPr>
+      </w:pPr>
+      <w:r>
+        <w:rPr>
+          <w:rStyle w:val="SubtleEmphasis"/>
+          <w:rFonts w:asciiTheme="minorHAnsi" w:hAnsiTheme="minorHAnsi" w:cstheme="minorHAnsi"/>
+          <w:color w:val="0D0D0D" w:themeColor="text1" w:themeTint="F2"/>
+          <w:sz w:val="24"/>
+          <w:szCs w:val="24"/>
+        </w:rPr>
+        <w:t xml:space="preserve">Each deliverable will be scored from 0-3: 0 == Not completed, 1 == Needs improvement, 2 == Needs minor improvement, 3 == Fully completed.  </w:t>
+      </w:r>
+    </w:p>
+    <w:p>
+      <w:pPr>
         <w:pStyle w:val="Heading1"/>
         <w:rPr>
           <w:rStyle w:val="SubtleEmphasis"/>
@@ -1277,6 +2332,18 @@
         </w:rPr>
         <w:t xml:space="preserve">Milestone 3 (fp03): End User Feedback </w:t>
       </w:r>
+      <w:r>
+        <w:rPr>
+          <w:rStyle w:val="SubtleEmphasis"/>
+          <w:rFonts w:asciiTheme="minorHAnsi" w:hAnsiTheme="minorHAnsi" w:cstheme="minorHAnsi"/>
+          <w:b w:val="0"/>
+          <w:bCs w:val="0"/>
+          <w:color w:val="0D0D0D" w:themeColor="text1" w:themeTint="F2"/>
+          <w:sz w:val="24"/>
+          <w:szCs w:val="24"/>
+        </w:rPr>
+        <w:t>[9pts]</w:t>
+      </w:r>
     </w:p>
     <w:p>
       <w:pPr>
@@ -1309,17 +2376,17 @@
           <w:sz w:val="24"/>
           <w:szCs w:val="24"/>
         </w:rPr>
-        <w:t>evaluate</w:t>
-      </w:r>
-      <w:r>
-        <w:rPr>
-          <w:rStyle w:val="SubtleEmphasis"/>
-          <w:rFonts w:asciiTheme="minorHAnsi" w:hAnsiTheme="minorHAnsi" w:cstheme="minorHAnsi"/>
-          <w:color w:val="0D0D0D" w:themeColor="text1" w:themeTint="F2"/>
-          <w:sz w:val="24"/>
-          <w:szCs w:val="24"/>
-        </w:rPr>
-        <w:t xml:space="preserve"> and </w:t>
+        <w:t xml:space="preserve">implement </w:t>
+      </w:r>
+      <w:r>
+        <w:rPr>
+          <w:rStyle w:val="SubtleEmphasis"/>
+          <w:rFonts w:asciiTheme="minorHAnsi" w:hAnsiTheme="minorHAnsi" w:cstheme="minorHAnsi"/>
+          <w:color w:val="0D0D0D" w:themeColor="text1" w:themeTint="F2"/>
+          <w:sz w:val="24"/>
+          <w:szCs w:val="24"/>
+        </w:rPr>
+        <w:t>and</w:t>
       </w:r>
       <w:r>
         <w:rPr>
@@ -1331,21 +2398,358 @@
           <w:sz w:val="24"/>
           <w:szCs w:val="24"/>
         </w:rPr>
-        <w:t>build</w:t>
-      </w:r>
-      <w:r>
-        <w:rPr>
-          <w:rStyle w:val="SubtleEmphasis"/>
-          <w:rFonts w:asciiTheme="minorHAnsi" w:hAnsiTheme="minorHAnsi" w:cstheme="minorHAnsi"/>
-          <w:color w:val="0D0D0D" w:themeColor="text1" w:themeTint="F2"/>
-          <w:sz w:val="24"/>
-          <w:szCs w:val="24"/>
-        </w:rPr>
-        <w:t xml:space="preserve"> steps of the design study methodology. </w:t>
+        <w:t xml:space="preserve"> deploy</w:t>
+      </w:r>
+      <w:r>
+        <w:rPr>
+          <w:rStyle w:val="SubtleEmphasis"/>
+          <w:rFonts w:asciiTheme="minorHAnsi" w:hAnsiTheme="minorHAnsi" w:cstheme="minorHAnsi"/>
+          <w:color w:val="0D0D0D" w:themeColor="text1" w:themeTint="F2"/>
+          <w:sz w:val="24"/>
+          <w:szCs w:val="24"/>
+        </w:rPr>
+        <w:t xml:space="preserve"> </w:t>
+      </w:r>
+      <w:r>
+        <w:rPr>
+          <w:rStyle w:val="SubtleEmphasis"/>
+          <w:rFonts w:asciiTheme="minorHAnsi" w:hAnsiTheme="minorHAnsi" w:cstheme="minorHAnsi"/>
+          <w:color w:val="0D0D0D" w:themeColor="text1" w:themeTint="F2"/>
+          <w:sz w:val="24"/>
+          <w:szCs w:val="24"/>
+        </w:rPr>
+        <w:t>steps of the design study methodology.</w:t>
       </w:r>
     </w:p>
     <w:p>
       <w:pPr>
+        <w:spacing w:after="0" w:line="240" w:lineRule="auto"/>
+        <w:rPr>
+          <w:rStyle w:val="SubtleEmphasis"/>
+          <w:rFonts w:asciiTheme="minorHAnsi" w:hAnsiTheme="minorHAnsi" w:cstheme="minorHAnsi"/>
+          <w:color w:val="0D0D0D" w:themeColor="text1" w:themeTint="F2"/>
+          <w:sz w:val="24"/>
+          <w:szCs w:val="24"/>
+        </w:rPr>
+      </w:pPr>
+    </w:p>
+    <w:p>
+      <w:pPr>
+        <w:spacing w:after="0" w:line="240" w:lineRule="auto"/>
+        <w:rPr>
+          <w:rStyle w:val="SubtleEmphasis"/>
+          <w:rFonts w:asciiTheme="minorHAnsi" w:hAnsiTheme="minorHAnsi" w:cstheme="minorHAnsi"/>
+          <w:color w:val="0D0D0D" w:themeColor="text1" w:themeTint="F2"/>
+          <w:sz w:val="24"/>
+          <w:szCs w:val="24"/>
+        </w:rPr>
+      </w:pPr>
+      <w:r>
+        <w:rPr>
+          <w:rStyle w:val="SubtleEmphasis"/>
+          <w:rFonts w:asciiTheme="minorHAnsi" w:hAnsiTheme="minorHAnsi" w:cstheme="minorHAnsi"/>
+          <w:color w:val="0D0D0D" w:themeColor="text1" w:themeTint="F2"/>
+          <w:sz w:val="24"/>
+          <w:szCs w:val="24"/>
+        </w:rPr>
+        <w:t xml:space="preserve">Continue implementing your system until you have a minimally viable working version. </w:t>
+      </w:r>
+    </w:p>
+    <w:p>
+      <w:pPr>
+        <w:spacing w:after="0" w:line="240" w:lineRule="auto"/>
+        <w:rPr>
+          <w:rStyle w:val="SubtleEmphasis"/>
+          <w:rFonts w:asciiTheme="minorHAnsi" w:hAnsiTheme="minorHAnsi" w:cstheme="minorHAnsi"/>
+          <w:color w:val="0D0D0D" w:themeColor="text1" w:themeTint="F2"/>
+          <w:sz w:val="24"/>
+          <w:szCs w:val="24"/>
+        </w:rPr>
+      </w:pPr>
+    </w:p>
+    <w:p>
+      <w:pPr>
+        <w:spacing w:after="0" w:line="240" w:lineRule="auto"/>
+        <w:rPr>
+          <w:rStyle w:val="SubtleEmphasis"/>
+          <w:rFonts w:asciiTheme="minorHAnsi" w:hAnsiTheme="minorHAnsi" w:cstheme="minorHAnsi"/>
+          <w:color w:val="0D0D0D" w:themeColor="text1" w:themeTint="F2"/>
+          <w:sz w:val="24"/>
+          <w:szCs w:val="24"/>
+        </w:rPr>
+      </w:pPr>
+      <w:r>
+        <w:rPr>
+          <w:rStyle w:val="SubtleEmphasis"/>
+          <w:rFonts w:asciiTheme="minorHAnsi" w:hAnsiTheme="minorHAnsi" w:cstheme="minorHAnsi"/>
+          <w:b/>
+          <w:bCs/>
+          <w:color w:val="0D0D0D" w:themeColor="text1" w:themeTint="F2"/>
+          <w:sz w:val="24"/>
+          <w:szCs w:val="24"/>
+        </w:rPr>
+        <w:t>Coordinate a time to meet with your domain expert, plan on meeting with them for half an hour. Remember to plan in advance and be courteous of their time</w:t>
+      </w:r>
+      <w:r>
+        <w:rPr>
+          <w:rStyle w:val="SubtleEmphasis"/>
+          <w:rFonts w:asciiTheme="minorHAnsi" w:hAnsiTheme="minorHAnsi" w:cstheme="minorHAnsi"/>
+          <w:color w:val="0D0D0D" w:themeColor="text1" w:themeTint="F2"/>
+          <w:sz w:val="24"/>
+          <w:szCs w:val="24"/>
+        </w:rPr>
+        <w:t xml:space="preserve">. During your meeting, show your domain expert your VA system and ask them for feedback. Take notes on the feedback you receive from the domain expert. </w:t>
+      </w:r>
+    </w:p>
+    <w:p>
+      <w:pPr>
+        <w:spacing w:after="0" w:line="240" w:lineRule="auto"/>
+        <w:rPr>
+          <w:rStyle w:val="SubtleEmphasis"/>
+          <w:rFonts w:asciiTheme="minorHAnsi" w:hAnsiTheme="minorHAnsi" w:cstheme="minorHAnsi"/>
+          <w:color w:val="0D0D0D" w:themeColor="text1" w:themeTint="F2"/>
+          <w:sz w:val="24"/>
+          <w:szCs w:val="24"/>
+        </w:rPr>
+      </w:pPr>
+    </w:p>
+    <w:p>
+      <w:pPr>
+        <w:spacing w:after="0" w:line="240" w:lineRule="auto"/>
+        <w:rPr>
+          <w:rStyle w:val="SubtleEmphasis"/>
+          <w:rFonts w:asciiTheme="minorHAnsi" w:hAnsiTheme="minorHAnsi" w:cstheme="minorHAnsi"/>
+          <w:color w:val="0D0D0D" w:themeColor="text1" w:themeTint="F2"/>
+          <w:sz w:val="24"/>
+          <w:szCs w:val="24"/>
+        </w:rPr>
+      </w:pPr>
+      <w:r>
+        <w:rPr>
+          <w:rStyle w:val="SubtleEmphasis"/>
+          <w:rFonts w:asciiTheme="minorHAnsi" w:hAnsiTheme="minorHAnsi" w:cstheme="minorHAnsi"/>
+          <w:color w:val="0D0D0D" w:themeColor="text1" w:themeTint="F2"/>
+          <w:sz w:val="24"/>
+          <w:szCs w:val="24"/>
+        </w:rPr>
+        <w:t xml:space="preserve">After your meeting, review the feedback you received and identify what changes should be made to your VA system. </w:t>
+      </w:r>
+      <w:r>
+        <w:rPr>
+          <w:rStyle w:val="SubtleEmphasis"/>
+          <w:rFonts w:asciiTheme="minorHAnsi" w:hAnsiTheme="minorHAnsi" w:cstheme="minorHAnsi"/>
+          <w:b/>
+          <w:bCs/>
+          <w:color w:val="0D0D0D" w:themeColor="text1" w:themeTint="F2"/>
+          <w:sz w:val="24"/>
+          <w:szCs w:val="24"/>
+        </w:rPr>
+        <w:t>Identify two changes</w:t>
+      </w:r>
+      <w:r>
+        <w:rPr>
+          <w:rStyle w:val="SubtleEmphasis"/>
+          <w:rFonts w:asciiTheme="minorHAnsi" w:hAnsiTheme="minorHAnsi" w:cstheme="minorHAnsi"/>
+          <w:color w:val="0D0D0D" w:themeColor="text1" w:themeTint="F2"/>
+          <w:sz w:val="24"/>
+          <w:szCs w:val="24"/>
+        </w:rPr>
+        <w:t xml:space="preserve"> in your list of changes that you can realistically complete within the remaining time for this project. </w:t>
+      </w:r>
+    </w:p>
+    <w:p>
+      <w:pPr>
+        <w:spacing w:after="0" w:line="240" w:lineRule="auto"/>
+        <w:rPr>
+          <w:rStyle w:val="SubtleEmphasis"/>
+          <w:rFonts w:asciiTheme="minorHAnsi" w:hAnsiTheme="minorHAnsi" w:cstheme="minorHAnsi"/>
+          <w:color w:val="0D0D0D" w:themeColor="text1" w:themeTint="F2"/>
+          <w:sz w:val="24"/>
+          <w:szCs w:val="24"/>
+        </w:rPr>
+      </w:pPr>
+    </w:p>
+    <w:p>
+      <w:pPr>
+        <w:spacing w:after="0" w:line="240" w:lineRule="auto"/>
+        <w:rPr>
+          <w:rStyle w:val="SubtleEmphasis"/>
+          <w:rFonts w:asciiTheme="minorHAnsi" w:hAnsiTheme="minorHAnsi" w:cstheme="minorHAnsi"/>
+          <w:color w:val="0D0D0D" w:themeColor="text1" w:themeTint="F2"/>
+          <w:sz w:val="24"/>
+          <w:szCs w:val="24"/>
+        </w:rPr>
+      </w:pPr>
+      <w:r>
+        <w:rPr>
+          <w:rStyle w:val="SubtleEmphasis"/>
+          <w:rFonts w:asciiTheme="minorHAnsi" w:hAnsiTheme="minorHAnsi" w:cstheme="minorHAnsi"/>
+          <w:color w:val="0D0D0D" w:themeColor="text1" w:themeTint="F2"/>
+          <w:sz w:val="24"/>
+          <w:szCs w:val="24"/>
+        </w:rPr>
+        <w:t>Continue implementing your system, including the changes identified from expert feedback.</w:t>
+      </w:r>
+    </w:p>
+    <w:p>
+      <w:pPr>
+        <w:spacing w:after="0" w:line="240" w:lineRule="auto"/>
+        <w:rPr>
+          <w:rStyle w:val="SubtleEmphasis"/>
+          <w:rFonts w:asciiTheme="minorHAnsi" w:hAnsiTheme="minorHAnsi" w:cstheme="minorHAnsi"/>
+          <w:color w:val="0D0D0D" w:themeColor="text1" w:themeTint="F2"/>
+          <w:sz w:val="24"/>
+          <w:szCs w:val="24"/>
+        </w:rPr>
+      </w:pPr>
+    </w:p>
+    <w:p>
+      <w:pPr>
+        <w:spacing w:after="0" w:line="240" w:lineRule="auto"/>
+        <w:rPr>
+          <w:rStyle w:val="SubtleEmphasis"/>
+          <w:rFonts w:asciiTheme="minorHAnsi" w:hAnsiTheme="minorHAnsi" w:cstheme="minorHAnsi"/>
+          <w:color w:val="0D0D0D" w:themeColor="text1" w:themeTint="F2"/>
+          <w:sz w:val="24"/>
+          <w:szCs w:val="24"/>
+        </w:rPr>
+      </w:pPr>
+      <w:r>
+        <w:rPr>
+          <w:rStyle w:val="SubtleEmphasis"/>
+          <w:rFonts w:asciiTheme="minorHAnsi" w:hAnsiTheme="minorHAnsi" w:cstheme="minorHAnsi"/>
+          <w:color w:val="0D0D0D" w:themeColor="text1" w:themeTint="F2"/>
+          <w:sz w:val="24"/>
+          <w:szCs w:val="24"/>
+        </w:rPr>
+        <w:t>Deliverables for this milestone:</w:t>
+      </w:r>
+    </w:p>
+    <w:p>
+      <w:pPr>
+        <w:pStyle w:val="ListParagraph"/>
+        <w:numPr>
+          <w:ilvl w:val="0"/>
+          <w:numId w:val="30"/>
+        </w:numPr>
+        <w:spacing w:after="0" w:line="240" w:lineRule="auto"/>
+        <w:rPr>
+          <w:rStyle w:val="SubtleEmphasis"/>
+          <w:rFonts w:asciiTheme="minorHAnsi" w:hAnsiTheme="minorHAnsi" w:cstheme="minorHAnsi"/>
+          <w:color w:val="0D0D0D" w:themeColor="text1" w:themeTint="F2"/>
+          <w:sz w:val="24"/>
+          <w:szCs w:val="24"/>
+        </w:rPr>
+      </w:pPr>
+      <w:r>
+        <w:rPr>
+          <w:rStyle w:val="SubtleEmphasis"/>
+          <w:rFonts w:asciiTheme="minorHAnsi" w:hAnsiTheme="minorHAnsi" w:cstheme="minorHAnsi"/>
+          <w:color w:val="0D0D0D" w:themeColor="text1" w:themeTint="F2"/>
+          <w:sz w:val="24"/>
+          <w:szCs w:val="24"/>
+        </w:rPr>
+        <w:t>Notes on f</w:t>
+      </w:r>
+      <w:r>
+        <w:rPr>
+          <w:rStyle w:val="SubtleEmphasis"/>
+          <w:rFonts w:asciiTheme="minorHAnsi" w:hAnsiTheme="minorHAnsi" w:cstheme="minorHAnsi"/>
+          <w:color w:val="0D0D0D" w:themeColor="text1" w:themeTint="F2"/>
+          <w:sz w:val="24"/>
+          <w:szCs w:val="24"/>
+        </w:rPr>
+        <w:t xml:space="preserve">eedback </w:t>
+      </w:r>
+      <w:r>
+        <w:rPr>
+          <w:rStyle w:val="SubtleEmphasis"/>
+          <w:rFonts w:asciiTheme="minorHAnsi" w:hAnsiTheme="minorHAnsi" w:cstheme="minorHAnsi"/>
+          <w:color w:val="0D0D0D" w:themeColor="text1" w:themeTint="F2"/>
+          <w:sz w:val="24"/>
+          <w:szCs w:val="24"/>
+        </w:rPr>
+        <w:t>from domain expert</w:t>
+      </w:r>
+    </w:p>
+    <w:p>
+      <w:pPr>
+        <w:pStyle w:val="ListParagraph"/>
+        <w:numPr>
+          <w:ilvl w:val="0"/>
+          <w:numId w:val="30"/>
+        </w:numPr>
+        <w:spacing w:after="0" w:line="240" w:lineRule="auto"/>
+        <w:rPr>
+          <w:rStyle w:val="SubtleEmphasis"/>
+          <w:rFonts w:asciiTheme="minorHAnsi" w:hAnsiTheme="minorHAnsi" w:cstheme="minorHAnsi"/>
+          <w:color w:val="0D0D0D" w:themeColor="text1" w:themeTint="F2"/>
+          <w:sz w:val="24"/>
+          <w:szCs w:val="24"/>
+        </w:rPr>
+      </w:pPr>
+      <w:r>
+        <w:rPr>
+          <w:rStyle w:val="SubtleEmphasis"/>
+          <w:rFonts w:asciiTheme="minorHAnsi" w:hAnsiTheme="minorHAnsi" w:cstheme="minorHAnsi"/>
+          <w:color w:val="0D0D0D" w:themeColor="text1" w:themeTint="F2"/>
+          <w:sz w:val="24"/>
+          <w:szCs w:val="24"/>
+        </w:rPr>
+        <w:t xml:space="preserve">List of changes based on feedback, with two to be completed identified </w:t>
+      </w:r>
+    </w:p>
+    <w:p>
+      <w:pPr>
+        <w:pStyle w:val="ListParagraph"/>
+        <w:numPr>
+          <w:ilvl w:val="0"/>
+          <w:numId w:val="30"/>
+        </w:numPr>
+        <w:spacing w:after="0" w:line="240" w:lineRule="auto"/>
+        <w:rPr>
+          <w:rStyle w:val="SubtleEmphasis"/>
+          <w:rFonts w:asciiTheme="minorHAnsi" w:hAnsiTheme="minorHAnsi" w:cstheme="minorHAnsi"/>
+          <w:color w:val="0D0D0D" w:themeColor="text1" w:themeTint="F2"/>
+          <w:sz w:val="24"/>
+          <w:szCs w:val="24"/>
+        </w:rPr>
+      </w:pPr>
+      <w:r>
+        <w:rPr>
+          <w:rStyle w:val="SubtleEmphasis"/>
+          <w:rFonts w:asciiTheme="minorHAnsi" w:hAnsiTheme="minorHAnsi" w:cstheme="minorHAnsi"/>
+          <w:color w:val="0D0D0D" w:themeColor="text1" w:themeTint="F2"/>
+          <w:sz w:val="24"/>
+          <w:szCs w:val="24"/>
+        </w:rPr>
+        <w:t xml:space="preserve">In-process code base </w:t>
+      </w:r>
+    </w:p>
+    <w:p>
+      <w:pPr>
+        <w:spacing w:after="0" w:line="240" w:lineRule="auto"/>
+        <w:rPr>
+          <w:rStyle w:val="SubtleEmphasis"/>
+          <w:rFonts w:asciiTheme="minorHAnsi" w:hAnsiTheme="minorHAnsi" w:cstheme="minorHAnsi"/>
+          <w:color w:val="0D0D0D" w:themeColor="text1" w:themeTint="F2"/>
+          <w:sz w:val="24"/>
+          <w:szCs w:val="24"/>
+        </w:rPr>
+      </w:pPr>
+      <w:r>
+        <w:rPr>
+          <w:rStyle w:val="SubtleEmphasis"/>
+          <w:rFonts w:asciiTheme="minorHAnsi" w:hAnsiTheme="minorHAnsi" w:cstheme="minorHAnsi"/>
+          <w:color w:val="0D0D0D" w:themeColor="text1" w:themeTint="F2"/>
+          <w:sz w:val="24"/>
+          <w:szCs w:val="24"/>
+        </w:rPr>
+        <w:t xml:space="preserve">Each deliverable will be scored from 0-3: 0 == Not completed, 1 == Needs improvement, 2 == Needs minor improvement, 3 == Fully completed.  </w:t>
+      </w:r>
+    </w:p>
+    <w:p>
+      <w:pPr>
         <w:pStyle w:val="Heading1"/>
         <w:rPr>
           <w:rStyle w:val="SubtleEmphasis"/>
@@ -1369,6 +2773,18 @@
         </w:rPr>
         <w:t xml:space="preserve">Milestone 4 (fp04): Final Product </w:t>
       </w:r>
+      <w:r>
+        <w:rPr>
+          <w:rStyle w:val="SubtleEmphasis"/>
+          <w:rFonts w:asciiTheme="minorHAnsi" w:hAnsiTheme="minorHAnsi" w:cstheme="minorHAnsi"/>
+          <w:b w:val="0"/>
+          <w:bCs w:val="0"/>
+          <w:color w:val="0D0D0D" w:themeColor="text1" w:themeTint="F2"/>
+          <w:sz w:val="24"/>
+          <w:szCs w:val="24"/>
+        </w:rPr>
+        <w:t>[24pts]</w:t>
+      </w:r>
     </w:p>
     <w:p>
       <w:pPr>
@@ -1389,6 +2805,7 @@
           <w:sz w:val="24"/>
           <w:szCs w:val="24"/>
         </w:rPr>
+        <w:lastRenderedPageBreak/>
         <w:t xml:space="preserve">This milestone focuses on the </w:t>
       </w:r>
       <w:r>
@@ -1412,6 +2829,379 @@
           <w:szCs w:val="24"/>
         </w:rPr>
         <w:t xml:space="preserve"> step of the design study methodology. </w:t>
+      </w:r>
+    </w:p>
+    <w:p>
+      <w:pPr>
+        <w:spacing w:after="120" w:line="240" w:lineRule="auto"/>
+        <w:rPr>
+          <w:rStyle w:val="SubtleEmphasis"/>
+          <w:rFonts w:asciiTheme="minorHAnsi" w:hAnsiTheme="minorHAnsi" w:cstheme="minorHAnsi"/>
+          <w:color w:val="0D0D0D" w:themeColor="text1" w:themeTint="F2"/>
+          <w:sz w:val="24"/>
+          <w:szCs w:val="24"/>
+        </w:rPr>
+      </w:pPr>
+      <w:r>
+        <w:rPr>
+          <w:rStyle w:val="SubtleEmphasis"/>
+          <w:rFonts w:asciiTheme="minorHAnsi" w:hAnsiTheme="minorHAnsi" w:cstheme="minorHAnsi"/>
+          <w:b/>
+          <w:bCs/>
+          <w:color w:val="0D0D0D" w:themeColor="text1" w:themeTint="F2"/>
+          <w:sz w:val="24"/>
+          <w:szCs w:val="24"/>
+        </w:rPr>
+        <w:t>Finish implementing your VA system</w:t>
+      </w:r>
+      <w:r>
+        <w:rPr>
+          <w:rStyle w:val="SubtleEmphasis"/>
+          <w:rFonts w:asciiTheme="minorHAnsi" w:hAnsiTheme="minorHAnsi" w:cstheme="minorHAnsi"/>
+          <w:color w:val="0D0D0D" w:themeColor="text1" w:themeTint="F2"/>
+          <w:sz w:val="24"/>
+          <w:szCs w:val="24"/>
+        </w:rPr>
+        <w:t xml:space="preserve">. By the due date of this milestone, it should be in a place where you can give it to your domain expert for them to use. </w:t>
+      </w:r>
+      <w:r>
+        <w:rPr>
+          <w:rStyle w:val="SubtleEmphasis"/>
+          <w:rFonts w:asciiTheme="minorHAnsi" w:hAnsiTheme="minorHAnsi" w:cstheme="minorHAnsi"/>
+          <w:color w:val="0D0D0D" w:themeColor="text1" w:themeTint="F2"/>
+          <w:sz w:val="24"/>
+          <w:szCs w:val="24"/>
+        </w:rPr>
+        <w:t xml:space="preserve">Be sure your final product meets the requirements laid out in milestone 1. </w:t>
+      </w:r>
+    </w:p>
+    <w:p>
+      <w:pPr>
+        <w:spacing w:after="120" w:line="240" w:lineRule="auto"/>
+        <w:rPr>
+          <w:rStyle w:val="SubtleEmphasis"/>
+          <w:rFonts w:asciiTheme="minorHAnsi" w:hAnsiTheme="minorHAnsi" w:cstheme="minorHAnsi"/>
+          <w:color w:val="0D0D0D" w:themeColor="text1" w:themeTint="F2"/>
+          <w:sz w:val="24"/>
+          <w:szCs w:val="24"/>
+        </w:rPr>
+      </w:pPr>
+      <w:r>
+        <w:rPr>
+          <w:rStyle w:val="SubtleEmphasis"/>
+          <w:rFonts w:asciiTheme="minorHAnsi" w:hAnsiTheme="minorHAnsi" w:cstheme="minorHAnsi"/>
+          <w:b/>
+          <w:bCs/>
+          <w:color w:val="0D0D0D" w:themeColor="text1" w:themeTint="F2"/>
+          <w:sz w:val="24"/>
+          <w:szCs w:val="24"/>
+        </w:rPr>
+        <w:t>Write up a README</w:t>
+      </w:r>
+      <w:r>
+        <w:rPr>
+          <w:rStyle w:val="SubtleEmphasis"/>
+          <w:rFonts w:asciiTheme="minorHAnsi" w:hAnsiTheme="minorHAnsi" w:cstheme="minorHAnsi"/>
+          <w:color w:val="0D0D0D" w:themeColor="text1" w:themeTint="F2"/>
+          <w:sz w:val="24"/>
+          <w:szCs w:val="24"/>
+        </w:rPr>
+        <w:t xml:space="preserve"> to include in your repository that details (a) the purpose of the VA system, (b) how to use the system, (c) any known bugs. </w:t>
+      </w:r>
+    </w:p>
+    <w:p>
+      <w:pPr>
+        <w:spacing w:after="0" w:line="240" w:lineRule="auto"/>
+        <w:rPr>
+          <w:rStyle w:val="SubtleEmphasis"/>
+          <w:rFonts w:asciiTheme="minorHAnsi" w:hAnsiTheme="minorHAnsi" w:cstheme="minorHAnsi"/>
+          <w:color w:val="0D0D0D" w:themeColor="text1" w:themeTint="F2"/>
+          <w:sz w:val="24"/>
+          <w:szCs w:val="24"/>
+        </w:rPr>
+      </w:pPr>
+      <w:r>
+        <w:rPr>
+          <w:rStyle w:val="SubtleEmphasis"/>
+          <w:rFonts w:asciiTheme="minorHAnsi" w:hAnsiTheme="minorHAnsi" w:cstheme="minorHAnsi"/>
+          <w:color w:val="0D0D0D" w:themeColor="text1" w:themeTint="F2"/>
+          <w:sz w:val="24"/>
+          <w:szCs w:val="24"/>
+        </w:rPr>
+        <w:t>Deliverables for this milestone:</w:t>
+      </w:r>
+    </w:p>
+    <w:p>
+      <w:pPr>
+        <w:pStyle w:val="ListParagraph"/>
+        <w:numPr>
+          <w:ilvl w:val="0"/>
+          <w:numId w:val="31"/>
+        </w:numPr>
+        <w:spacing w:after="0" w:line="240" w:lineRule="auto"/>
+        <w:rPr>
+          <w:rStyle w:val="SubtleEmphasis"/>
+          <w:rFonts w:asciiTheme="minorHAnsi" w:hAnsiTheme="minorHAnsi" w:cstheme="minorHAnsi"/>
+          <w:color w:val="0D0D0D" w:themeColor="text1" w:themeTint="F2"/>
+          <w:sz w:val="24"/>
+          <w:szCs w:val="24"/>
+        </w:rPr>
+      </w:pPr>
+      <w:r>
+        <w:rPr>
+          <w:rStyle w:val="SubtleEmphasis"/>
+          <w:rFonts w:asciiTheme="minorHAnsi" w:hAnsiTheme="minorHAnsi" w:cstheme="minorHAnsi"/>
+          <w:color w:val="0D0D0D" w:themeColor="text1" w:themeTint="F2"/>
+          <w:sz w:val="24"/>
+          <w:szCs w:val="24"/>
+        </w:rPr>
+        <w:t>Final VA system with:</w:t>
+      </w:r>
+    </w:p>
+    <w:p>
+      <w:pPr>
+        <w:pStyle w:val="ListParagraph"/>
+        <w:numPr>
+          <w:ilvl w:val="1"/>
+          <w:numId w:val="31"/>
+        </w:numPr>
+        <w:spacing w:after="0" w:line="240" w:lineRule="auto"/>
+        <w:rPr>
+          <w:rStyle w:val="SubtleEmphasis"/>
+          <w:rFonts w:asciiTheme="minorHAnsi" w:hAnsiTheme="minorHAnsi" w:cstheme="minorHAnsi"/>
+          <w:color w:val="0D0D0D" w:themeColor="text1" w:themeTint="F2"/>
+          <w:sz w:val="24"/>
+          <w:szCs w:val="24"/>
+        </w:rPr>
+      </w:pPr>
+      <w:r>
+        <w:rPr>
+          <w:rStyle w:val="SubtleEmphasis"/>
+          <w:rFonts w:asciiTheme="minorHAnsi" w:hAnsiTheme="minorHAnsi" w:cstheme="minorHAnsi"/>
+          <w:color w:val="0D0D0D" w:themeColor="text1" w:themeTint="F2"/>
+          <w:sz w:val="24"/>
+          <w:szCs w:val="24"/>
+        </w:rPr>
+        <w:t>at least three different visual encodings</w:t>
+      </w:r>
+      <w:r>
+        <w:rPr>
+          <w:rStyle w:val="SubtleEmphasis"/>
+          <w:rFonts w:asciiTheme="minorHAnsi" w:hAnsiTheme="minorHAnsi" w:cstheme="minorHAnsi"/>
+          <w:color w:val="0D0D0D" w:themeColor="text1" w:themeTint="F2"/>
+          <w:sz w:val="24"/>
+          <w:szCs w:val="24"/>
+        </w:rPr>
+        <w:t xml:space="preserve"> [3pts]</w:t>
+      </w:r>
+    </w:p>
+    <w:p>
+      <w:pPr>
+        <w:pStyle w:val="ListParagraph"/>
+        <w:numPr>
+          <w:ilvl w:val="1"/>
+          <w:numId w:val="31"/>
+        </w:numPr>
+        <w:spacing w:after="0" w:line="240" w:lineRule="auto"/>
+        <w:rPr>
+          <w:rStyle w:val="SubtleEmphasis"/>
+          <w:rFonts w:asciiTheme="minorHAnsi" w:hAnsiTheme="minorHAnsi" w:cstheme="minorHAnsi"/>
+          <w:color w:val="0D0D0D" w:themeColor="text1" w:themeTint="F2"/>
+          <w:sz w:val="24"/>
+          <w:szCs w:val="24"/>
+        </w:rPr>
+      </w:pPr>
+      <w:r>
+        <w:rPr>
+          <w:rStyle w:val="SubtleEmphasis"/>
+          <w:rFonts w:asciiTheme="minorHAnsi" w:hAnsiTheme="minorHAnsi" w:cstheme="minorHAnsi"/>
+          <w:color w:val="0D0D0D" w:themeColor="text1" w:themeTint="F2"/>
+          <w:sz w:val="24"/>
+          <w:szCs w:val="24"/>
+        </w:rPr>
+        <w:t>at least one details-on-demand interaction</w:t>
+      </w:r>
+      <w:r>
+        <w:rPr>
+          <w:rStyle w:val="SubtleEmphasis"/>
+          <w:rFonts w:asciiTheme="minorHAnsi" w:hAnsiTheme="minorHAnsi" w:cstheme="minorHAnsi"/>
+          <w:color w:val="0D0D0D" w:themeColor="text1" w:themeTint="F2"/>
+          <w:sz w:val="24"/>
+          <w:szCs w:val="24"/>
+        </w:rPr>
+        <w:t xml:space="preserve"> [3pts]</w:t>
+      </w:r>
+    </w:p>
+    <w:p>
+      <w:pPr>
+        <w:pStyle w:val="ListParagraph"/>
+        <w:numPr>
+          <w:ilvl w:val="1"/>
+          <w:numId w:val="31"/>
+        </w:numPr>
+        <w:spacing w:after="0" w:line="240" w:lineRule="auto"/>
+        <w:rPr>
+          <w:rStyle w:val="SubtleEmphasis"/>
+          <w:rFonts w:asciiTheme="minorHAnsi" w:hAnsiTheme="minorHAnsi" w:cstheme="minorHAnsi"/>
+          <w:color w:val="0D0D0D" w:themeColor="text1" w:themeTint="F2"/>
+          <w:sz w:val="24"/>
+          <w:szCs w:val="24"/>
+        </w:rPr>
+      </w:pPr>
+      <w:r>
+        <w:rPr>
+          <w:rStyle w:val="SubtleEmphasis"/>
+          <w:rFonts w:asciiTheme="minorHAnsi" w:hAnsiTheme="minorHAnsi" w:cstheme="minorHAnsi"/>
+          <w:color w:val="0D0D0D" w:themeColor="text1" w:themeTint="F2"/>
+          <w:sz w:val="24"/>
+          <w:szCs w:val="24"/>
+        </w:rPr>
+        <w:t>at least two coordinated views of the data</w:t>
+      </w:r>
+      <w:r>
+        <w:rPr>
+          <w:rStyle w:val="SubtleEmphasis"/>
+          <w:rFonts w:asciiTheme="minorHAnsi" w:hAnsiTheme="minorHAnsi" w:cstheme="minorHAnsi"/>
+          <w:color w:val="0D0D0D" w:themeColor="text1" w:themeTint="F2"/>
+          <w:sz w:val="24"/>
+          <w:szCs w:val="24"/>
+        </w:rPr>
+        <w:t xml:space="preserve"> [3pts]</w:t>
+      </w:r>
+    </w:p>
+    <w:p>
+      <w:pPr>
+        <w:pStyle w:val="ListParagraph"/>
+        <w:numPr>
+          <w:ilvl w:val="1"/>
+          <w:numId w:val="31"/>
+        </w:numPr>
+        <w:spacing w:after="0" w:line="240" w:lineRule="auto"/>
+        <w:rPr>
+          <w:rStyle w:val="SubtleEmphasis"/>
+          <w:rFonts w:asciiTheme="minorHAnsi" w:hAnsiTheme="minorHAnsi" w:cstheme="minorHAnsi"/>
+          <w:color w:val="0D0D0D" w:themeColor="text1" w:themeTint="F2"/>
+          <w:sz w:val="24"/>
+          <w:szCs w:val="24"/>
+        </w:rPr>
+      </w:pPr>
+      <w:r>
+        <w:rPr>
+          <w:rStyle w:val="SubtleEmphasis"/>
+          <w:rFonts w:asciiTheme="minorHAnsi" w:hAnsiTheme="minorHAnsi" w:cstheme="minorHAnsi"/>
+          <w:color w:val="0D0D0D" w:themeColor="text1" w:themeTint="F2"/>
+          <w:sz w:val="24"/>
+          <w:szCs w:val="24"/>
+        </w:rPr>
+        <w:t>appropriate data-visual mappings, titles, labels, etc. [3pts]</w:t>
+      </w:r>
+    </w:p>
+    <w:p>
+      <w:pPr>
+        <w:pStyle w:val="ListParagraph"/>
+        <w:numPr>
+          <w:ilvl w:val="1"/>
+          <w:numId w:val="31"/>
+        </w:numPr>
+        <w:spacing w:after="0" w:line="240" w:lineRule="auto"/>
+        <w:rPr>
+          <w:rStyle w:val="SubtleEmphasis"/>
+          <w:rFonts w:asciiTheme="minorHAnsi" w:hAnsiTheme="minorHAnsi" w:cstheme="minorHAnsi"/>
+          <w:color w:val="0D0D0D" w:themeColor="text1" w:themeTint="F2"/>
+          <w:sz w:val="24"/>
+          <w:szCs w:val="24"/>
+        </w:rPr>
+      </w:pPr>
+      <w:r>
+        <w:rPr>
+          <w:rStyle w:val="SubtleEmphasis"/>
+          <w:rFonts w:asciiTheme="minorHAnsi" w:hAnsiTheme="minorHAnsi" w:cstheme="minorHAnsi"/>
+          <w:color w:val="0D0D0D" w:themeColor="text1" w:themeTint="F2"/>
+          <w:sz w:val="24"/>
+          <w:szCs w:val="24"/>
+        </w:rPr>
+        <w:t>reliable interactions [3pts]</w:t>
+      </w:r>
+    </w:p>
+    <w:p>
+      <w:pPr>
+        <w:pStyle w:val="ListParagraph"/>
+        <w:numPr>
+          <w:ilvl w:val="1"/>
+          <w:numId w:val="31"/>
+        </w:numPr>
+        <w:spacing w:after="0" w:line="240" w:lineRule="auto"/>
+        <w:rPr>
+          <w:rStyle w:val="SubtleEmphasis"/>
+          <w:rFonts w:asciiTheme="minorHAnsi" w:hAnsiTheme="minorHAnsi" w:cstheme="minorHAnsi"/>
+          <w:color w:val="0D0D0D" w:themeColor="text1" w:themeTint="F2"/>
+          <w:sz w:val="24"/>
+          <w:szCs w:val="24"/>
+        </w:rPr>
+      </w:pPr>
+      <w:r>
+        <w:rPr>
+          <w:rStyle w:val="SubtleEmphasis"/>
+          <w:rFonts w:asciiTheme="minorHAnsi" w:hAnsiTheme="minorHAnsi" w:cstheme="minorHAnsi"/>
+          <w:color w:val="0D0D0D" w:themeColor="text1" w:themeTint="F2"/>
+          <w:sz w:val="24"/>
+          <w:szCs w:val="24"/>
+        </w:rPr>
+        <w:t>no console errors [3pts]</w:t>
+      </w:r>
+    </w:p>
+    <w:p>
+      <w:pPr>
+        <w:pStyle w:val="ListParagraph"/>
+        <w:numPr>
+          <w:ilvl w:val="1"/>
+          <w:numId w:val="31"/>
+        </w:numPr>
+        <w:spacing w:after="0" w:line="240" w:lineRule="auto"/>
+        <w:rPr>
+          <w:rStyle w:val="SubtleEmphasis"/>
+          <w:rFonts w:asciiTheme="minorHAnsi" w:hAnsiTheme="minorHAnsi" w:cstheme="minorHAnsi"/>
+          <w:color w:val="0D0D0D" w:themeColor="text1" w:themeTint="F2"/>
+          <w:sz w:val="24"/>
+          <w:szCs w:val="24"/>
+        </w:rPr>
+      </w:pPr>
+      <w:r>
+        <w:rPr>
+          <w:rStyle w:val="SubtleEmphasis"/>
+          <w:rFonts w:asciiTheme="minorHAnsi" w:hAnsiTheme="minorHAnsi" w:cstheme="minorHAnsi"/>
+          <w:color w:val="0D0D0D" w:themeColor="text1" w:themeTint="F2"/>
+          <w:sz w:val="24"/>
+          <w:szCs w:val="24"/>
+        </w:rPr>
+        <w:t xml:space="preserve">modular code split appropriately between HTML/CSS/JS [3pts] </w:t>
+      </w:r>
+    </w:p>
+    <w:p>
+      <w:pPr>
+        <w:pStyle w:val="ListParagraph"/>
+        <w:numPr>
+          <w:ilvl w:val="0"/>
+          <w:numId w:val="31"/>
+        </w:numPr>
+        <w:spacing w:after="0" w:line="240" w:lineRule="auto"/>
+        <w:rPr>
+          <w:rStyle w:val="SubtleEmphasis"/>
+          <w:rFonts w:asciiTheme="minorHAnsi" w:hAnsiTheme="minorHAnsi" w:cstheme="minorHAnsi"/>
+          <w:color w:val="0D0D0D" w:themeColor="text1" w:themeTint="F2"/>
+          <w:sz w:val="24"/>
+          <w:szCs w:val="24"/>
+        </w:rPr>
+      </w:pPr>
+      <w:r>
+        <w:rPr>
+          <w:rStyle w:val="SubtleEmphasis"/>
+          <w:rFonts w:asciiTheme="minorHAnsi" w:hAnsiTheme="minorHAnsi" w:cstheme="minorHAnsi"/>
+          <w:color w:val="0D0D0D" w:themeColor="text1" w:themeTint="F2"/>
+          <w:sz w:val="24"/>
+          <w:szCs w:val="24"/>
+        </w:rPr>
+        <w:t>README [3pt]</w:t>
       </w:r>
     </w:p>
     <w:p>
@@ -1567,7 +3357,27 @@
             <w:sz w:val="24"/>
             <w:szCs w:val="24"/>
           </w:rPr>
-          <w:t>https://guides.gradescope.com/hc/en-us/articles/21863861823373-Adding-Group-Members-to-a-Submission</w:t>
+          <w:t>https://guides.gradescope.com/hc/en-us/articles/21863861823373-Adding-Group-Members-to-a-Submi</w:t>
+        </w:r>
+        <w:r>
+          <w:rPr>
+            <w:rStyle w:val="Hyperlink"/>
+            <w:i w:val="0"/>
+            <w:iCs w:val="0"/>
+            <w:sz w:val="24"/>
+            <w:szCs w:val="24"/>
+          </w:rPr>
+          <w:t>s</w:t>
+        </w:r>
+        <w:r>
+          <w:rPr>
+            <w:rStyle w:val="Hyperlink"/>
+            <w:i w:val="0"/>
+            <w:iCs w:val="0"/>
+            <w:sz w:val="24"/>
+            <w:szCs w:val="24"/>
+          </w:rPr>
+          <w:t>sion</w:t>
         </w:r>
       </w:hyperlink>
       <w:r>
@@ -1579,959 +3389,13 @@
         </w:rPr>
         <w:t xml:space="preserve">. </w:t>
       </w:r>
-    </w:p>
-    <w:p>
-      <w:pPr>
-        <w:pStyle w:val="Heading2"/>
-        <w:rPr>
-          <w:sz w:val="32"/>
-          <w:szCs w:val="32"/>
-        </w:rPr>
-      </w:pPr>
-      <w:r>
-        <w:rPr>
-          <w:sz w:val="32"/>
-          <w:szCs w:val="32"/>
-        </w:rPr>
-        <w:t>Rubric</w:t>
-      </w:r>
-    </w:p>
-    <w:p>
-      <w:pPr>
-        <w:rPr>
-          <w:b/>
-          <w:bCs/>
-          <w:sz w:val="24"/>
-          <w:szCs w:val="24"/>
-        </w:rPr>
-      </w:pPr>
-      <w:r>
-        <w:rPr>
-          <w:sz w:val="24"/>
-          <w:szCs w:val="24"/>
-        </w:rPr>
-        <w:t xml:space="preserve">The following matches the rubric you will see on </w:t>
-      </w:r>
-      <w:proofErr w:type="spellStart"/>
-      <w:r>
-        <w:rPr>
-          <w:sz w:val="24"/>
-          <w:szCs w:val="24"/>
-        </w:rPr>
-        <w:t>Gradescope</w:t>
-      </w:r>
-      <w:proofErr w:type="spellEnd"/>
-      <w:r>
-        <w:rPr>
-          <w:sz w:val="24"/>
-          <w:szCs w:val="24"/>
-        </w:rPr>
-        <w:t xml:space="preserve">. </w:t>
-      </w:r>
-    </w:p>
-    <w:tbl>
-      <w:tblPr>
-        <w:tblStyle w:val="TableGrid"/>
-        <w:tblW w:w="9450" w:type="dxa"/>
-        <w:tblBorders>
-          <w:top w:val="none" w:sz="0" w:space="0" w:color="auto"/>
-          <w:left w:val="none" w:sz="0" w:space="0" w:color="auto"/>
-          <w:bottom w:val="none" w:sz="0" w:space="0" w:color="auto"/>
-          <w:right w:val="none" w:sz="0" w:space="0" w:color="auto"/>
-          <w:insideH w:val="none" w:sz="0" w:space="0" w:color="auto"/>
-          <w:insideV w:val="none" w:sz="0" w:space="0" w:color="auto"/>
-        </w:tblBorders>
-        <w:tblLook w:val="04A0" w:firstRow="1" w:lastRow="0" w:firstColumn="1" w:lastColumn="0" w:noHBand="0" w:noVBand="1"/>
-      </w:tblPr>
-      <w:tblGrid>
-        <w:gridCol w:w="849"/>
-        <w:gridCol w:w="900"/>
-        <w:gridCol w:w="7701"/>
-      </w:tblGrid>
-      <w:tr>
-        <w:tc>
-          <w:tcPr>
-            <w:tcW w:w="849" w:type="dxa"/>
-          </w:tcPr>
-          <w:p>
-            <w:pPr>
-              <w:jc w:val="center"/>
-              <w:rPr>
-                <w:i w:val="0"/>
-                <w:iCs w:val="0"/>
-                <w:sz w:val="24"/>
-                <w:szCs w:val="24"/>
-              </w:rPr>
-            </w:pPr>
-          </w:p>
-        </w:tc>
-        <w:tc>
-          <w:tcPr>
-            <w:tcW w:w="900" w:type="dxa"/>
-            <w:tcBorders>
-              <w:bottom w:val="single" w:sz="4" w:space="0" w:color="auto"/>
-            </w:tcBorders>
-            <w:shd w:val="clear" w:color="auto" w:fill="134163" w:themeFill="accent2" w:themeFillShade="80"/>
-            <w:vAlign w:val="center"/>
-          </w:tcPr>
-          <w:p>
-            <w:pPr>
-              <w:jc w:val="center"/>
-              <w:rPr>
-                <w:i w:val="0"/>
-                <w:iCs w:val="0"/>
-                <w:sz w:val="24"/>
-                <w:szCs w:val="24"/>
-              </w:rPr>
-            </w:pPr>
-            <w:r>
-              <w:rPr>
-                <w:i w:val="0"/>
-                <w:iCs w:val="0"/>
-                <w:sz w:val="24"/>
-                <w:szCs w:val="24"/>
-              </w:rPr>
-              <w:t>Points</w:t>
-            </w:r>
-          </w:p>
-        </w:tc>
-        <w:tc>
-          <w:tcPr>
-            <w:tcW w:w="7701" w:type="dxa"/>
-            <w:tcBorders>
-              <w:bottom w:val="single" w:sz="4" w:space="0" w:color="auto"/>
-            </w:tcBorders>
-            <w:shd w:val="clear" w:color="auto" w:fill="134163" w:themeFill="accent2" w:themeFillShade="80"/>
-            <w:vAlign w:val="center"/>
-          </w:tcPr>
-          <w:p>
-            <w:pPr>
-              <w:jc w:val="center"/>
-              <w:rPr>
-                <w:i w:val="0"/>
-                <w:iCs w:val="0"/>
-                <w:sz w:val="24"/>
-                <w:szCs w:val="24"/>
-              </w:rPr>
-            </w:pPr>
-            <w:r>
-              <w:rPr>
-                <w:i w:val="0"/>
-                <w:iCs w:val="0"/>
-                <w:sz w:val="24"/>
-                <w:szCs w:val="24"/>
-              </w:rPr>
-              <w:t>Criteria</w:t>
-            </w:r>
-          </w:p>
-        </w:tc>
-      </w:tr>
-      <w:tr>
-        <w:tc>
-          <w:tcPr>
-            <w:tcW w:w="849" w:type="dxa"/>
-          </w:tcPr>
-          <w:p>
-            <w:pPr>
-              <w:rPr>
-                <w:i w:val="0"/>
-                <w:iCs w:val="0"/>
-                <w:sz w:val="24"/>
-                <w:szCs w:val="24"/>
-              </w:rPr>
-            </w:pPr>
-          </w:p>
-        </w:tc>
-        <w:tc>
-          <w:tcPr>
-            <w:tcW w:w="900" w:type="dxa"/>
-            <w:tcBorders>
-              <w:top w:val="single" w:sz="4" w:space="0" w:color="auto"/>
-              <w:bottom w:val="single" w:sz="4" w:space="0" w:color="auto"/>
-            </w:tcBorders>
-            <w:vAlign w:val="center"/>
-          </w:tcPr>
-          <w:p>
-            <w:pPr>
-              <w:jc w:val="center"/>
-              <w:rPr>
-                <w:i w:val="0"/>
-                <w:iCs w:val="0"/>
-                <w:sz w:val="24"/>
-                <w:szCs w:val="24"/>
-              </w:rPr>
-            </w:pPr>
-            <w:r>
-              <w:rPr>
-                <w:i w:val="0"/>
-                <w:iCs w:val="0"/>
-                <w:sz w:val="24"/>
-                <w:szCs w:val="24"/>
-              </w:rPr>
-              <w:t>2</w:t>
-            </w:r>
-          </w:p>
-        </w:tc>
-        <w:tc>
-          <w:tcPr>
-            <w:tcW w:w="7701" w:type="dxa"/>
-            <w:tcBorders>
-              <w:top w:val="single" w:sz="4" w:space="0" w:color="auto"/>
-              <w:bottom w:val="single" w:sz="4" w:space="0" w:color="auto"/>
-            </w:tcBorders>
-          </w:tcPr>
-          <w:p>
-            <w:pPr>
-              <w:rPr>
-                <w:i w:val="0"/>
-                <w:iCs w:val="0"/>
-                <w:sz w:val="24"/>
-                <w:szCs w:val="24"/>
-              </w:rPr>
-            </w:pPr>
-            <w:r>
-              <w:rPr>
-                <w:i w:val="0"/>
-                <w:iCs w:val="0"/>
-                <w:sz w:val="24"/>
-                <w:szCs w:val="24"/>
-              </w:rPr>
-              <w:t xml:space="preserve">Submission is well-formatted and easy </w:t>
-            </w:r>
-            <w:r>
-              <w:rPr>
-                <w:i w:val="0"/>
-                <w:iCs w:val="0"/>
-                <w:sz w:val="24"/>
-                <w:szCs w:val="24"/>
-              </w:rPr>
-              <w:t xml:space="preserve">to understand </w:t>
-            </w:r>
-          </w:p>
-        </w:tc>
-      </w:tr>
-      <w:tr>
-        <w:tc>
-          <w:tcPr>
-            <w:tcW w:w="849" w:type="dxa"/>
-          </w:tcPr>
-          <w:p>
-            <w:pPr>
-              <w:rPr>
-                <w:i w:val="0"/>
-                <w:iCs w:val="0"/>
-                <w:sz w:val="24"/>
-                <w:szCs w:val="24"/>
-              </w:rPr>
-            </w:pPr>
-          </w:p>
-        </w:tc>
-        <w:tc>
-          <w:tcPr>
-            <w:tcW w:w="900" w:type="dxa"/>
-            <w:tcBorders>
-              <w:top w:val="single" w:sz="4" w:space="0" w:color="auto"/>
-              <w:bottom w:val="single" w:sz="4" w:space="0" w:color="auto"/>
-            </w:tcBorders>
-            <w:vAlign w:val="center"/>
-          </w:tcPr>
-          <w:p>
-            <w:pPr>
-              <w:jc w:val="center"/>
-              <w:rPr>
-                <w:i w:val="0"/>
-                <w:iCs w:val="0"/>
-                <w:sz w:val="24"/>
-                <w:szCs w:val="24"/>
-              </w:rPr>
-            </w:pPr>
-            <w:r>
-              <w:rPr>
-                <w:i w:val="0"/>
-                <w:iCs w:val="0"/>
-                <w:sz w:val="24"/>
-                <w:szCs w:val="24"/>
-              </w:rPr>
-              <w:t>2</w:t>
-            </w:r>
-          </w:p>
-        </w:tc>
-        <w:tc>
-          <w:tcPr>
-            <w:tcW w:w="7701" w:type="dxa"/>
-            <w:tcBorders>
-              <w:top w:val="single" w:sz="4" w:space="0" w:color="auto"/>
-              <w:bottom w:val="single" w:sz="4" w:space="0" w:color="auto"/>
-            </w:tcBorders>
-          </w:tcPr>
-          <w:p>
-            <w:pPr>
-              <w:rPr>
-                <w:rFonts w:cstheme="minorHAnsi"/>
-                <w:i w:val="0"/>
-                <w:iCs w:val="0"/>
-                <w:sz w:val="24"/>
-                <w:szCs w:val="24"/>
-              </w:rPr>
-            </w:pPr>
-            <w:r>
-              <w:rPr>
-                <w:rFonts w:cstheme="minorHAnsi"/>
-                <w:i w:val="0"/>
-                <w:iCs w:val="0"/>
-                <w:sz w:val="24"/>
-                <w:szCs w:val="24"/>
-              </w:rPr>
-              <w:t xml:space="preserve">Submission is scoped to a general audience  </w:t>
-            </w:r>
-          </w:p>
-        </w:tc>
-      </w:tr>
-      <w:tr>
-        <w:tc>
-          <w:tcPr>
-            <w:tcW w:w="849" w:type="dxa"/>
-          </w:tcPr>
-          <w:p>
-            <w:pPr>
-              <w:rPr>
-                <w:i w:val="0"/>
-                <w:iCs w:val="0"/>
-                <w:sz w:val="24"/>
-                <w:szCs w:val="24"/>
-              </w:rPr>
-            </w:pPr>
-          </w:p>
-        </w:tc>
-        <w:tc>
-          <w:tcPr>
-            <w:tcW w:w="900" w:type="dxa"/>
-            <w:tcBorders>
-              <w:top w:val="single" w:sz="4" w:space="0" w:color="auto"/>
-              <w:bottom w:val="single" w:sz="4" w:space="0" w:color="auto"/>
-            </w:tcBorders>
-            <w:vAlign w:val="center"/>
-          </w:tcPr>
-          <w:p>
-            <w:pPr>
-              <w:jc w:val="center"/>
-              <w:rPr>
-                <w:i w:val="0"/>
-                <w:iCs w:val="0"/>
-                <w:sz w:val="24"/>
-                <w:szCs w:val="24"/>
-              </w:rPr>
-            </w:pPr>
-            <w:r>
-              <w:rPr>
-                <w:i w:val="0"/>
-                <w:iCs w:val="0"/>
-                <w:sz w:val="24"/>
-                <w:szCs w:val="24"/>
-              </w:rPr>
-              <w:t>2</w:t>
-            </w:r>
-          </w:p>
-        </w:tc>
-        <w:tc>
-          <w:tcPr>
-            <w:tcW w:w="7701" w:type="dxa"/>
-            <w:tcBorders>
-              <w:top w:val="single" w:sz="4" w:space="0" w:color="auto"/>
-              <w:bottom w:val="single" w:sz="4" w:space="0" w:color="auto"/>
-            </w:tcBorders>
-          </w:tcPr>
-          <w:p>
-            <w:pPr>
-              <w:rPr>
-                <w:rFonts w:eastAsiaTheme="majorEastAsia" w:cstheme="minorHAnsi"/>
-                <w:i w:val="0"/>
-                <w:iCs w:val="0"/>
-                <w:color w:val="0D0D0D" w:themeColor="text1" w:themeTint="F2"/>
-                <w:sz w:val="24"/>
-                <w:szCs w:val="24"/>
-              </w:rPr>
-            </w:pPr>
-            <w:r>
-              <w:rPr>
-                <w:rStyle w:val="SubtleEmphasis"/>
-                <w:rFonts w:asciiTheme="minorHAnsi" w:hAnsiTheme="minorHAnsi" w:cstheme="minorHAnsi"/>
-                <w:color w:val="0D0D0D" w:themeColor="text1" w:themeTint="F2"/>
-                <w:sz w:val="24"/>
-                <w:szCs w:val="24"/>
-              </w:rPr>
-              <w:t>Paper title and authors’ names</w:t>
-            </w:r>
-          </w:p>
-        </w:tc>
-      </w:tr>
-      <w:tr>
-        <w:tc>
-          <w:tcPr>
-            <w:tcW w:w="849" w:type="dxa"/>
-          </w:tcPr>
-          <w:p>
-            <w:pPr>
-              <w:rPr>
-                <w:i w:val="0"/>
-                <w:iCs w:val="0"/>
-                <w:sz w:val="24"/>
-                <w:szCs w:val="24"/>
-              </w:rPr>
-            </w:pPr>
-          </w:p>
-        </w:tc>
-        <w:tc>
-          <w:tcPr>
-            <w:tcW w:w="900" w:type="dxa"/>
-            <w:tcBorders>
-              <w:top w:val="single" w:sz="4" w:space="0" w:color="auto"/>
-              <w:bottom w:val="single" w:sz="4" w:space="0" w:color="auto"/>
-            </w:tcBorders>
-            <w:vAlign w:val="center"/>
-          </w:tcPr>
-          <w:p>
-            <w:pPr>
-              <w:jc w:val="center"/>
-              <w:rPr>
-                <w:i w:val="0"/>
-                <w:iCs w:val="0"/>
-                <w:sz w:val="24"/>
-                <w:szCs w:val="24"/>
-              </w:rPr>
-            </w:pPr>
-            <w:r>
-              <w:rPr>
-                <w:i w:val="0"/>
-                <w:iCs w:val="0"/>
-                <w:sz w:val="24"/>
-                <w:szCs w:val="24"/>
-              </w:rPr>
-              <w:t>2</w:t>
-            </w:r>
-          </w:p>
-        </w:tc>
-        <w:tc>
-          <w:tcPr>
-            <w:tcW w:w="7701" w:type="dxa"/>
-            <w:tcBorders>
-              <w:top w:val="single" w:sz="4" w:space="0" w:color="auto"/>
-              <w:bottom w:val="single" w:sz="4" w:space="0" w:color="auto"/>
-            </w:tcBorders>
-          </w:tcPr>
-          <w:p>
-            <w:pPr>
-              <w:rPr>
-                <w:rFonts w:eastAsiaTheme="majorEastAsia" w:cstheme="minorHAnsi"/>
-                <w:i w:val="0"/>
-                <w:iCs w:val="0"/>
-                <w:color w:val="0D0D0D" w:themeColor="text1" w:themeTint="F2"/>
-                <w:sz w:val="24"/>
-                <w:szCs w:val="24"/>
-              </w:rPr>
-            </w:pPr>
-            <w:r>
-              <w:rPr>
-                <w:rStyle w:val="SubtleEmphasis"/>
-                <w:rFonts w:asciiTheme="minorHAnsi" w:hAnsiTheme="minorHAnsi" w:cstheme="minorHAnsi"/>
-                <w:color w:val="0D0D0D" w:themeColor="text1" w:themeTint="F2"/>
-                <w:sz w:val="24"/>
-                <w:szCs w:val="24"/>
-              </w:rPr>
-              <w:t>Overview of the research (What did they do?)</w:t>
-            </w:r>
-          </w:p>
-        </w:tc>
-      </w:tr>
-      <w:tr>
-        <w:tc>
-          <w:tcPr>
-            <w:tcW w:w="849" w:type="dxa"/>
-          </w:tcPr>
-          <w:p>
-            <w:pPr>
-              <w:rPr>
-                <w:i w:val="0"/>
-                <w:iCs w:val="0"/>
-                <w:sz w:val="24"/>
-                <w:szCs w:val="24"/>
-              </w:rPr>
-            </w:pPr>
-          </w:p>
-        </w:tc>
-        <w:tc>
-          <w:tcPr>
-            <w:tcW w:w="900" w:type="dxa"/>
-            <w:tcBorders>
-              <w:top w:val="single" w:sz="4" w:space="0" w:color="auto"/>
-              <w:bottom w:val="single" w:sz="4" w:space="0" w:color="auto"/>
-            </w:tcBorders>
-            <w:vAlign w:val="center"/>
-          </w:tcPr>
-          <w:p>
-            <w:pPr>
-              <w:jc w:val="center"/>
-              <w:rPr>
-                <w:i w:val="0"/>
-                <w:iCs w:val="0"/>
-                <w:sz w:val="24"/>
-                <w:szCs w:val="24"/>
-              </w:rPr>
-            </w:pPr>
-            <w:r>
-              <w:rPr>
-                <w:i w:val="0"/>
-                <w:iCs w:val="0"/>
-                <w:sz w:val="24"/>
-                <w:szCs w:val="24"/>
-              </w:rPr>
-              <w:t>2</w:t>
-            </w:r>
-          </w:p>
-        </w:tc>
-        <w:tc>
-          <w:tcPr>
-            <w:tcW w:w="7701" w:type="dxa"/>
-            <w:tcBorders>
-              <w:top w:val="single" w:sz="4" w:space="0" w:color="auto"/>
-              <w:bottom w:val="single" w:sz="4" w:space="0" w:color="auto"/>
-            </w:tcBorders>
-          </w:tcPr>
-          <w:p>
-            <w:pPr>
-              <w:rPr>
-                <w:rFonts w:eastAsiaTheme="majorEastAsia" w:cstheme="minorHAnsi"/>
-                <w:i w:val="0"/>
-                <w:iCs w:val="0"/>
-                <w:color w:val="0D0D0D" w:themeColor="text1" w:themeTint="F2"/>
-                <w:sz w:val="24"/>
-                <w:szCs w:val="24"/>
-              </w:rPr>
-            </w:pPr>
-            <w:r>
-              <w:rPr>
-                <w:rStyle w:val="SubtleEmphasis"/>
-                <w:rFonts w:asciiTheme="minorHAnsi" w:hAnsiTheme="minorHAnsi" w:cstheme="minorHAnsi"/>
-                <w:color w:val="0D0D0D" w:themeColor="text1" w:themeTint="F2"/>
-                <w:sz w:val="24"/>
-                <w:szCs w:val="24"/>
-              </w:rPr>
-              <w:t xml:space="preserve">Research purpose/impact (Why did they do it? What was gained?) </w:t>
-            </w:r>
-          </w:p>
-        </w:tc>
-      </w:tr>
-      <w:tr>
-        <w:tc>
-          <w:tcPr>
-            <w:tcW w:w="849" w:type="dxa"/>
-          </w:tcPr>
-          <w:p>
-            <w:pPr>
-              <w:rPr>
-                <w:i w:val="0"/>
-                <w:iCs w:val="0"/>
-                <w:sz w:val="24"/>
-                <w:szCs w:val="24"/>
-              </w:rPr>
-            </w:pPr>
-          </w:p>
-        </w:tc>
-        <w:tc>
-          <w:tcPr>
-            <w:tcW w:w="900" w:type="dxa"/>
-            <w:tcBorders>
-              <w:top w:val="single" w:sz="4" w:space="0" w:color="auto"/>
-              <w:bottom w:val="single" w:sz="4" w:space="0" w:color="auto"/>
-            </w:tcBorders>
-            <w:vAlign w:val="center"/>
-          </w:tcPr>
-          <w:p>
-            <w:pPr>
-              <w:jc w:val="center"/>
-              <w:rPr>
-                <w:i w:val="0"/>
-                <w:iCs w:val="0"/>
-                <w:sz w:val="24"/>
-                <w:szCs w:val="24"/>
-              </w:rPr>
-            </w:pPr>
-            <w:r>
-              <w:rPr>
-                <w:i w:val="0"/>
-                <w:iCs w:val="0"/>
-                <w:sz w:val="24"/>
-                <w:szCs w:val="24"/>
-              </w:rPr>
-              <w:t>2</w:t>
-            </w:r>
-          </w:p>
-        </w:tc>
-        <w:tc>
-          <w:tcPr>
-            <w:tcW w:w="7701" w:type="dxa"/>
-            <w:tcBorders>
-              <w:top w:val="single" w:sz="4" w:space="0" w:color="auto"/>
-              <w:bottom w:val="single" w:sz="4" w:space="0" w:color="auto"/>
-            </w:tcBorders>
-          </w:tcPr>
-          <w:p>
-            <w:pPr>
-              <w:rPr>
-                <w:rFonts w:eastAsiaTheme="majorEastAsia" w:cstheme="minorHAnsi"/>
-                <w:i w:val="0"/>
-                <w:iCs w:val="0"/>
-                <w:color w:val="0D0D0D" w:themeColor="text1" w:themeTint="F2"/>
-                <w:sz w:val="24"/>
-                <w:szCs w:val="24"/>
-              </w:rPr>
-            </w:pPr>
-            <w:r>
-              <w:rPr>
-                <w:rStyle w:val="SubtleEmphasis"/>
-                <w:rFonts w:asciiTheme="minorHAnsi" w:hAnsiTheme="minorHAnsi" w:cstheme="minorHAnsi"/>
-                <w:color w:val="0D0D0D" w:themeColor="text1" w:themeTint="F2"/>
-                <w:sz w:val="24"/>
-                <w:szCs w:val="24"/>
-              </w:rPr>
-              <w:t>Overview of methods (How was the research performed?)</w:t>
-            </w:r>
-          </w:p>
-        </w:tc>
-      </w:tr>
-      <w:tr>
-        <w:tc>
-          <w:tcPr>
-            <w:tcW w:w="849" w:type="dxa"/>
-          </w:tcPr>
-          <w:p>
-            <w:pPr>
-              <w:rPr>
-                <w:i w:val="0"/>
-                <w:iCs w:val="0"/>
-                <w:sz w:val="24"/>
-                <w:szCs w:val="24"/>
-              </w:rPr>
-            </w:pPr>
-          </w:p>
-        </w:tc>
-        <w:tc>
-          <w:tcPr>
-            <w:tcW w:w="900" w:type="dxa"/>
-            <w:tcBorders>
-              <w:top w:val="single" w:sz="4" w:space="0" w:color="auto"/>
-              <w:bottom w:val="single" w:sz="4" w:space="0" w:color="auto"/>
-            </w:tcBorders>
-            <w:vAlign w:val="center"/>
-          </w:tcPr>
-          <w:p>
-            <w:pPr>
-              <w:jc w:val="center"/>
-              <w:rPr>
-                <w:i w:val="0"/>
-                <w:iCs w:val="0"/>
-                <w:sz w:val="24"/>
-                <w:szCs w:val="24"/>
-              </w:rPr>
-            </w:pPr>
-            <w:r>
-              <w:rPr>
-                <w:i w:val="0"/>
-                <w:iCs w:val="0"/>
-                <w:sz w:val="24"/>
-                <w:szCs w:val="24"/>
-              </w:rPr>
-              <w:t>2</w:t>
-            </w:r>
-          </w:p>
-        </w:tc>
-        <w:tc>
-          <w:tcPr>
-            <w:tcW w:w="7701" w:type="dxa"/>
-            <w:tcBorders>
-              <w:top w:val="single" w:sz="4" w:space="0" w:color="auto"/>
-              <w:bottom w:val="single" w:sz="4" w:space="0" w:color="auto"/>
-            </w:tcBorders>
-          </w:tcPr>
-          <w:p>
-            <w:pPr>
-              <w:rPr>
-                <w:rFonts w:cstheme="minorHAnsi"/>
-                <w:i w:val="0"/>
-                <w:iCs w:val="0"/>
-                <w:sz w:val="24"/>
-                <w:szCs w:val="24"/>
-              </w:rPr>
-            </w:pPr>
-            <w:r>
-              <w:rPr>
-                <w:rStyle w:val="SubtleEmphasis"/>
-                <w:rFonts w:asciiTheme="minorHAnsi" w:hAnsiTheme="minorHAnsi" w:cstheme="minorHAnsi"/>
-                <w:color w:val="0D0D0D" w:themeColor="text1" w:themeTint="F2"/>
-                <w:sz w:val="24"/>
-                <w:szCs w:val="24"/>
-              </w:rPr>
-              <w:t>Final product (What was the research output?)</w:t>
-            </w:r>
-          </w:p>
-        </w:tc>
-      </w:tr>
-      <w:tr>
-        <w:tc>
-          <w:tcPr>
-            <w:tcW w:w="849" w:type="dxa"/>
-          </w:tcPr>
-          <w:p>
-            <w:pPr>
-              <w:rPr>
-                <w:i w:val="0"/>
-                <w:iCs w:val="0"/>
-                <w:sz w:val="24"/>
-                <w:szCs w:val="24"/>
-              </w:rPr>
-            </w:pPr>
-          </w:p>
-        </w:tc>
-        <w:tc>
-          <w:tcPr>
-            <w:tcW w:w="900" w:type="dxa"/>
-            <w:tcBorders>
-              <w:top w:val="single" w:sz="4" w:space="0" w:color="auto"/>
-              <w:bottom w:val="single" w:sz="4" w:space="0" w:color="auto"/>
-            </w:tcBorders>
-            <w:vAlign w:val="center"/>
-          </w:tcPr>
-          <w:p>
-            <w:pPr>
-              <w:jc w:val="center"/>
-              <w:rPr>
-                <w:i w:val="0"/>
-                <w:iCs w:val="0"/>
-                <w:sz w:val="24"/>
-                <w:szCs w:val="24"/>
-              </w:rPr>
-            </w:pPr>
-            <w:r>
-              <w:rPr>
-                <w:i w:val="0"/>
-                <w:iCs w:val="0"/>
-                <w:sz w:val="24"/>
-                <w:szCs w:val="24"/>
-              </w:rPr>
-              <w:t>2</w:t>
-            </w:r>
-          </w:p>
-        </w:tc>
-        <w:tc>
-          <w:tcPr>
-            <w:tcW w:w="7701" w:type="dxa"/>
-            <w:tcBorders>
-              <w:top w:val="single" w:sz="4" w:space="0" w:color="auto"/>
-              <w:bottom w:val="single" w:sz="4" w:space="0" w:color="auto"/>
-            </w:tcBorders>
-          </w:tcPr>
-          <w:p>
-            <w:pPr>
-              <w:rPr>
-                <w:i w:val="0"/>
-                <w:iCs w:val="0"/>
-                <w:sz w:val="24"/>
-                <w:szCs w:val="24"/>
-              </w:rPr>
-            </w:pPr>
-            <w:r>
-              <w:rPr>
-                <w:rStyle w:val="SubtleEmphasis"/>
-                <w:rFonts w:asciiTheme="minorHAnsi" w:hAnsiTheme="minorHAnsi" w:cstheme="minorHAnsi"/>
-                <w:color w:val="0D0D0D" w:themeColor="text1" w:themeTint="F2"/>
-                <w:sz w:val="24"/>
-                <w:szCs w:val="24"/>
-              </w:rPr>
-              <w:t>Recap of limitations / next steps (What are the caveats? What’s next?)</w:t>
-            </w:r>
-          </w:p>
-        </w:tc>
-      </w:tr>
-      <w:tr>
-        <w:tc>
-          <w:tcPr>
-            <w:tcW w:w="849" w:type="dxa"/>
-            <w:tcBorders>
-              <w:bottom w:val="single" w:sz="4" w:space="0" w:color="auto"/>
-            </w:tcBorders>
-            <w:vAlign w:val="center"/>
-          </w:tcPr>
-          <w:p>
-            <w:pPr>
-              <w:rPr>
-                <w:i w:val="0"/>
-                <w:iCs w:val="0"/>
-                <w:sz w:val="24"/>
-                <w:szCs w:val="24"/>
-              </w:rPr>
-            </w:pPr>
-          </w:p>
-        </w:tc>
-        <w:tc>
-          <w:tcPr>
-            <w:tcW w:w="900" w:type="dxa"/>
-            <w:tcBorders>
-              <w:top w:val="single" w:sz="4" w:space="0" w:color="auto"/>
-            </w:tcBorders>
-            <w:vAlign w:val="center"/>
-          </w:tcPr>
-          <w:p>
-            <w:pPr>
-              <w:jc w:val="center"/>
-              <w:rPr>
-                <w:i w:val="0"/>
-                <w:iCs w:val="0"/>
-                <w:sz w:val="24"/>
-                <w:szCs w:val="24"/>
-              </w:rPr>
-            </w:pPr>
-            <w:r>
-              <w:rPr>
-                <w:i w:val="0"/>
-                <w:iCs w:val="0"/>
-                <w:sz w:val="24"/>
-                <w:szCs w:val="24"/>
-              </w:rPr>
-              <w:t>4</w:t>
-            </w:r>
-          </w:p>
-        </w:tc>
-        <w:tc>
-          <w:tcPr>
-            <w:tcW w:w="7701" w:type="dxa"/>
-            <w:tcBorders>
-              <w:top w:val="single" w:sz="4" w:space="0" w:color="auto"/>
-            </w:tcBorders>
-          </w:tcPr>
-          <w:p>
-            <w:pPr>
-              <w:rPr>
-                <w:i w:val="0"/>
-                <w:iCs w:val="0"/>
-                <w:sz w:val="24"/>
-                <w:szCs w:val="24"/>
-              </w:rPr>
-            </w:pPr>
-            <w:r>
-              <w:rPr>
-                <w:i w:val="0"/>
-                <w:iCs w:val="0"/>
-                <w:sz w:val="24"/>
-                <w:szCs w:val="24"/>
-              </w:rPr>
-              <w:t xml:space="preserve">Creativity / Attention to detail / </w:t>
-            </w:r>
-            <w:r>
-              <w:rPr>
-                <w:i w:val="0"/>
-                <w:iCs w:val="0"/>
-                <w:sz w:val="24"/>
-                <w:szCs w:val="24"/>
-              </w:rPr>
-              <w:t xml:space="preserve">Scope of output </w:t>
-            </w:r>
-          </w:p>
-        </w:tc>
-      </w:tr>
-      <w:tr>
-        <w:tc>
-          <w:tcPr>
-            <w:tcW w:w="849" w:type="dxa"/>
-            <w:tcBorders>
-              <w:top w:val="single" w:sz="4" w:space="0" w:color="auto"/>
-            </w:tcBorders>
-            <w:shd w:val="clear" w:color="auto" w:fill="C6CDD1" w:themeFill="background2" w:themeFillShade="E6"/>
-            <w:vAlign w:val="center"/>
-          </w:tcPr>
-          <w:p>
-            <w:pPr>
-              <w:jc w:val="center"/>
-              <w:rPr>
-                <w:i w:val="0"/>
-                <w:iCs w:val="0"/>
-                <w:sz w:val="24"/>
-                <w:szCs w:val="24"/>
-              </w:rPr>
-            </w:pPr>
-            <w:r>
-              <w:rPr>
-                <w:i w:val="0"/>
-                <w:iCs w:val="0"/>
-                <w:sz w:val="24"/>
-                <w:szCs w:val="24"/>
-              </w:rPr>
-              <w:t>TOTAL</w:t>
-            </w:r>
-          </w:p>
-        </w:tc>
-        <w:tc>
-          <w:tcPr>
-            <w:tcW w:w="900" w:type="dxa"/>
-            <w:tcBorders>
-              <w:top w:val="single" w:sz="4" w:space="0" w:color="auto"/>
-            </w:tcBorders>
-            <w:shd w:val="clear" w:color="auto" w:fill="C6CDD1" w:themeFill="background2" w:themeFillShade="E6"/>
-            <w:vAlign w:val="center"/>
-          </w:tcPr>
-          <w:p>
-            <w:pPr>
-              <w:jc w:val="center"/>
-              <w:rPr>
-                <w:i w:val="0"/>
-                <w:iCs w:val="0"/>
-                <w:sz w:val="24"/>
-                <w:szCs w:val="24"/>
-              </w:rPr>
-            </w:pPr>
-            <w:r>
-              <w:rPr>
-                <w:i w:val="0"/>
-                <w:iCs w:val="0"/>
-                <w:sz w:val="24"/>
-                <w:szCs w:val="24"/>
-              </w:rPr>
-              <w:t>20</w:t>
-            </w:r>
-          </w:p>
-        </w:tc>
-        <w:tc>
-          <w:tcPr>
-            <w:tcW w:w="7701" w:type="dxa"/>
-            <w:tcBorders>
-              <w:top w:val="single" w:sz="4" w:space="0" w:color="auto"/>
-            </w:tcBorders>
-          </w:tcPr>
-          <w:p>
-            <w:pPr>
-              <w:rPr>
-                <w:i w:val="0"/>
-                <w:iCs w:val="0"/>
-                <w:sz w:val="24"/>
-                <w:szCs w:val="24"/>
-              </w:rPr>
-            </w:pPr>
-          </w:p>
-        </w:tc>
-      </w:tr>
-    </w:tbl>
-    <w:p>
-      <w:pPr>
-        <w:pStyle w:val="ListParagraph"/>
-        <w:rPr>
-          <w:i w:val="0"/>
-          <w:iCs w:val="0"/>
-          <w:sz w:val="24"/>
-          <w:szCs w:val="24"/>
-        </w:rPr>
-      </w:pPr>
     </w:p>
     <w:sdt>
       <w:sdtPr>
+        <w:rPr>
+          <w:b/>
+          <w:bCs/>
+        </w:rPr>
         <w:id w:val="1809043135"/>
         <w:docPartObj>
           <w:docPartGallery w:val="Bibliographies"/>
@@ -2540,21 +3404,11 @@
       </w:sdtPr>
       <w:sdtEndPr>
         <w:rPr>
-          <w:rFonts w:asciiTheme="minorHAnsi" w:eastAsiaTheme="minorEastAsia" w:hAnsiTheme="minorHAnsi" w:cstheme="minorBidi"/>
-          <w:color w:val="auto"/>
-          <w:sz w:val="20"/>
-          <w:szCs w:val="20"/>
+          <w:b w:val="0"/>
+          <w:bCs w:val="0"/>
         </w:rPr>
       </w:sdtEndPr>
       <w:sdtContent>
-        <w:p>
-          <w:pPr>
-            <w:pStyle w:val="Heading1"/>
-          </w:pPr>
-          <w:r>
-            <w:t>Works Cited</w:t>
-          </w:r>
-        </w:p>
         <w:p>
           <w:pPr>
             <w:rPr>
@@ -2565,6 +3419,9 @@
               <w:szCs w:val="22"/>
             </w:rPr>
           </w:pPr>
+          <w:r>
+            <w:t>Works Cited</w:t>
+          </w:r>
           <w:r>
             <w:fldChar w:fldCharType="begin"/>
           </w:r>
@@ -2593,7 +3450,7 @@
           </w:tblGrid>
           <w:tr>
             <w:trPr>
-              <w:divId w:val="4290606"/>
+              <w:divId w:val="88503550"/>
               <w:tblCellSpacing w:w="15" w:type="dxa"/>
             </w:trPr>
             <w:tc>
@@ -2655,7 +3512,7 @@
           </w:tr>
           <w:tr>
             <w:trPr>
-              <w:divId w:val="4290606"/>
+              <w:divId w:val="88503550"/>
               <w:tblCellSpacing w:w="15" w:type="dxa"/>
             </w:trPr>
             <w:tc>
@@ -2713,10 +3570,70 @@
               </w:p>
             </w:tc>
           </w:tr>
+          <w:tr>
+            <w:trPr>
+              <w:divId w:val="88503550"/>
+              <w:tblCellSpacing w:w="15" w:type="dxa"/>
+            </w:trPr>
+            <w:tc>
+              <w:tcPr>
+                <w:tcW w:w="50" w:type="pct"/>
+                <w:hideMark/>
+              </w:tcPr>
+              <w:p>
+                <w:pPr>
+                  <w:pStyle w:val="Bibliography"/>
+                  <w:rPr>
+                    <w:noProof/>
+                  </w:rPr>
+                </w:pPr>
+                <w:r>
+                  <w:rPr>
+                    <w:noProof/>
+                  </w:rPr>
+                  <w:t xml:space="preserve">[3] </w:t>
+                </w:r>
+              </w:p>
+            </w:tc>
+            <w:tc>
+              <w:tcPr>
+                <w:tcW w:w="0" w:type="auto"/>
+                <w:hideMark/>
+              </w:tcPr>
+              <w:p>
+                <w:pPr>
+                  <w:pStyle w:val="Bibliography"/>
+                  <w:rPr>
+                    <w:noProof/>
+                  </w:rPr>
+                </w:pPr>
+                <w:r>
+                  <w:rPr>
+                    <w:noProof/>
+                  </w:rPr>
+                  <w:t xml:space="preserve">M. Hua and H. Qiu, "The Prototype in Interaction Design," in </w:t>
+                </w:r>
+                <w:r>
+                  <w:rPr>
+                    <w:i w:val="0"/>
+                    <w:iCs w:val="0"/>
+                    <w:noProof/>
+                  </w:rPr>
+                  <w:t>9th International Conference on Computer-Aided Industrial Design and Conceptual Design</w:t>
+                </w:r>
+                <w:r>
+                  <w:rPr>
+                    <w:noProof/>
+                  </w:rPr>
+                  <w:t xml:space="preserve">, Beijing, 2008. </w:t>
+                </w:r>
+              </w:p>
+            </w:tc>
+          </w:tr>
         </w:tbl>
         <w:p>
           <w:pPr>
-            <w:divId w:val="4290606"/>
+            <w:divId w:val="88503550"/>
             <w:rPr>
               <w:rFonts w:eastAsia="Times New Roman"/>
               <w:noProof/>
@@ -2807,6 +3724,92 @@
 <file path=word/numbering.xml><?xml version="1.0" encoding="utf-8"?>
 <w:numbering xmlns:wpc="http://schemas.microsoft.com/office/word/2010/wordprocessingCanvas" xmlns:cx="http://schemas.microsoft.com/office/drawing/2014/chartex" xmlns:cx1="http://schemas.microsoft.com/office/drawing/2015/9/8/chartex" xmlns:cx2="http://schemas.microsoft.com/office/drawing/2015/10/21/chartex" xmlns:cx3="http://schemas.microsoft.com/office/drawing/2016/5/9/chartex" xmlns:cx4="http://schemas.microsoft.com/office/drawing/2016/5/10/chartex" xmlns:cx5="http://schemas.microsoft.com/office/drawing/2016/5/11/chartex" xmlns:cx6="http://schemas.microsoft.com/office/drawing/2016/5/12/chartex" xmlns:cx7="http://schemas.microsoft.com/office/drawing/2016/5/13/chartex" xmlns:cx8="http://schemas.microsoft.com/office/drawing/2016/5/14/chartex" xmlns:mc="http://schemas.openxmlformats.org/markup-compatibility/2006" xmlns:aink="http://schemas.microsoft.com/office/drawing/2016/ink" xmlns:am3d="http://schemas.microsoft.com/office/drawing/2017/model3d" xmlns:o="urn:schemas-microsoft-com:office:office" xmlns:oel="http://schemas.microsoft.com/office/2019/extlst" xmlns:r="http://schemas.openxmlformats.org/officeDocument/2006/relationships" xmlns:m="http://schemas.openxmlformats.org/officeDocument/2006/math" xmlns:v="urn:schemas-microsoft-com:vml" xmlns:wp14="http://schemas.microsoft.com/office/word/2010/wordprocessingDrawing" xmlns:wp="http://schemas.openxmlformats.org/drawingml/2006/wordprocessingDrawing" xmlns:w10="urn:schemas-microsoft-com:office:word" xmlns:w="http://schemas.openxmlformats.org/wordprocessingml/2006/main" xmlns:w14="http://schemas.microsoft.com/office/word/2010/wordml" xmlns:w15="http://schemas.microsoft.com/office/word/2012/wordml" xmlns:w16cex="http://schemas.microsoft.com/office/word/2018/wordml/cex" xmlns:w16cid="http://schemas.microsoft.com/office/word/2016/wordml/cid" xmlns:w16="http://schemas.microsoft.com/office/word/2018/wordml" xmlns:w16du="http://schemas.microsoft.com/office/word/2023/wordml/word16du" xmlns:w16sdtdh="http://schemas.microsoft.com/office/word/2020/wordml/sdtdatahash" xmlns:w16sdtfl="http://schemas.microsoft.com/office/word/2024/wordml/sdtformatlock" xmlns:w16se="http://schemas.microsoft.com/office/word/2015/wordml/symex" xmlns:wpg="http://schemas.microsoft.com/office/word/2010/wordprocessingGroup" xmlns:wpi="http://schemas.microsoft.com/office/word/2010/wordprocessingInk" xmlns:wne="http://schemas.microsoft.com/office/word/2006/wordml" xmlns:wps="http://schemas.microsoft.com/office/word/2010/wordprocessingShape" mc:Ignorable="w14 w15 w16se w16cid w16 w16cex w16sdtdh w16sdtfl w16du wp14">
   <w:abstractNum w:abstractNumId="0" w15:restartNumberingAfterBreak="0">
+    <w:nsid w:val="02EF370A"/>
+    <w:multiLevelType w:val="hybridMultilevel"/>
+    <w:tmpl w:val="C4FC9408"/>
+    <w:lvl w:ilvl="0" w:tplc="FFFFFFFF">
+      <w:start w:val="1"/>
+      <w:numFmt w:val="decimal"/>
+      <w:lvlText w:val="%1."/>
+      <w:lvlJc w:val="left"/>
+      <w:pPr>
+        <w:ind w:left="720" w:hanging="360"/>
+      </w:pPr>
+    </w:lvl>
+    <w:lvl w:ilvl="1" w:tplc="FFFFFFFF">
+      <w:start w:val="1"/>
+      <w:numFmt w:val="lowerLetter"/>
+      <w:lvlText w:val="%2."/>
+      <w:lvlJc w:val="left"/>
+      <w:pPr>
+        <w:ind w:left="1440" w:hanging="360"/>
+      </w:pPr>
+    </w:lvl>
+    <w:lvl w:ilvl="2" w:tplc="FFFFFFFF" w:tentative="1">
+      <w:start w:val="1"/>
+      <w:numFmt w:val="lowerRoman"/>
+      <w:lvlText w:val="%3."/>
+      <w:lvlJc w:val="right"/>
+      <w:pPr>
+        <w:ind w:left="2160" w:hanging="180"/>
+      </w:pPr>
+    </w:lvl>
+    <w:lvl w:ilvl="3" w:tplc="FFFFFFFF" w:tentative="1">
+      <w:start w:val="1"/>
+      <w:numFmt w:val="decimal"/>
+      <w:lvlText w:val="%4."/>
+      <w:lvlJc w:val="left"/>
+      <w:pPr>
+        <w:ind w:left="2880" w:hanging="360"/>
+      </w:pPr>
+    </w:lvl>
+    <w:lvl w:ilvl="4" w:tplc="FFFFFFFF" w:tentative="1">
+      <w:start w:val="1"/>
+      <w:numFmt w:val="lowerLetter"/>
+      <w:lvlText w:val="%5."/>
+      <w:lvlJc w:val="left"/>
+      <w:pPr>
+        <w:ind w:left="3600" w:hanging="360"/>
+      </w:pPr>
+    </w:lvl>
+    <w:lvl w:ilvl="5" w:tplc="FFFFFFFF" w:tentative="1">
+      <w:start w:val="1"/>
+      <w:numFmt w:val="lowerRoman"/>
+      <w:lvlText w:val="%6."/>
+      <w:lvlJc w:val="right"/>
+      <w:pPr>
+        <w:ind w:left="4320" w:hanging="180"/>
+      </w:pPr>
+    </w:lvl>
+    <w:lvl w:ilvl="6" w:tplc="FFFFFFFF" w:tentative="1">
+      <w:start w:val="1"/>
+      <w:numFmt w:val="decimal"/>
+      <w:lvlText w:val="%7."/>
+      <w:lvlJc w:val="left"/>
+      <w:pPr>
+        <w:ind w:left="5040" w:hanging="360"/>
+      </w:pPr>
+    </w:lvl>
+    <w:lvl w:ilvl="7" w:tplc="FFFFFFFF" w:tentative="1">
+      <w:start w:val="1"/>
+      <w:numFmt w:val="lowerLetter"/>
+      <w:lvlText w:val="%8."/>
+      <w:lvlJc w:val="left"/>
+      <w:pPr>
+        <w:ind w:left="5760" w:hanging="360"/>
+      </w:pPr>
+    </w:lvl>
+    <w:lvl w:ilvl="8" w:tplc="FFFFFFFF" w:tentative="1">
+      <w:start w:val="1"/>
+      <w:numFmt w:val="lowerRoman"/>
+      <w:lvlText w:val="%9."/>
+      <w:lvlJc w:val="right"/>
+      <w:pPr>
+        <w:ind w:left="6480" w:hanging="180"/>
+      </w:pPr>
+    </w:lvl>
+  </w:abstractNum>
+  <w:abstractNum w:abstractNumId="1" w15:restartNumberingAfterBreak="0">
     <w:nsid w:val="0CE31833"/>
     <w:multiLevelType w:val="multilevel"/>
     <w:tmpl w:val="2644790A"/>
@@ -2955,7 +3958,7 @@
       </w:rPr>
     </w:lvl>
   </w:abstractNum>
-  <w:abstractNum w:abstractNumId="1" w15:restartNumberingAfterBreak="0">
+  <w:abstractNum w:abstractNumId="2" w15:restartNumberingAfterBreak="0">
     <w:nsid w:val="0CEC6524"/>
     <w:multiLevelType w:val="multilevel"/>
     <w:tmpl w:val="9F981652"/>
@@ -3104,7 +4107,93 @@
       </w:rPr>
     </w:lvl>
   </w:abstractNum>
-  <w:abstractNum w:abstractNumId="2" w15:restartNumberingAfterBreak="0">
+  <w:abstractNum w:abstractNumId="3" w15:restartNumberingAfterBreak="0">
+    <w:nsid w:val="0E080D53"/>
+    <w:multiLevelType w:val="hybridMultilevel"/>
+    <w:tmpl w:val="C4FC9408"/>
+    <w:lvl w:ilvl="0" w:tplc="0409000F">
+      <w:start w:val="1"/>
+      <w:numFmt w:val="decimal"/>
+      <w:lvlText w:val="%1."/>
+      <w:lvlJc w:val="left"/>
+      <w:pPr>
+        <w:ind w:left="720" w:hanging="360"/>
+      </w:pPr>
+    </w:lvl>
+    <w:lvl w:ilvl="1" w:tplc="04090019" w:tentative="1">
+      <w:start w:val="1"/>
+      <w:numFmt w:val="lowerLetter"/>
+      <w:lvlText w:val="%2."/>
+      <w:lvlJc w:val="left"/>
+      <w:pPr>
+        <w:ind w:left="1440" w:hanging="360"/>
+      </w:pPr>
+    </w:lvl>
+    <w:lvl w:ilvl="2" w:tplc="0409001B" w:tentative="1">
+      <w:start w:val="1"/>
+      <w:numFmt w:val="lowerRoman"/>
+      <w:lvlText w:val="%3."/>
+      <w:lvlJc w:val="right"/>
+      <w:pPr>
+        <w:ind w:left="2160" w:hanging="180"/>
+      </w:pPr>
+    </w:lvl>
+    <w:lvl w:ilvl="3" w:tplc="0409000F" w:tentative="1">
+      <w:start w:val="1"/>
+      <w:numFmt w:val="decimal"/>
+      <w:lvlText w:val="%4."/>
+      <w:lvlJc w:val="left"/>
+      <w:pPr>
+        <w:ind w:left="2880" w:hanging="360"/>
+      </w:pPr>
+    </w:lvl>
+    <w:lvl w:ilvl="4" w:tplc="04090019" w:tentative="1">
+      <w:start w:val="1"/>
+      <w:numFmt w:val="lowerLetter"/>
+      <w:lvlText w:val="%5."/>
+      <w:lvlJc w:val="left"/>
+      <w:pPr>
+        <w:ind w:left="3600" w:hanging="360"/>
+      </w:pPr>
+    </w:lvl>
+    <w:lvl w:ilvl="5" w:tplc="0409001B" w:tentative="1">
+      <w:start w:val="1"/>
+      <w:numFmt w:val="lowerRoman"/>
+      <w:lvlText w:val="%6."/>
+      <w:lvlJc w:val="right"/>
+      <w:pPr>
+        <w:ind w:left="4320" w:hanging="180"/>
+      </w:pPr>
+    </w:lvl>
+    <w:lvl w:ilvl="6" w:tplc="0409000F" w:tentative="1">
+      <w:start w:val="1"/>
+      <w:numFmt w:val="decimal"/>
+      <w:lvlText w:val="%7."/>
+      <w:lvlJc w:val="left"/>
+      <w:pPr>
+        <w:ind w:left="5040" w:hanging="360"/>
+      </w:pPr>
+    </w:lvl>
+    <w:lvl w:ilvl="7" w:tplc="04090019" w:tentative="1">
+      <w:start w:val="1"/>
+      <w:numFmt w:val="lowerLetter"/>
+      <w:lvlText w:val="%8."/>
+      <w:lvlJc w:val="left"/>
+      <w:pPr>
+        <w:ind w:left="5760" w:hanging="360"/>
+      </w:pPr>
+    </w:lvl>
+    <w:lvl w:ilvl="8" w:tplc="0409001B" w:tentative="1">
+      <w:start w:val="1"/>
+      <w:numFmt w:val="lowerRoman"/>
+      <w:lvlText w:val="%9."/>
+      <w:lvlJc w:val="right"/>
+      <w:pPr>
+        <w:ind w:left="6480" w:hanging="180"/>
+      </w:pPr>
+    </w:lvl>
+  </w:abstractNum>
+  <w:abstractNum w:abstractNumId="4" w15:restartNumberingAfterBreak="0">
     <w:nsid w:val="13D62E53"/>
     <w:multiLevelType w:val="multilevel"/>
     <w:tmpl w:val="9F981652"/>
@@ -3253,7 +4342,7 @@
       </w:rPr>
     </w:lvl>
   </w:abstractNum>
-  <w:abstractNum w:abstractNumId="3" w15:restartNumberingAfterBreak="0">
+  <w:abstractNum w:abstractNumId="5" w15:restartNumberingAfterBreak="0">
     <w:nsid w:val="148740C4"/>
     <w:multiLevelType w:val="hybridMultilevel"/>
     <w:tmpl w:val="E2FEB880"/>
@@ -3366,7 +4455,7 @@
       </w:rPr>
     </w:lvl>
   </w:abstractNum>
-  <w:abstractNum w:abstractNumId="4" w15:restartNumberingAfterBreak="0">
+  <w:abstractNum w:abstractNumId="6" w15:restartNumberingAfterBreak="0">
     <w:nsid w:val="19435B9E"/>
     <w:multiLevelType w:val="hybridMultilevel"/>
     <w:tmpl w:val="4F526F62"/>
@@ -3455,7 +4544,7 @@
       </w:pPr>
     </w:lvl>
   </w:abstractNum>
-  <w:abstractNum w:abstractNumId="5" w15:restartNumberingAfterBreak="0">
+  <w:abstractNum w:abstractNumId="7" w15:restartNumberingAfterBreak="0">
     <w:nsid w:val="198B1043"/>
     <w:multiLevelType w:val="hybridMultilevel"/>
     <w:tmpl w:val="F7DAEA5C"/>
@@ -3565,7 +4654,7 @@
       </w:rPr>
     </w:lvl>
   </w:abstractNum>
-  <w:abstractNum w:abstractNumId="6" w15:restartNumberingAfterBreak="0">
+  <w:abstractNum w:abstractNumId="8" w15:restartNumberingAfterBreak="0">
     <w:nsid w:val="1ACF3FC9"/>
     <w:multiLevelType w:val="hybridMultilevel"/>
     <w:tmpl w:val="8B640668"/>
@@ -3678,7 +4767,7 @@
       </w:rPr>
     </w:lvl>
   </w:abstractNum>
-  <w:abstractNum w:abstractNumId="7" w15:restartNumberingAfterBreak="0">
+  <w:abstractNum w:abstractNumId="9" w15:restartNumberingAfterBreak="0">
     <w:nsid w:val="1DAB5BD7"/>
     <w:multiLevelType w:val="hybridMultilevel"/>
     <w:tmpl w:val="B2586FB2"/>
@@ -3764,7 +4853,7 @@
       </w:pPr>
     </w:lvl>
   </w:abstractNum>
-  <w:abstractNum w:abstractNumId="8" w15:restartNumberingAfterBreak="0">
+  <w:abstractNum w:abstractNumId="10" w15:restartNumberingAfterBreak="0">
     <w:nsid w:val="2E117C13"/>
     <w:multiLevelType w:val="hybridMultilevel"/>
     <w:tmpl w:val="73BA1BC2"/>
@@ -3877,7 +4966,7 @@
       </w:rPr>
     </w:lvl>
   </w:abstractNum>
-  <w:abstractNum w:abstractNumId="9" w15:restartNumberingAfterBreak="0">
+  <w:abstractNum w:abstractNumId="11" w15:restartNumberingAfterBreak="0">
     <w:nsid w:val="34445EA4"/>
     <w:multiLevelType w:val="hybridMultilevel"/>
     <w:tmpl w:val="0A42072E"/>
@@ -3963,7 +5052,7 @@
       </w:pPr>
     </w:lvl>
   </w:abstractNum>
-  <w:abstractNum w:abstractNumId="10" w15:restartNumberingAfterBreak="0">
+  <w:abstractNum w:abstractNumId="12" w15:restartNumberingAfterBreak="0">
     <w:nsid w:val="346E16AE"/>
     <w:multiLevelType w:val="hybridMultilevel"/>
     <w:tmpl w:val="B2586FB2"/>
@@ -4049,7 +5138,7 @@
       </w:pPr>
     </w:lvl>
   </w:abstractNum>
-  <w:abstractNum w:abstractNumId="11" w15:restartNumberingAfterBreak="0">
+  <w:abstractNum w:abstractNumId="13" w15:restartNumberingAfterBreak="0">
     <w:nsid w:val="3A9B0D1B"/>
     <w:multiLevelType w:val="multilevel"/>
     <w:tmpl w:val="DC60EFA0"/>
@@ -4198,7 +5287,7 @@
       </w:rPr>
     </w:lvl>
   </w:abstractNum>
-  <w:abstractNum w:abstractNumId="12" w15:restartNumberingAfterBreak="0">
+  <w:abstractNum w:abstractNumId="14" w15:restartNumberingAfterBreak="0">
     <w:nsid w:val="3C623995"/>
     <w:multiLevelType w:val="hybridMultilevel"/>
     <w:tmpl w:val="B142A2C2"/>
@@ -4311,7 +5400,7 @@
       </w:rPr>
     </w:lvl>
   </w:abstractNum>
-  <w:abstractNum w:abstractNumId="13" w15:restartNumberingAfterBreak="0">
+  <w:abstractNum w:abstractNumId="15" w15:restartNumberingAfterBreak="0">
     <w:nsid w:val="43CE0926"/>
     <w:multiLevelType w:val="multilevel"/>
     <w:tmpl w:val="35D454A4"/>
@@ -4460,7 +5549,7 @@
       </w:rPr>
     </w:lvl>
   </w:abstractNum>
-  <w:abstractNum w:abstractNumId="14" w15:restartNumberingAfterBreak="0">
+  <w:abstractNum w:abstractNumId="16" w15:restartNumberingAfterBreak="0">
     <w:nsid w:val="444B41C8"/>
     <w:multiLevelType w:val="hybridMultilevel"/>
     <w:tmpl w:val="C69CF87E"/>
@@ -4546,7 +5635,7 @@
       </w:pPr>
     </w:lvl>
   </w:abstractNum>
-  <w:abstractNum w:abstractNumId="15" w15:restartNumberingAfterBreak="0">
+  <w:abstractNum w:abstractNumId="17" w15:restartNumberingAfterBreak="0">
     <w:nsid w:val="47955BB2"/>
     <w:multiLevelType w:val="multilevel"/>
     <w:tmpl w:val="9F981652"/>
@@ -4695,7 +5784,7 @@
       </w:rPr>
     </w:lvl>
   </w:abstractNum>
-  <w:abstractNum w:abstractNumId="16" w15:restartNumberingAfterBreak="0">
+  <w:abstractNum w:abstractNumId="18" w15:restartNumberingAfterBreak="0">
     <w:nsid w:val="4F8E47F8"/>
     <w:multiLevelType w:val="hybridMultilevel"/>
     <w:tmpl w:val="92C622B6"/>
@@ -4781,7 +5870,7 @@
       </w:pPr>
     </w:lvl>
   </w:abstractNum>
-  <w:abstractNum w:abstractNumId="17" w15:restartNumberingAfterBreak="0">
+  <w:abstractNum w:abstractNumId="19" w15:restartNumberingAfterBreak="0">
     <w:nsid w:val="567B766E"/>
     <w:multiLevelType w:val="hybridMultilevel"/>
     <w:tmpl w:val="3574123E"/>
@@ -4867,7 +5956,7 @@
       </w:pPr>
     </w:lvl>
   </w:abstractNum>
-  <w:abstractNum w:abstractNumId="18" w15:restartNumberingAfterBreak="0">
+  <w:abstractNum w:abstractNumId="20" w15:restartNumberingAfterBreak="0">
     <w:nsid w:val="56B64C9F"/>
     <w:multiLevelType w:val="hybridMultilevel"/>
     <w:tmpl w:val="973E8F9A"/>
@@ -4980,7 +6069,7 @@
       </w:rPr>
     </w:lvl>
   </w:abstractNum>
-  <w:abstractNum w:abstractNumId="19" w15:restartNumberingAfterBreak="0">
+  <w:abstractNum w:abstractNumId="21" w15:restartNumberingAfterBreak="0">
     <w:nsid w:val="58E74F04"/>
     <w:multiLevelType w:val="hybridMultilevel"/>
     <w:tmpl w:val="49D032F0"/>
@@ -5093,7 +6182,7 @@
       </w:rPr>
     </w:lvl>
   </w:abstractNum>
-  <w:abstractNum w:abstractNumId="20" w15:restartNumberingAfterBreak="0">
+  <w:abstractNum w:abstractNumId="22" w15:restartNumberingAfterBreak="0">
     <w:nsid w:val="5ACA310F"/>
     <w:multiLevelType w:val="multilevel"/>
     <w:tmpl w:val="B5F4F0BA"/>
@@ -5242,7 +6331,7 @@
       </w:rPr>
     </w:lvl>
   </w:abstractNum>
-  <w:abstractNum w:abstractNumId="21" w15:restartNumberingAfterBreak="0">
+  <w:abstractNum w:abstractNumId="23" w15:restartNumberingAfterBreak="0">
     <w:nsid w:val="5EF05B51"/>
     <w:multiLevelType w:val="hybridMultilevel"/>
     <w:tmpl w:val="B2586FB2"/>
@@ -5328,7 +6417,93 @@
       </w:pPr>
     </w:lvl>
   </w:abstractNum>
-  <w:abstractNum w:abstractNumId="22" w15:restartNumberingAfterBreak="0">
+  <w:abstractNum w:abstractNumId="24" w15:restartNumberingAfterBreak="0">
+    <w:nsid w:val="632A04C3"/>
+    <w:multiLevelType w:val="hybridMultilevel"/>
+    <w:tmpl w:val="C4FC9408"/>
+    <w:lvl w:ilvl="0" w:tplc="FFFFFFFF">
+      <w:start w:val="1"/>
+      <w:numFmt w:val="decimal"/>
+      <w:lvlText w:val="%1."/>
+      <w:lvlJc w:val="left"/>
+      <w:pPr>
+        <w:ind w:left="720" w:hanging="360"/>
+      </w:pPr>
+    </w:lvl>
+    <w:lvl w:ilvl="1" w:tplc="FFFFFFFF" w:tentative="1">
+      <w:start w:val="1"/>
+      <w:numFmt w:val="lowerLetter"/>
+      <w:lvlText w:val="%2."/>
+      <w:lvlJc w:val="left"/>
+      <w:pPr>
+        <w:ind w:left="1440" w:hanging="360"/>
+      </w:pPr>
+    </w:lvl>
+    <w:lvl w:ilvl="2" w:tplc="FFFFFFFF" w:tentative="1">
+      <w:start w:val="1"/>
+      <w:numFmt w:val="lowerRoman"/>
+      <w:lvlText w:val="%3."/>
+      <w:lvlJc w:val="right"/>
+      <w:pPr>
+        <w:ind w:left="2160" w:hanging="180"/>
+      </w:pPr>
+    </w:lvl>
+    <w:lvl w:ilvl="3" w:tplc="FFFFFFFF" w:tentative="1">
+      <w:start w:val="1"/>
+      <w:numFmt w:val="decimal"/>
+      <w:lvlText w:val="%4."/>
+      <w:lvlJc w:val="left"/>
+      <w:pPr>
+        <w:ind w:left="2880" w:hanging="360"/>
+      </w:pPr>
+    </w:lvl>
+    <w:lvl w:ilvl="4" w:tplc="FFFFFFFF" w:tentative="1">
+      <w:start w:val="1"/>
+      <w:numFmt w:val="lowerLetter"/>
+      <w:lvlText w:val="%5."/>
+      <w:lvlJc w:val="left"/>
+      <w:pPr>
+        <w:ind w:left="3600" w:hanging="360"/>
+      </w:pPr>
+    </w:lvl>
+    <w:lvl w:ilvl="5" w:tplc="FFFFFFFF" w:tentative="1">
+      <w:start w:val="1"/>
+      <w:numFmt w:val="lowerRoman"/>
+      <w:lvlText w:val="%6."/>
+      <w:lvlJc w:val="right"/>
+      <w:pPr>
+        <w:ind w:left="4320" w:hanging="180"/>
+      </w:pPr>
+    </w:lvl>
+    <w:lvl w:ilvl="6" w:tplc="FFFFFFFF" w:tentative="1">
+      <w:start w:val="1"/>
+      <w:numFmt w:val="decimal"/>
+      <w:lvlText w:val="%7."/>
+      <w:lvlJc w:val="left"/>
+      <w:pPr>
+        <w:ind w:left="5040" w:hanging="360"/>
+      </w:pPr>
+    </w:lvl>
+    <w:lvl w:ilvl="7" w:tplc="FFFFFFFF" w:tentative="1">
+      <w:start w:val="1"/>
+      <w:numFmt w:val="lowerLetter"/>
+      <w:lvlText w:val="%8."/>
+      <w:lvlJc w:val="left"/>
+      <w:pPr>
+        <w:ind w:left="5760" w:hanging="360"/>
+      </w:pPr>
+    </w:lvl>
+    <w:lvl w:ilvl="8" w:tplc="FFFFFFFF" w:tentative="1">
+      <w:start w:val="1"/>
+      <w:numFmt w:val="lowerRoman"/>
+      <w:lvlText w:val="%9."/>
+      <w:lvlJc w:val="right"/>
+      <w:pPr>
+        <w:ind w:left="6480" w:hanging="180"/>
+      </w:pPr>
+    </w:lvl>
+  </w:abstractNum>
+  <w:abstractNum w:abstractNumId="25" w15:restartNumberingAfterBreak="0">
     <w:nsid w:val="712B3EE3"/>
     <w:multiLevelType w:val="multilevel"/>
     <w:tmpl w:val="A3544C0C"/>
@@ -5477,7 +6652,7 @@
       </w:rPr>
     </w:lvl>
   </w:abstractNum>
-  <w:abstractNum w:abstractNumId="23" w15:restartNumberingAfterBreak="0">
+  <w:abstractNum w:abstractNumId="26" w15:restartNumberingAfterBreak="0">
     <w:nsid w:val="73502411"/>
     <w:multiLevelType w:val="hybridMultilevel"/>
     <w:tmpl w:val="B2586FB2"/>
@@ -5563,7 +6738,7 @@
       </w:pPr>
     </w:lvl>
   </w:abstractNum>
-  <w:abstractNum w:abstractNumId="24" w15:restartNumberingAfterBreak="0">
+  <w:abstractNum w:abstractNumId="27" w15:restartNumberingAfterBreak="0">
     <w:nsid w:val="74430114"/>
     <w:multiLevelType w:val="hybridMultilevel"/>
     <w:tmpl w:val="A9883F24"/>
@@ -5652,7 +6827,7 @@
       </w:pPr>
     </w:lvl>
   </w:abstractNum>
-  <w:abstractNum w:abstractNumId="25" w15:restartNumberingAfterBreak="0">
+  <w:abstractNum w:abstractNumId="28" w15:restartNumberingAfterBreak="0">
     <w:nsid w:val="74CF6C9A"/>
     <w:multiLevelType w:val="hybridMultilevel"/>
     <w:tmpl w:val="2E8AB448"/>
@@ -5738,7 +6913,93 @@
       </w:pPr>
     </w:lvl>
   </w:abstractNum>
-  <w:abstractNum w:abstractNumId="26" w15:restartNumberingAfterBreak="0">
+  <w:abstractNum w:abstractNumId="29" w15:restartNumberingAfterBreak="0">
+    <w:nsid w:val="7B4305F7"/>
+    <w:multiLevelType w:val="hybridMultilevel"/>
+    <w:tmpl w:val="C4FC9408"/>
+    <w:lvl w:ilvl="0" w:tplc="FFFFFFFF">
+      <w:start w:val="1"/>
+      <w:numFmt w:val="decimal"/>
+      <w:lvlText w:val="%1."/>
+      <w:lvlJc w:val="left"/>
+      <w:pPr>
+        <w:ind w:left="720" w:hanging="360"/>
+      </w:pPr>
+    </w:lvl>
+    <w:lvl w:ilvl="1" w:tplc="FFFFFFFF" w:tentative="1">
+      <w:start w:val="1"/>
+      <w:numFmt w:val="lowerLetter"/>
+      <w:lvlText w:val="%2."/>
+      <w:lvlJc w:val="left"/>
+      <w:pPr>
+        <w:ind w:left="1440" w:hanging="360"/>
+      </w:pPr>
+    </w:lvl>
+    <w:lvl w:ilvl="2" w:tplc="FFFFFFFF" w:tentative="1">
+      <w:start w:val="1"/>
+      <w:numFmt w:val="lowerRoman"/>
+      <w:lvlText w:val="%3."/>
+      <w:lvlJc w:val="right"/>
+      <w:pPr>
+        <w:ind w:left="2160" w:hanging="180"/>
+      </w:pPr>
+    </w:lvl>
+    <w:lvl w:ilvl="3" w:tplc="FFFFFFFF" w:tentative="1">
+      <w:start w:val="1"/>
+      <w:numFmt w:val="decimal"/>
+      <w:lvlText w:val="%4."/>
+      <w:lvlJc w:val="left"/>
+      <w:pPr>
+        <w:ind w:left="2880" w:hanging="360"/>
+      </w:pPr>
+    </w:lvl>
+    <w:lvl w:ilvl="4" w:tplc="FFFFFFFF" w:tentative="1">
+      <w:start w:val="1"/>
+      <w:numFmt w:val="lowerLetter"/>
+      <w:lvlText w:val="%5."/>
+      <w:lvlJc w:val="left"/>
+      <w:pPr>
+        <w:ind w:left="3600" w:hanging="360"/>
+      </w:pPr>
+    </w:lvl>
+    <w:lvl w:ilvl="5" w:tplc="FFFFFFFF" w:tentative="1">
+      <w:start w:val="1"/>
+      <w:numFmt w:val="lowerRoman"/>
+      <w:lvlText w:val="%6."/>
+      <w:lvlJc w:val="right"/>
+      <w:pPr>
+        <w:ind w:left="4320" w:hanging="180"/>
+      </w:pPr>
+    </w:lvl>
+    <w:lvl w:ilvl="6" w:tplc="FFFFFFFF" w:tentative="1">
+      <w:start w:val="1"/>
+      <w:numFmt w:val="decimal"/>
+      <w:lvlText w:val="%7."/>
+      <w:lvlJc w:val="left"/>
+      <w:pPr>
+        <w:ind w:left="5040" w:hanging="360"/>
+      </w:pPr>
+    </w:lvl>
+    <w:lvl w:ilvl="7" w:tplc="FFFFFFFF" w:tentative="1">
+      <w:start w:val="1"/>
+      <w:numFmt w:val="lowerLetter"/>
+      <w:lvlText w:val="%8."/>
+      <w:lvlJc w:val="left"/>
+      <w:pPr>
+        <w:ind w:left="5760" w:hanging="360"/>
+      </w:pPr>
+    </w:lvl>
+    <w:lvl w:ilvl="8" w:tplc="FFFFFFFF" w:tentative="1">
+      <w:start w:val="1"/>
+      <w:numFmt w:val="lowerRoman"/>
+      <w:lvlText w:val="%9."/>
+      <w:lvlJc w:val="right"/>
+      <w:pPr>
+        <w:ind w:left="6480" w:hanging="180"/>
+      </w:pPr>
+    </w:lvl>
+  </w:abstractNum>
+  <w:abstractNum w:abstractNumId="30" w15:restartNumberingAfterBreak="0">
     <w:nsid w:val="7F385329"/>
     <w:multiLevelType w:val="hybridMultilevel"/>
     <w:tmpl w:val="45961AA4"/>
@@ -5852,85 +7113,97 @@
     </w:lvl>
   </w:abstractNum>
   <w:num w:numId="1" w16cid:durableId="940143408">
+    <w:abstractNumId w:val="20"/>
+  </w:num>
+  <w:num w:numId="2" w16cid:durableId="844174828">
+    <w:abstractNumId w:val="6"/>
+  </w:num>
+  <w:num w:numId="3" w16cid:durableId="767193881">
+    <w:abstractNumId w:val="21"/>
+  </w:num>
+  <w:num w:numId="4" w16cid:durableId="286812342">
     <w:abstractNumId w:val="18"/>
   </w:num>
-  <w:num w:numId="2" w16cid:durableId="844174828">
+  <w:num w:numId="5" w16cid:durableId="1448423419">
     <w:abstractNumId w:val="4"/>
   </w:num>
-  <w:num w:numId="3" w16cid:durableId="767193881">
+  <w:num w:numId="6" w16cid:durableId="1081373744">
+    <w:abstractNumId w:val="10"/>
+  </w:num>
+  <w:num w:numId="7" w16cid:durableId="1989746517">
+    <w:abstractNumId w:val="14"/>
+  </w:num>
+  <w:num w:numId="8" w16cid:durableId="1834026189">
+    <w:abstractNumId w:val="25"/>
+  </w:num>
+  <w:num w:numId="9" w16cid:durableId="1081098119">
+    <w:abstractNumId w:val="13"/>
+  </w:num>
+  <w:num w:numId="10" w16cid:durableId="272858700">
+    <w:abstractNumId w:val="27"/>
+  </w:num>
+  <w:num w:numId="11" w16cid:durableId="1282540474">
+    <w:abstractNumId w:val="22"/>
+  </w:num>
+  <w:num w:numId="12" w16cid:durableId="1441873608">
+    <w:abstractNumId w:val="15"/>
+  </w:num>
+  <w:num w:numId="13" w16cid:durableId="1347102057">
+    <w:abstractNumId w:val="2"/>
+  </w:num>
+  <w:num w:numId="14" w16cid:durableId="6369458">
+    <w:abstractNumId w:val="17"/>
+  </w:num>
+  <w:num w:numId="15" w16cid:durableId="1616207237">
+    <w:abstractNumId w:val="5"/>
+  </w:num>
+  <w:num w:numId="16" w16cid:durableId="2096241278">
+    <w:abstractNumId w:val="1"/>
+  </w:num>
+  <w:num w:numId="17" w16cid:durableId="1812163755">
+    <w:abstractNumId w:val="8"/>
+  </w:num>
+  <w:num w:numId="18" w16cid:durableId="292290914">
+    <w:abstractNumId w:val="11"/>
+  </w:num>
+  <w:num w:numId="19" w16cid:durableId="528418654">
+    <w:abstractNumId w:val="16"/>
+  </w:num>
+  <w:num w:numId="20" w16cid:durableId="282419729">
+    <w:abstractNumId w:val="28"/>
+  </w:num>
+  <w:num w:numId="21" w16cid:durableId="897401964">
+    <w:abstractNumId w:val="7"/>
+  </w:num>
+  <w:num w:numId="22" w16cid:durableId="1623030204">
+    <w:abstractNumId w:val="26"/>
+  </w:num>
+  <w:num w:numId="23" w16cid:durableId="19203927">
+    <w:abstractNumId w:val="23"/>
+  </w:num>
+  <w:num w:numId="24" w16cid:durableId="75977753">
+    <w:abstractNumId w:val="9"/>
+  </w:num>
+  <w:num w:numId="25" w16cid:durableId="866917453">
+    <w:abstractNumId w:val="12"/>
+  </w:num>
+  <w:num w:numId="26" w16cid:durableId="479729630">
     <w:abstractNumId w:val="19"/>
   </w:num>
-  <w:num w:numId="4" w16cid:durableId="286812342">
-    <w:abstractNumId w:val="16"/>
+  <w:num w:numId="27" w16cid:durableId="248387906">
+    <w:abstractNumId w:val="30"/>
   </w:num>
-  <w:num w:numId="5" w16cid:durableId="1448423419">
-    <w:abstractNumId w:val="2"/>
+  <w:num w:numId="28" w16cid:durableId="1921526469">
+    <w:abstractNumId w:val="3"/>
   </w:num>
-  <w:num w:numId="6" w16cid:durableId="1081373744">
-    <w:abstractNumId w:val="8"/>
-  </w:num>
-  <w:num w:numId="7" w16cid:durableId="1989746517">
-    <w:abstractNumId w:val="12"/>
-  </w:num>
-  <w:num w:numId="8" w16cid:durableId="1834026189">
-    <w:abstractNumId w:val="22"/>
-  </w:num>
-  <w:num w:numId="9" w16cid:durableId="1081098119">
-    <w:abstractNumId w:val="11"/>
-  </w:num>
-  <w:num w:numId="10" w16cid:durableId="272858700">
+  <w:num w:numId="29" w16cid:durableId="1270159126">
     <w:abstractNumId w:val="24"/>
   </w:num>
-  <w:num w:numId="11" w16cid:durableId="1282540474">
-    <w:abstractNumId w:val="20"/>
+  <w:num w:numId="30" w16cid:durableId="330257464">
+    <w:abstractNumId w:val="29"/>
   </w:num>
-  <w:num w:numId="12" w16cid:durableId="1441873608">
-    <w:abstractNumId w:val="13"/>
-  </w:num>
-  <w:num w:numId="13" w16cid:durableId="1347102057">
-    <w:abstractNumId w:val="1"/>
-  </w:num>
-  <w:num w:numId="14" w16cid:durableId="6369458">
-    <w:abstractNumId w:val="15"/>
-  </w:num>
-  <w:num w:numId="15" w16cid:durableId="1616207237">
-    <w:abstractNumId w:val="3"/>
-  </w:num>
-  <w:num w:numId="16" w16cid:durableId="2096241278">
+  <w:num w:numId="31" w16cid:durableId="1224633468">
     <w:abstractNumId w:val="0"/>
-  </w:num>
-  <w:num w:numId="17" w16cid:durableId="1812163755">
-    <w:abstractNumId w:val="6"/>
-  </w:num>
-  <w:num w:numId="18" w16cid:durableId="292290914">
-    <w:abstractNumId w:val="9"/>
-  </w:num>
-  <w:num w:numId="19" w16cid:durableId="528418654">
-    <w:abstractNumId w:val="14"/>
-  </w:num>
-  <w:num w:numId="20" w16cid:durableId="282419729">
-    <w:abstractNumId w:val="25"/>
-  </w:num>
-  <w:num w:numId="21" w16cid:durableId="897401964">
-    <w:abstractNumId w:val="5"/>
-  </w:num>
-  <w:num w:numId="22" w16cid:durableId="1623030204">
-    <w:abstractNumId w:val="23"/>
-  </w:num>
-  <w:num w:numId="23" w16cid:durableId="19203927">
-    <w:abstractNumId w:val="21"/>
-  </w:num>
-  <w:num w:numId="24" w16cid:durableId="75977753">
-    <w:abstractNumId w:val="7"/>
-  </w:num>
-  <w:num w:numId="25" w16cid:durableId="866917453">
-    <w:abstractNumId w:val="10"/>
-  </w:num>
-  <w:num w:numId="26" w16cid:durableId="479729630">
-    <w:abstractNumId w:val="17"/>
-  </w:num>
-  <w:num w:numId="27" w16cid:durableId="248387906">
-    <w:abstractNumId w:val="26"/>
   </w:num>
 </w:numbering>
 </file>
@@ -7545,11 +8818,35 @@
     <b:City>New York, NY</b:City>
     <b:RefOrder>2</b:RefOrder>
   </b:Source>
+  <b:Source>
+    <b:Tag>Hua08</b:Tag>
+    <b:SourceType>ConferenceProceedings</b:SourceType>
+    <b:Guid>{3D057AFE-3B6A-9F4D-842D-AF8BF6C5AE0D}</b:Guid>
+    <b:Title>The Prototype in Interaction Design</b:Title>
+    <b:ConferenceName>9th International Conference on Computer-Aided Industrial Design and Conceptual Design</b:ConferenceName>
+    <b:City>Beijing</b:City>
+    <b:Year>2008</b:Year>
+    <b:Author>
+      <b:Author>
+        <b:NameList>
+          <b:Person>
+            <b:Last>Hua</b:Last>
+            <b:First>Meili</b:First>
+          </b:Person>
+          <b:Person>
+            <b:Last>Qiu</b:Last>
+            <b:First>Hang</b:First>
+          </b:Person>
+        </b:NameList>
+      </b:Author>
+    </b:Author>
+    <b:RefOrder>3</b:RefOrder>
+  </b:Source>
 </b:Sources>
 </file>
 
 <file path=customXml/itemProps1.xml><?xml version="1.0" encoding="utf-8"?>
-<ds:datastoreItem xmlns:ds="http://schemas.openxmlformats.org/officeDocument/2006/customXml" ds:itemID="{CB474E7E-6EC5-ED47-B476-0803055930A4}">
+<ds:datastoreItem xmlns:ds="http://schemas.openxmlformats.org/officeDocument/2006/customXml" ds:itemID="{C4CD4157-7176-594B-892E-393BD21F01A4}">
   <ds:schemaRefs>
     <ds:schemaRef ds:uri="http://schemas.openxmlformats.org/officeDocument/2006/bibliography"/>
   </ds:schemaRefs>

--- a/proj/final-proj.docx
+++ b/proj/final-proj.docx
@@ -106,7 +106,7 @@
           <w:sz w:val="24"/>
           <w:szCs w:val="24"/>
         </w:rPr>
-        <w:t xml:space="preserve"> You may work </w:t>
+        <w:t xml:space="preserve"> You may </w:t>
       </w:r>
       <w:r>
         <w:rPr>
@@ -114,7 +114,23 @@
           <w:sz w:val="24"/>
           <w:szCs w:val="24"/>
         </w:rPr>
-        <w:t>people</w:t>
+        <w:t>form groups with</w:t>
+      </w:r>
+      <w:r>
+        <w:rPr>
+          <w:color w:val="C00000"/>
+          <w:sz w:val="24"/>
+          <w:szCs w:val="24"/>
+        </w:rPr>
+        <w:t xml:space="preserve"> </w:t>
+      </w:r>
+      <w:r>
+        <w:rPr>
+          <w:color w:val="C00000"/>
+          <w:sz w:val="24"/>
+          <w:szCs w:val="24"/>
+        </w:rPr>
+        <w:t>students</w:t>
       </w:r>
       <w:r>
         <w:rPr>
@@ -338,6 +354,8 @@
           <w:r>
             <w:rPr>
               <w:rFonts w:eastAsiaTheme="majorEastAsia" w:cstheme="minorHAnsi"/>
+              <w:i w:val="0"/>
+              <w:iCs w:val="0"/>
               <w:noProof/>
               <w:color w:val="0D0D0D" w:themeColor="text1" w:themeTint="F2"/>
               <w:sz w:val="24"/>
@@ -367,13 +385,15 @@
           <w:sz w:val="24"/>
           <w:szCs w:val="24"/>
         </w:rPr>
-        <w:t>. In the interest of time, we will loosely follow a design study lite methodology</w:t>
+        <w:t>. In the interest of time, we will loosely follow design study lite methodology</w:t>
       </w:r>
       <w:sdt>
         <w:sdtPr>
           <w:rPr>
             <w:rStyle w:val="SubtleEmphasis"/>
             <w:rFonts w:asciiTheme="minorHAnsi" w:hAnsiTheme="minorHAnsi" w:cstheme="minorHAnsi"/>
+            <w:i/>
+            <w:iCs/>
             <w:color w:val="0D0D0D" w:themeColor="text1" w:themeTint="F2"/>
             <w:sz w:val="24"/>
             <w:szCs w:val="24"/>
@@ -386,6 +406,8 @@
             <w:rPr>
               <w:rStyle w:val="SubtleEmphasis"/>
               <w:rFonts w:asciiTheme="minorHAnsi" w:hAnsiTheme="minorHAnsi" w:cstheme="minorHAnsi"/>
+              <w:i/>
+              <w:iCs/>
               <w:color w:val="0D0D0D" w:themeColor="text1" w:themeTint="F2"/>
               <w:sz w:val="24"/>
               <w:szCs w:val="24"/>
@@ -396,6 +418,8 @@
             <w:rPr>
               <w:rStyle w:val="SubtleEmphasis"/>
               <w:rFonts w:asciiTheme="minorHAnsi" w:hAnsiTheme="minorHAnsi" w:cstheme="minorHAnsi"/>
+              <w:i/>
+              <w:iCs/>
               <w:color w:val="0D0D0D" w:themeColor="text1" w:themeTint="F2"/>
               <w:sz w:val="24"/>
               <w:szCs w:val="24"/>
@@ -406,6 +430,8 @@
             <w:rPr>
               <w:rStyle w:val="SubtleEmphasis"/>
               <w:rFonts w:asciiTheme="minorHAnsi" w:hAnsiTheme="minorHAnsi" w:cstheme="minorHAnsi"/>
+              <w:i/>
+              <w:iCs/>
               <w:color w:val="0D0D0D" w:themeColor="text1" w:themeTint="F2"/>
               <w:sz w:val="24"/>
               <w:szCs w:val="24"/>
@@ -416,6 +442,8 @@
             <w:rPr>
               <w:rStyle w:val="SubtleEmphasis"/>
               <w:rFonts w:asciiTheme="minorHAnsi" w:hAnsiTheme="minorHAnsi" w:cstheme="minorHAnsi"/>
+              <w:i/>
+              <w:iCs/>
               <w:noProof/>
               <w:color w:val="0D0D0D" w:themeColor="text1" w:themeTint="F2"/>
               <w:sz w:val="24"/>
@@ -426,6 +454,8 @@
           <w:r>
             <w:rPr>
               <w:rFonts w:eastAsiaTheme="majorEastAsia" w:cstheme="minorHAnsi"/>
+              <w:i w:val="0"/>
+              <w:iCs w:val="0"/>
               <w:noProof/>
               <w:color w:val="0D0D0D" w:themeColor="text1" w:themeTint="F2"/>
               <w:sz w:val="24"/>
@@ -437,6 +467,8 @@
             <w:rPr>
               <w:rStyle w:val="SubtleEmphasis"/>
               <w:rFonts w:asciiTheme="minorHAnsi" w:hAnsiTheme="minorHAnsi" w:cstheme="minorHAnsi"/>
+              <w:i/>
+              <w:iCs/>
               <w:color w:val="0D0D0D" w:themeColor="text1" w:themeTint="F2"/>
               <w:sz w:val="24"/>
               <w:szCs w:val="24"/>
@@ -449,11 +481,23 @@
         <w:rPr>
           <w:rStyle w:val="SubtleEmphasis"/>
           <w:rFonts w:asciiTheme="minorHAnsi" w:hAnsiTheme="minorHAnsi" w:cstheme="minorHAnsi"/>
-          <w:color w:val="0D0D0D" w:themeColor="text1" w:themeTint="F2"/>
-          <w:sz w:val="24"/>
-          <w:szCs w:val="24"/>
-        </w:rPr>
-        <w:t xml:space="preserve">.  </w:t>
+          <w:i/>
+          <w:iCs/>
+          <w:color w:val="0D0D0D" w:themeColor="text1" w:themeTint="F2"/>
+          <w:sz w:val="24"/>
+          <w:szCs w:val="24"/>
+        </w:rPr>
+        <w:t>.</w:t>
+      </w:r>
+      <w:r>
+        <w:rPr>
+          <w:rStyle w:val="SubtleEmphasis"/>
+          <w:rFonts w:asciiTheme="minorHAnsi" w:hAnsiTheme="minorHAnsi" w:cstheme="minorHAnsi"/>
+          <w:color w:val="0D0D0D" w:themeColor="text1" w:themeTint="F2"/>
+          <w:sz w:val="24"/>
+          <w:szCs w:val="24"/>
+        </w:rPr>
+        <w:t xml:space="preserve">  </w:t>
       </w:r>
     </w:p>
     <w:p>
@@ -565,18 +609,16 @@
         </w:rPr>
         <w:t xml:space="preserve"> Mariana is working on a new project studying moths with data collected via images. The image data is translated into tabular </w:t>
       </w:r>
-      <w:proofErr w:type="gramStart"/>
-      <w:r>
-        <w:rPr>
-          <w:rStyle w:val="SubtleEmphasis"/>
-          <w:rFonts w:asciiTheme="minorHAnsi" w:hAnsiTheme="minorHAnsi" w:cstheme="minorHAnsi"/>
-          <w:color w:val="0D0D0D" w:themeColor="text1" w:themeTint="F2"/>
-          <w:sz w:val="24"/>
-          <w:szCs w:val="24"/>
-        </w:rPr>
-        <w:t>form</w:t>
-      </w:r>
-      <w:proofErr w:type="gramEnd"/>
+      <w:r>
+        <w:rPr>
+          <w:rStyle w:val="SubtleEmphasis"/>
+          <w:rFonts w:asciiTheme="minorHAnsi" w:hAnsiTheme="minorHAnsi" w:cstheme="minorHAnsi"/>
+          <w:color w:val="0D0D0D" w:themeColor="text1" w:themeTint="F2"/>
+          <w:sz w:val="24"/>
+          <w:szCs w:val="24"/>
+        </w:rPr>
+        <w:t>form,</w:t>
+      </w:r>
       <w:r>
         <w:rPr>
           <w:rStyle w:val="SubtleEmphasis"/>
@@ -685,7 +727,7 @@
           <w:sz w:val="24"/>
           <w:szCs w:val="24"/>
         </w:rPr>
-        <w:t>Becca Mallot (</w:t>
+        <w:t>Becca Mallo</w:t>
       </w:r>
       <w:r>
         <w:rPr>
@@ -697,7 +739,7 @@
           <w:sz w:val="24"/>
           <w:szCs w:val="24"/>
         </w:rPr>
-        <w:t>CEEDS</w:t>
+        <w:t>y</w:t>
       </w:r>
       <w:r>
         <w:rPr>
@@ -709,7 +751,93 @@
           <w:sz w:val="24"/>
           <w:szCs w:val="24"/>
         </w:rPr>
+        <w:t xml:space="preserve"> (</w:t>
+      </w:r>
+      <w:r>
+        <w:rPr>
+          <w:rStyle w:val="SubtleEmphasis"/>
+          <w:rFonts w:asciiTheme="minorHAnsi" w:hAnsiTheme="minorHAnsi" w:cstheme="minorHAnsi"/>
+          <w:b/>
+          <w:bCs/>
+          <w:color w:val="0D0D0D" w:themeColor="text1" w:themeTint="F2"/>
+          <w:sz w:val="24"/>
+          <w:szCs w:val="24"/>
+        </w:rPr>
+        <w:t>CEEDS</w:t>
+      </w:r>
+      <w:r>
+        <w:rPr>
+          <w:rStyle w:val="SubtleEmphasis"/>
+          <w:rFonts w:asciiTheme="minorHAnsi" w:hAnsiTheme="minorHAnsi" w:cstheme="minorHAnsi"/>
+          <w:b/>
+          <w:bCs/>
+          <w:color w:val="0D0D0D" w:themeColor="text1" w:themeTint="F2"/>
+          <w:sz w:val="24"/>
+          <w:szCs w:val="24"/>
+        </w:rPr>
         <w:t xml:space="preserve">): </w:t>
+      </w:r>
+      <w:r>
+        <w:rPr>
+          <w:rStyle w:val="SubtleEmphasis"/>
+          <w:rFonts w:asciiTheme="minorHAnsi" w:hAnsiTheme="minorHAnsi" w:cstheme="minorHAnsi"/>
+          <w:color w:val="0D0D0D" w:themeColor="text1" w:themeTint="F2"/>
+          <w:sz w:val="24"/>
+          <w:szCs w:val="24"/>
+        </w:rPr>
+        <w:t xml:space="preserve">Becca is the assistant director of sustainability for CEEDS. She has a wealth of data on Smith’s carbon emissions, attitudes towards sustainability on campus, and sustainability of the products purchased by Smith dining. </w:t>
+      </w:r>
+      <w:r>
+        <w:rPr>
+          <w:rStyle w:val="SubtleEmphasis"/>
+          <w:rFonts w:asciiTheme="minorHAnsi" w:hAnsiTheme="minorHAnsi" w:cstheme="minorHAnsi"/>
+          <w:color w:val="0D0D0D" w:themeColor="text1" w:themeTint="F2"/>
+          <w:sz w:val="24"/>
+          <w:szCs w:val="24"/>
+        </w:rPr>
+        <w:t xml:space="preserve">She would like </w:t>
+      </w:r>
+      <w:r>
+        <w:rPr>
+          <w:rStyle w:val="SubtleEmphasis"/>
+          <w:rFonts w:asciiTheme="minorHAnsi" w:hAnsiTheme="minorHAnsi" w:cstheme="minorHAnsi"/>
+          <w:color w:val="0D0D0D" w:themeColor="text1" w:themeTint="F2"/>
+          <w:sz w:val="24"/>
+          <w:szCs w:val="24"/>
+        </w:rPr>
+        <w:t xml:space="preserve">a visual analytics system that helps non-expert users explore </w:t>
+      </w:r>
+      <w:r>
+        <w:rPr>
+          <w:rStyle w:val="SubtleEmphasis"/>
+          <w:rFonts w:asciiTheme="minorHAnsi" w:hAnsiTheme="minorHAnsi" w:cstheme="minorHAnsi"/>
+          <w:color w:val="0D0D0D" w:themeColor="text1" w:themeTint="F2"/>
+          <w:sz w:val="24"/>
+          <w:szCs w:val="24"/>
+        </w:rPr>
+        <w:t>CEEDS data</w:t>
+      </w:r>
+      <w:r>
+        <w:rPr>
+          <w:rStyle w:val="SubtleEmphasis"/>
+          <w:rFonts w:asciiTheme="minorHAnsi" w:hAnsiTheme="minorHAnsi" w:cstheme="minorHAnsi"/>
+          <w:color w:val="0D0D0D" w:themeColor="text1" w:themeTint="F2"/>
+          <w:sz w:val="24"/>
+          <w:szCs w:val="24"/>
+        </w:rPr>
+        <w:t>.</w:t>
+      </w:r>
+      <w:r>
+        <w:rPr>
+          <w:rStyle w:val="SubtleEmphasis"/>
+          <w:rFonts w:asciiTheme="minorHAnsi" w:hAnsiTheme="minorHAnsi" w:cstheme="minorHAnsi"/>
+          <w:b/>
+          <w:bCs/>
+          <w:color w:val="0D0D0D" w:themeColor="text1" w:themeTint="F2"/>
+          <w:sz w:val="24"/>
+          <w:szCs w:val="24"/>
+        </w:rPr>
+        <w:t xml:space="preserve">  </w:t>
       </w:r>
       <w:r>
         <w:rPr>
@@ -793,7 +921,27 @@
           <w:sz w:val="24"/>
           <w:szCs w:val="24"/>
         </w:rPr>
-        <w:t xml:space="preserve"> Milestone details are below. </w:t>
+        <w:t xml:space="preserve"> Milestone details </w:t>
+      </w:r>
+      <w:r>
+        <w:rPr>
+          <w:rStyle w:val="SubtleEmphasis"/>
+          <w:rFonts w:asciiTheme="minorHAnsi" w:hAnsiTheme="minorHAnsi" w:cstheme="minorHAnsi"/>
+          <w:color w:val="0D0D0D" w:themeColor="text1" w:themeTint="F2"/>
+          <w:sz w:val="24"/>
+          <w:szCs w:val="24"/>
+        </w:rPr>
+        <w:t>follow</w:t>
+      </w:r>
+      <w:r>
+        <w:rPr>
+          <w:rStyle w:val="SubtleEmphasis"/>
+          <w:rFonts w:asciiTheme="minorHAnsi" w:hAnsiTheme="minorHAnsi" w:cstheme="minorHAnsi"/>
+          <w:color w:val="0D0D0D" w:themeColor="text1" w:themeTint="F2"/>
+          <w:sz w:val="24"/>
+          <w:szCs w:val="24"/>
+        </w:rPr>
+        <w:t xml:space="preserve">. </w:t>
       </w:r>
       <w:r>
         <w:rPr>
@@ -809,6 +957,7 @@
     <w:p>
       <w:pPr>
         <w:pStyle w:val="Heading1"/>
+        <w:spacing w:before="120" w:after="120"/>
         <w:rPr>
           <w:rStyle w:val="SubtleEmphasis"/>
           <w:rFonts w:asciiTheme="minorHAnsi" w:hAnsiTheme="minorHAnsi" w:cstheme="minorHAnsi"/>
@@ -829,6 +978,7 @@
           <w:sz w:val="24"/>
           <w:szCs w:val="24"/>
         </w:rPr>
+        <w:lastRenderedPageBreak/>
         <w:t>Milestone 1 (fp01): Project Plan</w:t>
       </w:r>
       <w:r>
@@ -846,24 +996,23 @@
     </w:p>
     <w:p>
       <w:pPr>
-        <w:spacing w:after="0" w:line="240" w:lineRule="auto"/>
-        <w:rPr>
-          <w:rStyle w:val="SubtleEmphasis"/>
-          <w:rFonts w:asciiTheme="minorHAnsi" w:hAnsiTheme="minorHAnsi" w:cstheme="minorHAnsi"/>
-          <w:color w:val="0D0D0D" w:themeColor="text1" w:themeTint="F2"/>
-          <w:sz w:val="24"/>
-          <w:szCs w:val="24"/>
-        </w:rPr>
-      </w:pPr>
-      <w:r>
-        <w:rPr>
-          <w:rStyle w:val="SubtleEmphasis"/>
-          <w:rFonts w:asciiTheme="minorHAnsi" w:hAnsiTheme="minorHAnsi" w:cstheme="minorHAnsi"/>
-          <w:color w:val="0D0D0D" w:themeColor="text1" w:themeTint="F2"/>
-          <w:sz w:val="24"/>
-          <w:szCs w:val="24"/>
-        </w:rPr>
-        <w:lastRenderedPageBreak/>
+        <w:spacing w:after="120" w:line="240" w:lineRule="auto"/>
+        <w:rPr>
+          <w:rStyle w:val="SubtleEmphasis"/>
+          <w:rFonts w:asciiTheme="minorHAnsi" w:hAnsiTheme="minorHAnsi" w:cstheme="minorHAnsi"/>
+          <w:color w:val="0D0D0D" w:themeColor="text1" w:themeTint="F2"/>
+          <w:sz w:val="24"/>
+          <w:szCs w:val="24"/>
+        </w:rPr>
+      </w:pPr>
+      <w:r>
+        <w:rPr>
+          <w:rStyle w:val="SubtleEmphasis"/>
+          <w:rFonts w:asciiTheme="minorHAnsi" w:hAnsiTheme="minorHAnsi" w:cstheme="minorHAnsi"/>
+          <w:color w:val="0D0D0D" w:themeColor="text1" w:themeTint="F2"/>
+          <w:sz w:val="24"/>
+          <w:szCs w:val="24"/>
+        </w:rPr>
         <w:t xml:space="preserve">This milestone focuses on the </w:t>
       </w:r>
       <w:r>
@@ -913,7 +1062,7 @@
     </w:p>
     <w:p>
       <w:pPr>
-        <w:spacing w:after="0" w:line="240" w:lineRule="auto"/>
+        <w:spacing w:after="120" w:line="240" w:lineRule="auto"/>
         <w:rPr>
           <w:rStyle w:val="SubtleEmphasis"/>
           <w:rFonts w:asciiTheme="minorHAnsi" w:hAnsiTheme="minorHAnsi" w:cstheme="minorHAnsi"/>
@@ -936,6 +1085,8 @@
         <w:rPr>
           <w:rStyle w:val="SubtleEmphasis"/>
           <w:rFonts w:asciiTheme="minorHAnsi" w:hAnsiTheme="minorHAnsi" w:cstheme="minorHAnsi"/>
+          <w:i/>
+          <w:iCs/>
           <w:color w:val="0D0D0D" w:themeColor="text1" w:themeTint="F2"/>
           <w:sz w:val="24"/>
           <w:szCs w:val="24"/>
@@ -947,6 +1098,8 @@
           <w:rPr>
             <w:rStyle w:val="SubtleEmphasis"/>
             <w:rFonts w:asciiTheme="minorHAnsi" w:hAnsiTheme="minorHAnsi" w:cstheme="minorHAnsi"/>
+            <w:i/>
+            <w:iCs/>
             <w:color w:val="0D0D0D" w:themeColor="text1" w:themeTint="F2"/>
             <w:sz w:val="24"/>
             <w:szCs w:val="24"/>
@@ -954,13 +1107,6 @@
           <w:id w:val="123817820"/>
           <w:citation/>
         </w:sdtPr>
-        <w:sdtEndPr>
-          <w:rPr>
-            <w:rStyle w:val="SubtleEmphasis"/>
-            <w:i/>
-            <w:iCs/>
-          </w:rPr>
-        </w:sdtEndPr>
         <w:sdtContent>
           <w:r>
             <w:rPr>
@@ -1014,6 +1160,8 @@
           <w:r>
             <w:rPr>
               <w:rFonts w:eastAsiaTheme="majorEastAsia" w:cstheme="minorHAnsi"/>
+              <w:i w:val="0"/>
+              <w:iCs w:val="0"/>
               <w:noProof/>
               <w:color w:val="0D0D0D" w:themeColor="text1" w:themeTint="F2"/>
               <w:sz w:val="24"/>
@@ -1039,45 +1187,101 @@
         <w:rPr>
           <w:rStyle w:val="SubtleEmphasis"/>
           <w:rFonts w:asciiTheme="minorHAnsi" w:hAnsiTheme="minorHAnsi" w:cstheme="minorHAnsi"/>
-          <w:color w:val="0D0D0D" w:themeColor="text1" w:themeTint="F2"/>
-          <w:sz w:val="24"/>
-          <w:szCs w:val="24"/>
-        </w:rPr>
-        <w:t xml:space="preserve">. </w:t>
+          <w:i/>
+          <w:iCs/>
+          <w:color w:val="0D0D0D" w:themeColor="text1" w:themeTint="F2"/>
+          <w:sz w:val="24"/>
+          <w:szCs w:val="24"/>
+        </w:rPr>
+        <w:t>.</w:t>
+      </w:r>
+      <w:r>
+        <w:rPr>
+          <w:rStyle w:val="SubtleEmphasis"/>
+          <w:rFonts w:asciiTheme="minorHAnsi" w:hAnsiTheme="minorHAnsi" w:cstheme="minorHAnsi"/>
+          <w:color w:val="0D0D0D" w:themeColor="text1" w:themeTint="F2"/>
+          <w:sz w:val="24"/>
+          <w:szCs w:val="24"/>
+        </w:rPr>
+        <w:t xml:space="preserve"> </w:t>
       </w:r>
     </w:p>
     <w:p>
       <w:pPr>
-        <w:spacing w:after="0" w:line="240" w:lineRule="auto"/>
-        <w:rPr>
-          <w:rStyle w:val="SubtleEmphasis"/>
-          <w:rFonts w:asciiTheme="minorHAnsi" w:hAnsiTheme="minorHAnsi" w:cstheme="minorHAnsi"/>
-          <w:color w:val="0D0D0D" w:themeColor="text1" w:themeTint="F2"/>
-          <w:sz w:val="24"/>
-          <w:szCs w:val="24"/>
-        </w:rPr>
-      </w:pPr>
+        <w:spacing w:after="120" w:line="240" w:lineRule="auto"/>
+        <w:rPr>
+          <w:rStyle w:val="SubtleEmphasis"/>
+          <w:rFonts w:asciiTheme="minorHAnsi" w:hAnsiTheme="minorHAnsi" w:cstheme="minorHAnsi"/>
+          <w:color w:val="0D0D0D" w:themeColor="text1" w:themeTint="F2"/>
+          <w:sz w:val="24"/>
+          <w:szCs w:val="24"/>
+        </w:rPr>
+      </w:pPr>
+      <w:r>
+        <w:rPr>
+          <w:rStyle w:val="SubtleEmphasis"/>
+          <w:rFonts w:asciiTheme="minorHAnsi" w:hAnsiTheme="minorHAnsi" w:cstheme="minorHAnsi"/>
+          <w:b/>
+          <w:bCs/>
+          <w:color w:val="0D0D0D" w:themeColor="text1" w:themeTint="F2"/>
+          <w:sz w:val="24"/>
+          <w:szCs w:val="24"/>
+        </w:rPr>
+        <w:t>Develop</w:t>
+      </w:r>
+      <w:r>
+        <w:rPr>
+          <w:rStyle w:val="SubtleEmphasis"/>
+          <w:rFonts w:asciiTheme="minorHAnsi" w:hAnsiTheme="minorHAnsi" w:cstheme="minorHAnsi"/>
+          <w:b/>
+          <w:bCs/>
+          <w:color w:val="0D0D0D" w:themeColor="text1" w:themeTint="F2"/>
+          <w:sz w:val="24"/>
+          <w:szCs w:val="24"/>
+        </w:rPr>
+        <w:t xml:space="preserve"> a semi-structured interview script</w:t>
+      </w:r>
+      <w:r>
+        <w:rPr>
+          <w:rStyle w:val="SubtleEmphasis"/>
+          <w:rFonts w:asciiTheme="minorHAnsi" w:hAnsiTheme="minorHAnsi" w:cstheme="minorHAnsi"/>
+          <w:color w:val="0D0D0D" w:themeColor="text1" w:themeTint="F2"/>
+          <w:sz w:val="24"/>
+          <w:szCs w:val="24"/>
+        </w:rPr>
+        <w:t xml:space="preserve"> to use for the abstract phase of your design study. Your script should include questions to ascertain information about your domain expert’s data, their high-level analysis needs/questions, and the intended user of the VA system. Aim for an interview that will last roughly 45 minutes.  </w:t>
+      </w:r>
     </w:p>
     <w:p>
       <w:pPr>
-        <w:spacing w:after="0" w:line="240" w:lineRule="auto"/>
-        <w:rPr>
-          <w:rStyle w:val="SubtleEmphasis"/>
-          <w:rFonts w:asciiTheme="minorHAnsi" w:hAnsiTheme="minorHAnsi" w:cstheme="minorHAnsi"/>
-          <w:color w:val="0D0D0D" w:themeColor="text1" w:themeTint="F2"/>
-          <w:sz w:val="24"/>
-          <w:szCs w:val="24"/>
-        </w:rPr>
-      </w:pPr>
-      <w:r>
-        <w:rPr>
-          <w:rStyle w:val="SubtleEmphasis"/>
-          <w:rFonts w:asciiTheme="minorHAnsi" w:hAnsiTheme="minorHAnsi" w:cstheme="minorHAnsi"/>
-          <w:color w:val="0D0D0D" w:themeColor="text1" w:themeTint="F2"/>
-          <w:sz w:val="24"/>
-          <w:szCs w:val="24"/>
-        </w:rPr>
-        <w:t xml:space="preserve">Work with your group to </w:t>
+        <w:spacing w:after="120" w:line="240" w:lineRule="auto"/>
+        <w:rPr>
+          <w:rStyle w:val="SubtleEmphasis"/>
+          <w:rFonts w:asciiTheme="minorHAnsi" w:hAnsiTheme="minorHAnsi" w:cstheme="minorHAnsi"/>
+          <w:color w:val="0D0D0D" w:themeColor="text1" w:themeTint="F2"/>
+          <w:sz w:val="24"/>
+          <w:szCs w:val="24"/>
+        </w:rPr>
+      </w:pPr>
+      <w:r>
+        <w:rPr>
+          <w:rStyle w:val="SubtleEmphasis"/>
+          <w:rFonts w:asciiTheme="minorHAnsi" w:hAnsiTheme="minorHAnsi" w:cstheme="minorHAnsi"/>
+          <w:color w:val="0D0D0D" w:themeColor="text1" w:themeTint="F2"/>
+          <w:sz w:val="24"/>
+          <w:szCs w:val="24"/>
+        </w:rPr>
+        <w:t>All groups working with the same domain expert must meet with Ab to review their interview scripts prior to interviewing the expert.</w:t>
+      </w:r>
+      <w:r>
+        <w:rPr>
+          <w:rStyle w:val="SubtleEmphasis"/>
+          <w:rFonts w:asciiTheme="minorHAnsi" w:hAnsiTheme="minorHAnsi" w:cstheme="minorHAnsi"/>
+          <w:color w:val="0D0D0D" w:themeColor="text1" w:themeTint="F2"/>
+          <w:sz w:val="24"/>
+          <w:szCs w:val="24"/>
+        </w:rPr>
+        <w:t xml:space="preserve"> </w:t>
       </w:r>
       <w:r>
         <w:rPr>
@@ -1089,61 +1293,155 @@
           <w:sz w:val="24"/>
           <w:szCs w:val="24"/>
         </w:rPr>
-        <w:t>develop a semi-structured interview script</w:t>
-      </w:r>
-      <w:r>
-        <w:rPr>
-          <w:rStyle w:val="SubtleEmphasis"/>
-          <w:rFonts w:asciiTheme="minorHAnsi" w:hAnsiTheme="minorHAnsi" w:cstheme="minorHAnsi"/>
-          <w:color w:val="0D0D0D" w:themeColor="text1" w:themeTint="F2"/>
-          <w:sz w:val="24"/>
-          <w:szCs w:val="24"/>
-        </w:rPr>
-        <w:t xml:space="preserve"> to use for the abstract phase of your design study. Your script should include questions to ascertain information about your domain expert’s data, their high-level analysis needs/questions, and the intended user of the VA system. Aim for an interview that will last roughly 45 minutes.  </w:t>
+        <w:t>Coordinate a time to meet with Ab</w:t>
+      </w:r>
+      <w:r>
+        <w:rPr>
+          <w:rStyle w:val="SubtleEmphasis"/>
+          <w:rFonts w:asciiTheme="minorHAnsi" w:hAnsiTheme="minorHAnsi" w:cstheme="minorHAnsi"/>
+          <w:color w:val="0D0D0D" w:themeColor="text1" w:themeTint="F2"/>
+          <w:sz w:val="24"/>
+          <w:szCs w:val="24"/>
+        </w:rPr>
+        <w:t xml:space="preserve"> to review and finalize your interview script. All group members must attend the meeting.</w:t>
       </w:r>
     </w:p>
     <w:p>
       <w:pPr>
-        <w:spacing w:after="0" w:line="240" w:lineRule="auto"/>
-        <w:rPr>
-          <w:rStyle w:val="SubtleEmphasis"/>
-          <w:rFonts w:asciiTheme="minorHAnsi" w:hAnsiTheme="minorHAnsi" w:cstheme="minorHAnsi"/>
-          <w:color w:val="0D0D0D" w:themeColor="text1" w:themeTint="F2"/>
-          <w:sz w:val="24"/>
-          <w:szCs w:val="24"/>
-        </w:rPr>
-      </w:pPr>
+        <w:spacing w:after="120" w:line="240" w:lineRule="auto"/>
+        <w:rPr>
+          <w:rStyle w:val="SubtleEmphasis"/>
+          <w:rFonts w:asciiTheme="minorHAnsi" w:hAnsiTheme="minorHAnsi" w:cstheme="minorHAnsi"/>
+          <w:color w:val="0D0D0D" w:themeColor="text1" w:themeTint="F2"/>
+          <w:sz w:val="24"/>
+          <w:szCs w:val="24"/>
+        </w:rPr>
+      </w:pPr>
+      <w:r>
+        <w:rPr>
+          <w:rStyle w:val="SubtleEmphasis"/>
+          <w:rFonts w:asciiTheme="minorHAnsi" w:hAnsiTheme="minorHAnsi" w:cstheme="minorHAnsi"/>
+          <w:color w:val="0D0D0D" w:themeColor="text1" w:themeTint="F2"/>
+          <w:sz w:val="24"/>
+          <w:szCs w:val="24"/>
+        </w:rPr>
+        <w:t xml:space="preserve">Once your script is finalized, </w:t>
+      </w:r>
+      <w:r>
+        <w:rPr>
+          <w:rStyle w:val="SubtleEmphasis"/>
+          <w:rFonts w:asciiTheme="minorHAnsi" w:hAnsiTheme="minorHAnsi" w:cstheme="minorHAnsi"/>
+          <w:b/>
+          <w:bCs/>
+          <w:color w:val="0D0D0D" w:themeColor="text1" w:themeTint="F2"/>
+          <w:sz w:val="24"/>
+          <w:szCs w:val="24"/>
+        </w:rPr>
+        <w:t>choose two delegates to interview your domain expert</w:t>
+      </w:r>
+      <w:r>
+        <w:rPr>
+          <w:rStyle w:val="SubtleEmphasis"/>
+          <w:rFonts w:asciiTheme="minorHAnsi" w:hAnsiTheme="minorHAnsi" w:cstheme="minorHAnsi"/>
+          <w:color w:val="0D0D0D" w:themeColor="text1" w:themeTint="F2"/>
+          <w:sz w:val="24"/>
+          <w:szCs w:val="24"/>
+        </w:rPr>
+        <w:t xml:space="preserve">. </w:t>
+      </w:r>
+      <w:r>
+        <w:rPr>
+          <w:rStyle w:val="SubtleEmphasis"/>
+          <w:rFonts w:asciiTheme="minorHAnsi" w:hAnsiTheme="minorHAnsi" w:cstheme="minorHAnsi"/>
+          <w:color w:val="0D0D0D" w:themeColor="text1" w:themeTint="F2"/>
+          <w:sz w:val="24"/>
+          <w:szCs w:val="24"/>
+        </w:rPr>
+        <w:t>Schedule</w:t>
+      </w:r>
+      <w:r>
+        <w:rPr>
+          <w:rStyle w:val="SubtleEmphasis"/>
+          <w:rFonts w:asciiTheme="minorHAnsi" w:hAnsiTheme="minorHAnsi" w:cstheme="minorHAnsi"/>
+          <w:color w:val="0D0D0D" w:themeColor="text1" w:themeTint="F2"/>
+          <w:sz w:val="24"/>
+          <w:szCs w:val="24"/>
+        </w:rPr>
+        <w:t xml:space="preserve"> a time to interview your domain expert, remember to be respectful of their time. During the interview, </w:t>
+      </w:r>
+      <w:r>
+        <w:rPr>
+          <w:rStyle w:val="SubtleEmphasis"/>
+          <w:rFonts w:asciiTheme="minorHAnsi" w:hAnsiTheme="minorHAnsi" w:cstheme="minorHAnsi"/>
+          <w:b/>
+          <w:bCs/>
+          <w:color w:val="0D0D0D" w:themeColor="text1" w:themeTint="F2"/>
+          <w:sz w:val="24"/>
+          <w:szCs w:val="24"/>
+        </w:rPr>
+        <w:t>ask to record the interview or take thorough notes</w:t>
+      </w:r>
+      <w:r>
+        <w:rPr>
+          <w:rStyle w:val="SubtleEmphasis"/>
+          <w:rFonts w:asciiTheme="minorHAnsi" w:hAnsiTheme="minorHAnsi" w:cstheme="minorHAnsi"/>
+          <w:color w:val="0D0D0D" w:themeColor="text1" w:themeTint="F2"/>
+          <w:sz w:val="24"/>
+          <w:szCs w:val="24"/>
+        </w:rPr>
+        <w:t xml:space="preserve"> to refer to after</w:t>
+      </w:r>
+      <w:r>
+        <w:rPr>
+          <w:rStyle w:val="SubtleEmphasis"/>
+          <w:rFonts w:asciiTheme="minorHAnsi" w:hAnsiTheme="minorHAnsi" w:cstheme="minorHAnsi"/>
+          <w:color w:val="0D0D0D" w:themeColor="text1" w:themeTint="F2"/>
+          <w:sz w:val="24"/>
+          <w:szCs w:val="24"/>
+        </w:rPr>
+        <w:t xml:space="preserve"> (you may not record someone without their explicit consent)</w:t>
+      </w:r>
+      <w:r>
+        <w:rPr>
+          <w:rStyle w:val="SubtleEmphasis"/>
+          <w:rFonts w:asciiTheme="minorHAnsi" w:hAnsiTheme="minorHAnsi" w:cstheme="minorHAnsi"/>
+          <w:color w:val="0D0D0D" w:themeColor="text1" w:themeTint="F2"/>
+          <w:sz w:val="24"/>
+          <w:szCs w:val="24"/>
+        </w:rPr>
+        <w:t xml:space="preserve">.     </w:t>
+      </w:r>
+      <w:r>
+        <w:rPr>
+          <w:rStyle w:val="SubtleEmphasis"/>
+          <w:rFonts w:asciiTheme="minorHAnsi" w:hAnsiTheme="minorHAnsi" w:cstheme="minorHAnsi"/>
+          <w:color w:val="0D0D0D" w:themeColor="text1" w:themeTint="F2"/>
+          <w:sz w:val="24"/>
+          <w:szCs w:val="24"/>
+        </w:rPr>
+        <w:t xml:space="preserve"> </w:t>
+      </w:r>
     </w:p>
     <w:p>
       <w:pPr>
-        <w:spacing w:after="0" w:line="240" w:lineRule="auto"/>
-        <w:rPr>
-          <w:rStyle w:val="SubtleEmphasis"/>
-          <w:rFonts w:asciiTheme="minorHAnsi" w:hAnsiTheme="minorHAnsi" w:cstheme="minorHAnsi"/>
-          <w:color w:val="0D0D0D" w:themeColor="text1" w:themeTint="F2"/>
-          <w:sz w:val="24"/>
-          <w:szCs w:val="24"/>
-        </w:rPr>
-      </w:pPr>
-      <w:r>
-        <w:rPr>
-          <w:rStyle w:val="SubtleEmphasis"/>
-          <w:rFonts w:asciiTheme="minorHAnsi" w:hAnsiTheme="minorHAnsi" w:cstheme="minorHAnsi"/>
-          <w:color w:val="0D0D0D" w:themeColor="text1" w:themeTint="F2"/>
-          <w:sz w:val="24"/>
-          <w:szCs w:val="24"/>
-        </w:rPr>
-        <w:t>All groups working with the same domain expert must meet with Ab to review their interview scripts prior to interviewing the expert.</w:t>
-      </w:r>
-      <w:r>
-        <w:rPr>
-          <w:rStyle w:val="SubtleEmphasis"/>
-          <w:rFonts w:asciiTheme="minorHAnsi" w:hAnsiTheme="minorHAnsi" w:cstheme="minorHAnsi"/>
-          <w:color w:val="0D0D0D" w:themeColor="text1" w:themeTint="F2"/>
-          <w:sz w:val="24"/>
-          <w:szCs w:val="24"/>
-        </w:rPr>
-        <w:t xml:space="preserve"> </w:t>
+        <w:spacing w:after="120" w:line="240" w:lineRule="auto"/>
+        <w:rPr>
+          <w:rStyle w:val="SubtleEmphasis"/>
+          <w:rFonts w:asciiTheme="minorHAnsi" w:hAnsiTheme="minorHAnsi" w:cstheme="minorHAnsi"/>
+          <w:color w:val="0D0D0D" w:themeColor="text1" w:themeTint="F2"/>
+          <w:sz w:val="24"/>
+          <w:szCs w:val="24"/>
+        </w:rPr>
+      </w:pPr>
+      <w:r>
+        <w:rPr>
+          <w:rStyle w:val="SubtleEmphasis"/>
+          <w:rFonts w:asciiTheme="minorHAnsi" w:hAnsiTheme="minorHAnsi" w:cstheme="minorHAnsi"/>
+          <w:color w:val="0D0D0D" w:themeColor="text1" w:themeTint="F2"/>
+          <w:sz w:val="24"/>
+          <w:szCs w:val="24"/>
+        </w:rPr>
+        <w:t xml:space="preserve">Finally, review the results of your interview. </w:t>
       </w:r>
       <w:r>
         <w:rPr>
@@ -1155,242 +1453,106 @@
           <w:sz w:val="24"/>
           <w:szCs w:val="24"/>
         </w:rPr>
-        <w:t>Coordinate a time to meet with Ab</w:t>
-      </w:r>
-      <w:r>
-        <w:rPr>
-          <w:rStyle w:val="SubtleEmphasis"/>
-          <w:rFonts w:asciiTheme="minorHAnsi" w:hAnsiTheme="minorHAnsi" w:cstheme="minorHAnsi"/>
-          <w:color w:val="0D0D0D" w:themeColor="text1" w:themeTint="F2"/>
-          <w:sz w:val="24"/>
-          <w:szCs w:val="24"/>
-        </w:rPr>
-        <w:t xml:space="preserve"> to review and finalize your interview script. All group members must attend the meeting.</w:t>
+        <w:t>Identify three specific high-level interactions</w:t>
+      </w:r>
+      <w:r>
+        <w:rPr>
+          <w:rStyle w:val="SubtleEmphasis"/>
+          <w:rFonts w:asciiTheme="minorHAnsi" w:hAnsiTheme="minorHAnsi" w:cstheme="minorHAnsi"/>
+          <w:color w:val="0D0D0D" w:themeColor="text1" w:themeTint="F2"/>
+          <w:sz w:val="24"/>
+          <w:szCs w:val="24"/>
+        </w:rPr>
+        <w:t xml:space="preserve"> that your VA system will support. </w:t>
+      </w:r>
+      <w:r>
+        <w:rPr>
+          <w:rStyle w:val="SubtleEmphasis"/>
+          <w:rFonts w:asciiTheme="minorHAnsi" w:hAnsiTheme="minorHAnsi" w:cstheme="minorHAnsi"/>
+          <w:b/>
+          <w:bCs/>
+          <w:color w:val="0D0D0D" w:themeColor="text1" w:themeTint="F2"/>
+          <w:sz w:val="24"/>
+          <w:szCs w:val="24"/>
+        </w:rPr>
+        <w:t>Sketch a preliminary design</w:t>
+      </w:r>
+      <w:r>
+        <w:rPr>
+          <w:rStyle w:val="SubtleEmphasis"/>
+          <w:rFonts w:asciiTheme="minorHAnsi" w:hAnsiTheme="minorHAnsi" w:cstheme="minorHAnsi"/>
+          <w:color w:val="0D0D0D" w:themeColor="text1" w:themeTint="F2"/>
+          <w:sz w:val="24"/>
+          <w:szCs w:val="24"/>
+        </w:rPr>
+        <w:t xml:space="preserve"> of your system and </w:t>
+      </w:r>
+      <w:r>
+        <w:rPr>
+          <w:rStyle w:val="SubtleEmphasis"/>
+          <w:rFonts w:asciiTheme="minorHAnsi" w:hAnsiTheme="minorHAnsi" w:cstheme="minorHAnsi"/>
+          <w:b/>
+          <w:bCs/>
+          <w:color w:val="0D0D0D" w:themeColor="text1" w:themeTint="F2"/>
+          <w:sz w:val="24"/>
+          <w:szCs w:val="24"/>
+        </w:rPr>
+        <w:t>identify at least one low-level interaction that supports each high-level interaction</w:t>
+      </w:r>
+      <w:r>
+        <w:rPr>
+          <w:rStyle w:val="SubtleEmphasis"/>
+          <w:rFonts w:asciiTheme="minorHAnsi" w:hAnsiTheme="minorHAnsi" w:cstheme="minorHAnsi"/>
+          <w:color w:val="0D0D0D" w:themeColor="text1" w:themeTint="F2"/>
+          <w:sz w:val="24"/>
+          <w:szCs w:val="24"/>
+        </w:rPr>
+        <w:t>.</w:t>
+      </w:r>
+      <w:r>
+        <w:rPr>
+          <w:rStyle w:val="SubtleEmphasis"/>
+          <w:rFonts w:asciiTheme="minorHAnsi" w:hAnsiTheme="minorHAnsi" w:cstheme="minorHAnsi"/>
+          <w:color w:val="0D0D0D" w:themeColor="text1" w:themeTint="F2"/>
+          <w:sz w:val="24"/>
+          <w:szCs w:val="24"/>
+        </w:rPr>
+        <w:t xml:space="preserve"> Your final VA system must include (1) at least three different visual encodings, (2) at least one details-on-demand interaction, (3) at least </w:t>
+      </w:r>
+      <w:r>
+        <w:rPr>
+          <w:rStyle w:val="SubtleEmphasis"/>
+          <w:rFonts w:asciiTheme="minorHAnsi" w:hAnsiTheme="minorHAnsi" w:cstheme="minorHAnsi"/>
+          <w:color w:val="0D0D0D" w:themeColor="text1" w:themeTint="F2"/>
+          <w:sz w:val="24"/>
+          <w:szCs w:val="24"/>
+        </w:rPr>
+        <w:t>one</w:t>
+      </w:r>
+      <w:r>
+        <w:rPr>
+          <w:rStyle w:val="SubtleEmphasis"/>
+          <w:rFonts w:asciiTheme="minorHAnsi" w:hAnsiTheme="minorHAnsi" w:cstheme="minorHAnsi"/>
+          <w:color w:val="0D0D0D" w:themeColor="text1" w:themeTint="F2"/>
+          <w:sz w:val="24"/>
+          <w:szCs w:val="24"/>
+        </w:rPr>
+        <w:t xml:space="preserve"> coordinated view of the data. </w:t>
+      </w:r>
+      <w:r>
+        <w:rPr>
+          <w:rStyle w:val="SubtleEmphasis"/>
+          <w:rFonts w:asciiTheme="minorHAnsi" w:hAnsiTheme="minorHAnsi" w:cstheme="minorHAnsi"/>
+          <w:color w:val="0D0D0D" w:themeColor="text1" w:themeTint="F2"/>
+          <w:sz w:val="24"/>
+          <w:szCs w:val="24"/>
+        </w:rPr>
+        <w:t xml:space="preserve">  </w:t>
       </w:r>
     </w:p>
     <w:p>
       <w:pPr>
-        <w:spacing w:after="0" w:line="240" w:lineRule="auto"/>
-        <w:rPr>
-          <w:rStyle w:val="SubtleEmphasis"/>
-          <w:rFonts w:asciiTheme="minorHAnsi" w:hAnsiTheme="minorHAnsi" w:cstheme="minorHAnsi"/>
-          <w:color w:val="0D0D0D" w:themeColor="text1" w:themeTint="F2"/>
-          <w:sz w:val="24"/>
-          <w:szCs w:val="24"/>
-        </w:rPr>
-      </w:pPr>
-    </w:p>
-    <w:p>
-      <w:pPr>
-        <w:spacing w:after="0" w:line="240" w:lineRule="auto"/>
-        <w:rPr>
-          <w:rStyle w:val="SubtleEmphasis"/>
-          <w:rFonts w:asciiTheme="minorHAnsi" w:hAnsiTheme="minorHAnsi" w:cstheme="minorHAnsi"/>
-          <w:color w:val="0D0D0D" w:themeColor="text1" w:themeTint="F2"/>
-          <w:sz w:val="24"/>
-          <w:szCs w:val="24"/>
-        </w:rPr>
-      </w:pPr>
-      <w:r>
-        <w:rPr>
-          <w:rStyle w:val="SubtleEmphasis"/>
-          <w:rFonts w:asciiTheme="minorHAnsi" w:hAnsiTheme="minorHAnsi" w:cstheme="minorHAnsi"/>
-          <w:color w:val="0D0D0D" w:themeColor="text1" w:themeTint="F2"/>
-          <w:sz w:val="24"/>
-          <w:szCs w:val="24"/>
-        </w:rPr>
-        <w:t xml:space="preserve">Once your script is finalized, </w:t>
-      </w:r>
-      <w:r>
-        <w:rPr>
-          <w:rStyle w:val="SubtleEmphasis"/>
-          <w:rFonts w:asciiTheme="minorHAnsi" w:hAnsiTheme="minorHAnsi" w:cstheme="minorHAnsi"/>
-          <w:b/>
-          <w:bCs/>
-          <w:color w:val="0D0D0D" w:themeColor="text1" w:themeTint="F2"/>
-          <w:sz w:val="24"/>
-          <w:szCs w:val="24"/>
-        </w:rPr>
-        <w:t>choose two delegates to interview your domain expert</w:t>
-      </w:r>
-      <w:r>
-        <w:rPr>
-          <w:rStyle w:val="SubtleEmphasis"/>
-          <w:rFonts w:asciiTheme="minorHAnsi" w:hAnsiTheme="minorHAnsi" w:cstheme="minorHAnsi"/>
-          <w:color w:val="0D0D0D" w:themeColor="text1" w:themeTint="F2"/>
-          <w:sz w:val="24"/>
-          <w:szCs w:val="24"/>
-        </w:rPr>
-        <w:t xml:space="preserve">. Coordinate a time to interview your domain expert, remember to be respectful of their time. During the interview, follow your script and </w:t>
-      </w:r>
-      <w:r>
-        <w:rPr>
-          <w:rStyle w:val="SubtleEmphasis"/>
-          <w:rFonts w:asciiTheme="minorHAnsi" w:hAnsiTheme="minorHAnsi" w:cstheme="minorHAnsi"/>
-          <w:b/>
-          <w:bCs/>
-          <w:color w:val="0D0D0D" w:themeColor="text1" w:themeTint="F2"/>
-          <w:sz w:val="24"/>
-          <w:szCs w:val="24"/>
-        </w:rPr>
-        <w:t>ask to record the interview or take thorough notes</w:t>
-      </w:r>
-      <w:r>
-        <w:rPr>
-          <w:rStyle w:val="SubtleEmphasis"/>
-          <w:rFonts w:asciiTheme="minorHAnsi" w:hAnsiTheme="minorHAnsi" w:cstheme="minorHAnsi"/>
-          <w:color w:val="0D0D0D" w:themeColor="text1" w:themeTint="F2"/>
-          <w:sz w:val="24"/>
-          <w:szCs w:val="24"/>
-        </w:rPr>
-        <w:t xml:space="preserve"> to refer to after.     </w:t>
-      </w:r>
-      <w:r>
-        <w:rPr>
-          <w:rStyle w:val="SubtleEmphasis"/>
-          <w:rFonts w:asciiTheme="minorHAnsi" w:hAnsiTheme="minorHAnsi" w:cstheme="minorHAnsi"/>
-          <w:color w:val="0D0D0D" w:themeColor="text1" w:themeTint="F2"/>
-          <w:sz w:val="24"/>
-          <w:szCs w:val="24"/>
-        </w:rPr>
-        <w:t xml:space="preserve"> </w:t>
-      </w:r>
-    </w:p>
-    <w:p>
-      <w:pPr>
-        <w:spacing w:after="0" w:line="240" w:lineRule="auto"/>
-        <w:rPr>
-          <w:rStyle w:val="SubtleEmphasis"/>
-          <w:rFonts w:asciiTheme="minorHAnsi" w:hAnsiTheme="minorHAnsi" w:cstheme="minorHAnsi"/>
-          <w:color w:val="0D0D0D" w:themeColor="text1" w:themeTint="F2"/>
-          <w:sz w:val="24"/>
-          <w:szCs w:val="24"/>
-        </w:rPr>
-      </w:pPr>
-    </w:p>
-    <w:p>
-      <w:pPr>
-        <w:spacing w:after="0" w:line="240" w:lineRule="auto"/>
-        <w:rPr>
-          <w:rStyle w:val="SubtleEmphasis"/>
-          <w:rFonts w:asciiTheme="minorHAnsi" w:hAnsiTheme="minorHAnsi" w:cstheme="minorHAnsi"/>
-          <w:color w:val="0D0D0D" w:themeColor="text1" w:themeTint="F2"/>
-          <w:sz w:val="24"/>
-          <w:szCs w:val="24"/>
-        </w:rPr>
-      </w:pPr>
-      <w:r>
-        <w:rPr>
-          <w:rStyle w:val="SubtleEmphasis"/>
-          <w:rFonts w:asciiTheme="minorHAnsi" w:hAnsiTheme="minorHAnsi" w:cstheme="minorHAnsi"/>
-          <w:color w:val="0D0D0D" w:themeColor="text1" w:themeTint="F2"/>
-          <w:sz w:val="24"/>
-          <w:szCs w:val="24"/>
-        </w:rPr>
-        <w:t xml:space="preserve">Finally, review the results of your interview. </w:t>
-      </w:r>
-      <w:r>
-        <w:rPr>
-          <w:rStyle w:val="SubtleEmphasis"/>
-          <w:rFonts w:asciiTheme="minorHAnsi" w:hAnsiTheme="minorHAnsi" w:cstheme="minorHAnsi"/>
-          <w:b/>
-          <w:bCs/>
-          <w:color w:val="0D0D0D" w:themeColor="text1" w:themeTint="F2"/>
-          <w:sz w:val="24"/>
-          <w:szCs w:val="24"/>
-        </w:rPr>
-        <w:t>Identify three specific high-level interactions</w:t>
-      </w:r>
-      <w:r>
-        <w:rPr>
-          <w:rStyle w:val="SubtleEmphasis"/>
-          <w:rFonts w:asciiTheme="minorHAnsi" w:hAnsiTheme="minorHAnsi" w:cstheme="minorHAnsi"/>
-          <w:color w:val="0D0D0D" w:themeColor="text1" w:themeTint="F2"/>
-          <w:sz w:val="24"/>
-          <w:szCs w:val="24"/>
-        </w:rPr>
-        <w:t xml:space="preserve"> that your VA system will support. </w:t>
-      </w:r>
-      <w:r>
-        <w:rPr>
-          <w:rStyle w:val="SubtleEmphasis"/>
-          <w:rFonts w:asciiTheme="minorHAnsi" w:hAnsiTheme="minorHAnsi" w:cstheme="minorHAnsi"/>
-          <w:b/>
-          <w:bCs/>
-          <w:color w:val="0D0D0D" w:themeColor="text1" w:themeTint="F2"/>
-          <w:sz w:val="24"/>
-          <w:szCs w:val="24"/>
-        </w:rPr>
-        <w:t>Sketch a preliminary design</w:t>
-      </w:r>
-      <w:r>
-        <w:rPr>
-          <w:rStyle w:val="SubtleEmphasis"/>
-          <w:rFonts w:asciiTheme="minorHAnsi" w:hAnsiTheme="minorHAnsi" w:cstheme="minorHAnsi"/>
-          <w:color w:val="0D0D0D" w:themeColor="text1" w:themeTint="F2"/>
-          <w:sz w:val="24"/>
-          <w:szCs w:val="24"/>
-        </w:rPr>
-        <w:t xml:space="preserve"> of your system and </w:t>
-      </w:r>
-      <w:r>
-        <w:rPr>
-          <w:rStyle w:val="SubtleEmphasis"/>
-          <w:rFonts w:asciiTheme="minorHAnsi" w:hAnsiTheme="minorHAnsi" w:cstheme="minorHAnsi"/>
-          <w:b/>
-          <w:bCs/>
-          <w:color w:val="0D0D0D" w:themeColor="text1" w:themeTint="F2"/>
-          <w:sz w:val="24"/>
-          <w:szCs w:val="24"/>
-        </w:rPr>
-        <w:t>identify at least one low-level interaction that supports each high-level interaction</w:t>
-      </w:r>
-      <w:r>
-        <w:rPr>
-          <w:rStyle w:val="SubtleEmphasis"/>
-          <w:rFonts w:asciiTheme="minorHAnsi" w:hAnsiTheme="minorHAnsi" w:cstheme="minorHAnsi"/>
-          <w:color w:val="0D0D0D" w:themeColor="text1" w:themeTint="F2"/>
-          <w:sz w:val="24"/>
-          <w:szCs w:val="24"/>
-        </w:rPr>
-        <w:t>.</w:t>
-      </w:r>
-      <w:r>
-        <w:rPr>
-          <w:rStyle w:val="SubtleEmphasis"/>
-          <w:rFonts w:asciiTheme="minorHAnsi" w:hAnsiTheme="minorHAnsi" w:cstheme="minorHAnsi"/>
-          <w:color w:val="0D0D0D" w:themeColor="text1" w:themeTint="F2"/>
-          <w:sz w:val="24"/>
-          <w:szCs w:val="24"/>
-        </w:rPr>
-        <w:t xml:space="preserve"> Your final VA system must include (1) at least three different visual encodings, (2) at least one details-on-demand interaction, (3) at least two coordinated views of the data. </w:t>
-      </w:r>
-      <w:r>
-        <w:rPr>
-          <w:rStyle w:val="SubtleEmphasis"/>
-          <w:rFonts w:asciiTheme="minorHAnsi" w:hAnsiTheme="minorHAnsi" w:cstheme="minorHAnsi"/>
-          <w:color w:val="0D0D0D" w:themeColor="text1" w:themeTint="F2"/>
-          <w:sz w:val="24"/>
-          <w:szCs w:val="24"/>
-        </w:rPr>
-        <w:t xml:space="preserve">  </w:t>
-      </w:r>
-    </w:p>
-    <w:p>
-      <w:pPr>
-        <w:spacing w:after="0" w:line="240" w:lineRule="auto"/>
-        <w:rPr>
-          <w:rStyle w:val="SubtleEmphasis"/>
-          <w:rFonts w:asciiTheme="minorHAnsi" w:hAnsiTheme="minorHAnsi" w:cstheme="minorHAnsi"/>
-          <w:color w:val="0D0D0D" w:themeColor="text1" w:themeTint="F2"/>
-          <w:sz w:val="24"/>
-          <w:szCs w:val="24"/>
-        </w:rPr>
-      </w:pPr>
-    </w:p>
-    <w:p>
-      <w:pPr>
-        <w:spacing w:after="0" w:line="240" w:lineRule="auto"/>
+        <w:spacing w:after="120" w:line="240" w:lineRule="auto"/>
         <w:rPr>
           <w:rStyle w:val="SubtleEmphasis"/>
           <w:rFonts w:asciiTheme="minorHAnsi" w:hAnsiTheme="minorHAnsi" w:cstheme="minorHAnsi"/>
@@ -1417,24 +1579,44 @@
           <w:ilvl w:val="0"/>
           <w:numId w:val="28"/>
         </w:numPr>
-        <w:spacing w:after="0" w:line="240" w:lineRule="auto"/>
-        <w:rPr>
-          <w:rStyle w:val="SubtleEmphasis"/>
-          <w:rFonts w:asciiTheme="minorHAnsi" w:hAnsiTheme="minorHAnsi" w:cstheme="minorHAnsi"/>
-          <w:color w:val="0D0D0D" w:themeColor="text1" w:themeTint="F2"/>
-          <w:sz w:val="24"/>
-          <w:szCs w:val="24"/>
-        </w:rPr>
-      </w:pPr>
-      <w:r>
-        <w:rPr>
-          <w:rStyle w:val="SubtleEmphasis"/>
-          <w:rFonts w:asciiTheme="minorHAnsi" w:hAnsiTheme="minorHAnsi" w:cstheme="minorHAnsi"/>
-          <w:color w:val="0D0D0D" w:themeColor="text1" w:themeTint="F2"/>
-          <w:sz w:val="24"/>
-          <w:szCs w:val="24"/>
-        </w:rPr>
-        <w:t>Interview Script</w:t>
+        <w:spacing w:after="120" w:line="240" w:lineRule="auto"/>
+        <w:rPr>
+          <w:rStyle w:val="SubtleEmphasis"/>
+          <w:rFonts w:asciiTheme="minorHAnsi" w:hAnsiTheme="minorHAnsi" w:cstheme="minorHAnsi"/>
+          <w:color w:val="0D0D0D" w:themeColor="text1" w:themeTint="F2"/>
+          <w:sz w:val="24"/>
+          <w:szCs w:val="24"/>
+        </w:rPr>
+      </w:pPr>
+      <w:r>
+        <w:rPr>
+          <w:rStyle w:val="SubtleEmphasis"/>
+          <w:rFonts w:asciiTheme="minorHAnsi" w:hAnsiTheme="minorHAnsi" w:cstheme="minorHAnsi"/>
+          <w:color w:val="0D0D0D" w:themeColor="text1" w:themeTint="F2"/>
+          <w:sz w:val="24"/>
+          <w:szCs w:val="24"/>
+        </w:rPr>
+        <w:t xml:space="preserve">Interview </w:t>
+      </w:r>
+      <w:r>
+        <w:rPr>
+          <w:rStyle w:val="SubtleEmphasis"/>
+          <w:rFonts w:asciiTheme="minorHAnsi" w:hAnsiTheme="minorHAnsi" w:cstheme="minorHAnsi"/>
+          <w:color w:val="0D0D0D" w:themeColor="text1" w:themeTint="F2"/>
+          <w:sz w:val="24"/>
+          <w:szCs w:val="24"/>
+        </w:rPr>
+        <w:t>s</w:t>
+      </w:r>
+      <w:r>
+        <w:rPr>
+          <w:rStyle w:val="SubtleEmphasis"/>
+          <w:rFonts w:asciiTheme="minorHAnsi" w:hAnsiTheme="minorHAnsi" w:cstheme="minorHAnsi"/>
+          <w:color w:val="0D0D0D" w:themeColor="text1" w:themeTint="F2"/>
+          <w:sz w:val="24"/>
+          <w:szCs w:val="24"/>
+        </w:rPr>
+        <w:t>cript</w:t>
       </w:r>
     </w:p>
     <w:p>
@@ -1444,7 +1626,7 @@
           <w:ilvl w:val="0"/>
           <w:numId w:val="28"/>
         </w:numPr>
-        <w:spacing w:after="0" w:line="240" w:lineRule="auto"/>
+        <w:spacing w:after="120" w:line="240" w:lineRule="auto"/>
         <w:rPr>
           <w:rStyle w:val="SubtleEmphasis"/>
           <w:rFonts w:asciiTheme="minorHAnsi" w:hAnsiTheme="minorHAnsi" w:cstheme="minorHAnsi"/>
@@ -1471,7 +1653,7 @@
           <w:ilvl w:val="0"/>
           <w:numId w:val="28"/>
         </w:numPr>
-        <w:spacing w:after="0" w:line="240" w:lineRule="auto"/>
+        <w:spacing w:after="120" w:line="240" w:lineRule="auto"/>
         <w:rPr>
           <w:rStyle w:val="SubtleEmphasis"/>
           <w:rFonts w:asciiTheme="minorHAnsi" w:hAnsiTheme="minorHAnsi" w:cstheme="minorHAnsi"/>
@@ -1498,7 +1680,7 @@
           <w:ilvl w:val="0"/>
           <w:numId w:val="28"/>
         </w:numPr>
-        <w:spacing w:after="0" w:line="240" w:lineRule="auto"/>
+        <w:spacing w:after="120" w:line="240" w:lineRule="auto"/>
         <w:rPr>
           <w:rStyle w:val="SubtleEmphasis"/>
           <w:rFonts w:asciiTheme="minorHAnsi" w:hAnsiTheme="minorHAnsi" w:cstheme="minorHAnsi"/>
@@ -1525,7 +1707,7 @@
           <w:ilvl w:val="0"/>
           <w:numId w:val="28"/>
         </w:numPr>
-        <w:spacing w:after="0" w:line="240" w:lineRule="auto"/>
+        <w:spacing w:after="120" w:line="240" w:lineRule="auto"/>
         <w:rPr>
           <w:rStyle w:val="SubtleEmphasis"/>
           <w:rFonts w:asciiTheme="minorHAnsi" w:hAnsiTheme="minorHAnsi" w:cstheme="minorHAnsi"/>
@@ -1552,7 +1734,7 @@
           <w:ilvl w:val="0"/>
           <w:numId w:val="28"/>
         </w:numPr>
-        <w:spacing w:after="0" w:line="240" w:lineRule="auto"/>
+        <w:spacing w:after="120" w:line="240" w:lineRule="auto"/>
         <w:rPr>
           <w:rStyle w:val="SubtleEmphasis"/>
           <w:rFonts w:asciiTheme="minorHAnsi" w:hAnsiTheme="minorHAnsi" w:cstheme="minorHAnsi"/>
@@ -1574,29 +1756,50 @@
     </w:p>
     <w:p>
       <w:pPr>
-        <w:spacing w:after="0" w:line="240" w:lineRule="auto"/>
-        <w:rPr>
-          <w:rStyle w:val="SubtleEmphasis"/>
-          <w:rFonts w:asciiTheme="minorHAnsi" w:hAnsiTheme="minorHAnsi" w:cstheme="minorHAnsi"/>
-          <w:color w:val="0D0D0D" w:themeColor="text1" w:themeTint="F2"/>
-          <w:sz w:val="24"/>
-          <w:szCs w:val="24"/>
-        </w:rPr>
-      </w:pPr>
-      <w:r>
-        <w:rPr>
-          <w:rStyle w:val="SubtleEmphasis"/>
-          <w:rFonts w:asciiTheme="minorHAnsi" w:hAnsiTheme="minorHAnsi" w:cstheme="minorHAnsi"/>
-          <w:color w:val="0D0D0D" w:themeColor="text1" w:themeTint="F2"/>
-          <w:sz w:val="24"/>
-          <w:szCs w:val="24"/>
-        </w:rPr>
-        <w:t xml:space="preserve">Each deliverable will be scored from 0-3: 0 == Not completed, 1 == Needs improvement, 2 == Needs minor improvement, 3 == Fully completed.  </w:t>
+        <w:spacing w:after="120" w:line="240" w:lineRule="auto"/>
+        <w:rPr>
+          <w:rStyle w:val="SubtleEmphasis"/>
+          <w:rFonts w:asciiTheme="minorHAnsi" w:hAnsiTheme="minorHAnsi" w:cstheme="minorHAnsi"/>
+          <w:color w:val="0D0D0D" w:themeColor="text1" w:themeTint="F2"/>
+          <w:sz w:val="24"/>
+          <w:szCs w:val="24"/>
+        </w:rPr>
+      </w:pPr>
+      <w:r>
+        <w:rPr>
+          <w:rStyle w:val="SubtleEmphasis"/>
+          <w:rFonts w:asciiTheme="minorHAnsi" w:hAnsiTheme="minorHAnsi" w:cstheme="minorHAnsi"/>
+          <w:color w:val="0D0D0D" w:themeColor="text1" w:themeTint="F2"/>
+          <w:sz w:val="24"/>
+          <w:szCs w:val="24"/>
+        </w:rPr>
+        <w:t>Each deliverable</w:t>
+      </w:r>
+      <w:r>
+        <w:rPr>
+          <w:rStyle w:val="SubtleEmphasis"/>
+          <w:rFonts w:asciiTheme="minorHAnsi" w:hAnsiTheme="minorHAnsi" w:cstheme="minorHAnsi"/>
+          <w:color w:val="0D0D0D" w:themeColor="text1" w:themeTint="F2"/>
+          <w:sz w:val="24"/>
+          <w:szCs w:val="24"/>
+        </w:rPr>
+        <w:t xml:space="preserve"> </w:t>
+      </w:r>
+      <w:r>
+        <w:rPr>
+          <w:rStyle w:val="SubtleEmphasis"/>
+          <w:rFonts w:asciiTheme="minorHAnsi" w:hAnsiTheme="minorHAnsi" w:cstheme="minorHAnsi"/>
+          <w:color w:val="0D0D0D" w:themeColor="text1" w:themeTint="F2"/>
+          <w:sz w:val="24"/>
+          <w:szCs w:val="24"/>
+        </w:rPr>
+        <w:t xml:space="preserve">will be scored from 0-3: 0 == Not completed, 1 == Needs improvement, 2 == Needs minor improvement, 3 == Fully completed.  </w:t>
       </w:r>
     </w:p>
     <w:p>
       <w:pPr>
         <w:pStyle w:val="Heading1"/>
+        <w:spacing w:before="120" w:after="120"/>
         <w:rPr>
           <w:rStyle w:val="SubtleEmphasis"/>
           <w:rFonts w:asciiTheme="minorHAnsi" w:hAnsiTheme="minorHAnsi" w:cstheme="minorHAnsi"/>
@@ -1634,7 +1837,7 @@
     </w:p>
     <w:p>
       <w:pPr>
-        <w:spacing w:after="0" w:line="240" w:lineRule="auto"/>
+        <w:spacing w:after="120" w:line="240" w:lineRule="auto"/>
         <w:rPr>
           <w:rStyle w:val="SubtleEmphasis"/>
           <w:rFonts w:asciiTheme="minorHAnsi" w:hAnsiTheme="minorHAnsi" w:cstheme="minorHAnsi"/>
@@ -1715,7 +1918,27 @@
           <w:sz w:val="24"/>
           <w:szCs w:val="24"/>
         </w:rPr>
-        <w:t>step of the design study methodology.</w:t>
+        <w:t>step</w:t>
+      </w:r>
+      <w:r>
+        <w:rPr>
+          <w:rStyle w:val="SubtleEmphasis"/>
+          <w:rFonts w:asciiTheme="minorHAnsi" w:hAnsiTheme="minorHAnsi" w:cstheme="minorHAnsi"/>
+          <w:color w:val="0D0D0D" w:themeColor="text1" w:themeTint="F2"/>
+          <w:sz w:val="24"/>
+          <w:szCs w:val="24"/>
+        </w:rPr>
+        <w:t>s</w:t>
+      </w:r>
+      <w:r>
+        <w:rPr>
+          <w:rStyle w:val="SubtleEmphasis"/>
+          <w:rFonts w:asciiTheme="minorHAnsi" w:hAnsiTheme="minorHAnsi" w:cstheme="minorHAnsi"/>
+          <w:color w:val="0D0D0D" w:themeColor="text1" w:themeTint="F2"/>
+          <w:sz w:val="24"/>
+          <w:szCs w:val="24"/>
+        </w:rPr>
+        <w:t xml:space="preserve"> of the design study methodology.</w:t>
       </w:r>
       <w:r>
         <w:rPr>
@@ -1731,6 +1954,8 @@
         <w:rPr>
           <w:rStyle w:val="SubtleEmphasis"/>
           <w:rFonts w:asciiTheme="minorHAnsi" w:hAnsiTheme="minorHAnsi" w:cstheme="minorHAnsi"/>
+          <w:i/>
+          <w:iCs/>
           <w:color w:val="0D0D0D" w:themeColor="text1" w:themeTint="F2"/>
           <w:sz w:val="24"/>
           <w:szCs w:val="24"/>
@@ -1742,6 +1967,8 @@
           <w:rPr>
             <w:rStyle w:val="SubtleEmphasis"/>
             <w:rFonts w:asciiTheme="minorHAnsi" w:hAnsiTheme="minorHAnsi" w:cstheme="minorHAnsi"/>
+            <w:i/>
+            <w:iCs/>
             <w:color w:val="0D0D0D" w:themeColor="text1" w:themeTint="F2"/>
             <w:sz w:val="24"/>
             <w:szCs w:val="24"/>
@@ -1749,13 +1976,6 @@
           <w:id w:val="256647426"/>
           <w:citation/>
         </w:sdtPr>
-        <w:sdtEndPr>
-          <w:rPr>
-            <w:rStyle w:val="SubtleEmphasis"/>
-            <w:i/>
-            <w:iCs/>
-          </w:rPr>
-        </w:sdtEndPr>
         <w:sdtContent>
           <w:r>
             <w:rPr>
@@ -1809,6 +2029,8 @@
           <w:r>
             <w:rPr>
               <w:rFonts w:eastAsiaTheme="majorEastAsia" w:cstheme="minorHAnsi"/>
+              <w:i w:val="0"/>
+              <w:iCs w:val="0"/>
               <w:noProof/>
               <w:color w:val="0D0D0D" w:themeColor="text1" w:themeTint="F2"/>
               <w:sz w:val="24"/>
@@ -1845,6 +2067,8 @@
         <w:rPr>
           <w:rStyle w:val="SubtleEmphasis"/>
           <w:rFonts w:asciiTheme="minorHAnsi" w:hAnsiTheme="minorHAnsi" w:cstheme="minorHAnsi"/>
+          <w:i/>
+          <w:iCs/>
           <w:color w:val="0D0D0D" w:themeColor="text1" w:themeTint="F2"/>
           <w:sz w:val="24"/>
           <w:szCs w:val="24"/>
@@ -1856,21 +2080,13 @@
         <w:rPr>
           <w:rStyle w:val="SubtleEmphasis"/>
           <w:rFonts w:asciiTheme="minorHAnsi" w:hAnsiTheme="minorHAnsi" w:cstheme="minorHAnsi"/>
-          <w:color w:val="0D0D0D" w:themeColor="text1" w:themeTint="F2"/>
-          <w:sz w:val="24"/>
-          <w:szCs w:val="24"/>
-        </w:rPr>
-        <w:t xml:space="preserve"> prototyping in Interaction </w:t>
-      </w:r>
-      <w:r>
-        <w:rPr>
-          <w:rStyle w:val="SubtleEmphasis"/>
-          <w:rFonts w:asciiTheme="minorHAnsi" w:hAnsiTheme="minorHAnsi" w:cstheme="minorHAnsi"/>
-          <w:color w:val="0D0D0D" w:themeColor="text1" w:themeTint="F2"/>
-          <w:sz w:val="24"/>
-          <w:szCs w:val="24"/>
-        </w:rPr>
-        <w:t>Design</w:t>
+          <w:i/>
+          <w:iCs/>
+          <w:color w:val="0D0D0D" w:themeColor="text1" w:themeTint="F2"/>
+          <w:sz w:val="24"/>
+          <w:szCs w:val="24"/>
+        </w:rPr>
+        <w:t xml:space="preserve"> prototyping in Interaction Design</w:t>
       </w:r>
       <w:sdt>
         <w:sdtPr>
@@ -1939,6 +2155,8 @@
           <w:r>
             <w:rPr>
               <w:rFonts w:eastAsiaTheme="majorEastAsia" w:cstheme="minorHAnsi"/>
+              <w:i w:val="0"/>
+              <w:iCs w:val="0"/>
               <w:noProof/>
               <w:color w:val="0D0D0D" w:themeColor="text1" w:themeTint="F2"/>
               <w:sz w:val="24"/>
@@ -1993,36 +2211,135 @@
     </w:p>
     <w:p>
       <w:pPr>
-        <w:spacing w:after="0" w:line="240" w:lineRule="auto"/>
-        <w:rPr>
-          <w:rStyle w:val="SubtleEmphasis"/>
-          <w:rFonts w:asciiTheme="minorHAnsi" w:hAnsiTheme="minorHAnsi" w:cstheme="minorHAnsi"/>
-          <w:color w:val="0D0D0D" w:themeColor="text1" w:themeTint="F2"/>
-          <w:sz w:val="24"/>
-          <w:szCs w:val="24"/>
-        </w:rPr>
-      </w:pPr>
+        <w:spacing w:after="120" w:line="240" w:lineRule="auto"/>
+        <w:rPr>
+          <w:rStyle w:val="SubtleEmphasis"/>
+          <w:rFonts w:asciiTheme="minorHAnsi" w:hAnsiTheme="minorHAnsi" w:cstheme="minorHAnsi"/>
+          <w:color w:val="0D0D0D" w:themeColor="text1" w:themeTint="F2"/>
+          <w:sz w:val="24"/>
+          <w:szCs w:val="24"/>
+        </w:rPr>
+      </w:pPr>
+      <w:r>
+        <w:rPr>
+          <w:rStyle w:val="SubtleEmphasis"/>
+          <w:rFonts w:asciiTheme="minorHAnsi" w:hAnsiTheme="minorHAnsi" w:cstheme="minorHAnsi"/>
+          <w:color w:val="0D0D0D" w:themeColor="text1" w:themeTint="F2"/>
+          <w:sz w:val="24"/>
+          <w:szCs w:val="24"/>
+        </w:rPr>
+        <w:t xml:space="preserve">Bring your sketch from milestone 1 to class the day fp01 is due. </w:t>
+      </w:r>
+      <w:r>
+        <w:rPr>
+          <w:rStyle w:val="SubtleEmphasis"/>
+          <w:rFonts w:asciiTheme="minorHAnsi" w:hAnsiTheme="minorHAnsi" w:cstheme="minorHAnsi"/>
+          <w:b/>
+          <w:bCs/>
+          <w:color w:val="0D0D0D" w:themeColor="text1" w:themeTint="F2"/>
+          <w:sz w:val="24"/>
+          <w:szCs w:val="24"/>
+        </w:rPr>
+        <w:t xml:space="preserve">Pair up with a team working with a different domain expert than </w:t>
+      </w:r>
+      <w:r>
+        <w:rPr>
+          <w:rStyle w:val="SubtleEmphasis"/>
+          <w:rFonts w:asciiTheme="minorHAnsi" w:hAnsiTheme="minorHAnsi" w:cstheme="minorHAnsi"/>
+          <w:b/>
+          <w:bCs/>
+          <w:color w:val="0D0D0D" w:themeColor="text1" w:themeTint="F2"/>
+          <w:sz w:val="24"/>
+          <w:szCs w:val="24"/>
+        </w:rPr>
+        <w:t>you and</w:t>
+      </w:r>
+      <w:r>
+        <w:rPr>
+          <w:rStyle w:val="SubtleEmphasis"/>
+          <w:rFonts w:asciiTheme="minorHAnsi" w:hAnsiTheme="minorHAnsi" w:cstheme="minorHAnsi"/>
+          <w:b/>
+          <w:bCs/>
+          <w:color w:val="0D0D0D" w:themeColor="text1" w:themeTint="F2"/>
+          <w:sz w:val="24"/>
+          <w:szCs w:val="24"/>
+        </w:rPr>
+        <w:t xml:space="preserve"> provide feedback on each other’s sketches</w:t>
+      </w:r>
+      <w:r>
+        <w:rPr>
+          <w:rStyle w:val="SubtleEmphasis"/>
+          <w:rFonts w:asciiTheme="minorHAnsi" w:hAnsiTheme="minorHAnsi" w:cstheme="minorHAnsi"/>
+          <w:color w:val="0D0D0D" w:themeColor="text1" w:themeTint="F2"/>
+          <w:sz w:val="24"/>
+          <w:szCs w:val="24"/>
+        </w:rPr>
+        <w:t xml:space="preserve">. </w:t>
+      </w:r>
+      <w:r>
+        <w:rPr>
+          <w:rStyle w:val="SubtleEmphasis"/>
+          <w:rFonts w:asciiTheme="minorHAnsi" w:hAnsiTheme="minorHAnsi" w:cstheme="minorHAnsi"/>
+          <w:color w:val="0D0D0D" w:themeColor="text1" w:themeTint="F2"/>
+          <w:sz w:val="24"/>
+          <w:szCs w:val="24"/>
+        </w:rPr>
+        <w:t xml:space="preserve">Feedback should include: (a) Do you understand the other team’s three high-level interactions? (b) Do you believe the other team’s proposed design supports all three high-level interactions? </w:t>
+      </w:r>
+      <w:r>
+        <w:rPr>
+          <w:rStyle w:val="SubtleEmphasis"/>
+          <w:rFonts w:asciiTheme="minorHAnsi" w:hAnsiTheme="minorHAnsi" w:cstheme="minorHAnsi"/>
+          <w:color w:val="0D0D0D" w:themeColor="text1" w:themeTint="F2"/>
+          <w:sz w:val="24"/>
+          <w:szCs w:val="24"/>
+        </w:rPr>
+        <w:lastRenderedPageBreak/>
+        <w:t xml:space="preserve">(c) Does the team’s sketch include appropriate data-visual mappings and meet the final requirements listed in milestone 1? (d) What part(s) of the other team’s design do you like most? (e) What suggestions do you have for improvement? </w:t>
+      </w:r>
+      <w:r>
+        <w:rPr>
+          <w:rStyle w:val="SubtleEmphasis"/>
+          <w:rFonts w:asciiTheme="minorHAnsi" w:hAnsiTheme="minorHAnsi" w:cstheme="minorHAnsi"/>
+          <w:b/>
+          <w:bCs/>
+          <w:color w:val="0D0D0D" w:themeColor="text1" w:themeTint="F2"/>
+          <w:sz w:val="24"/>
+          <w:szCs w:val="24"/>
+        </w:rPr>
+        <w:t xml:space="preserve">Record your feedback </w:t>
+      </w:r>
+      <w:r>
+        <w:rPr>
+          <w:rStyle w:val="SubtleEmphasis"/>
+          <w:rFonts w:asciiTheme="minorHAnsi" w:hAnsiTheme="minorHAnsi" w:cstheme="minorHAnsi"/>
+          <w:color w:val="0D0D0D" w:themeColor="text1" w:themeTint="F2"/>
+          <w:sz w:val="24"/>
+          <w:szCs w:val="24"/>
+        </w:rPr>
+        <w:t xml:space="preserve">so that you can hand it in as evidence that you completed this part of the milestone.  </w:t>
+      </w:r>
     </w:p>
     <w:p>
       <w:pPr>
-        <w:spacing w:after="0" w:line="240" w:lineRule="auto"/>
-        <w:rPr>
-          <w:rStyle w:val="SubtleEmphasis"/>
-          <w:rFonts w:asciiTheme="minorHAnsi" w:hAnsiTheme="minorHAnsi" w:cstheme="minorHAnsi"/>
-          <w:color w:val="0D0D0D" w:themeColor="text1" w:themeTint="F2"/>
-          <w:sz w:val="24"/>
-          <w:szCs w:val="24"/>
-        </w:rPr>
-      </w:pPr>
-      <w:r>
-        <w:rPr>
-          <w:rStyle w:val="SubtleEmphasis"/>
-          <w:rFonts w:asciiTheme="minorHAnsi" w:hAnsiTheme="minorHAnsi" w:cstheme="minorHAnsi"/>
-          <w:color w:val="0D0D0D" w:themeColor="text1" w:themeTint="F2"/>
-          <w:sz w:val="24"/>
-          <w:szCs w:val="24"/>
-        </w:rPr>
-        <w:t xml:space="preserve">Bring your sketch from milestone 1 to class the day fp01 is due. </w:t>
+        <w:spacing w:after="120" w:line="240" w:lineRule="auto"/>
+        <w:rPr>
+          <w:rStyle w:val="SubtleEmphasis"/>
+          <w:rFonts w:asciiTheme="minorHAnsi" w:hAnsiTheme="minorHAnsi" w:cstheme="minorHAnsi"/>
+          <w:color w:val="0D0D0D" w:themeColor="text1" w:themeTint="F2"/>
+          <w:sz w:val="24"/>
+          <w:szCs w:val="24"/>
+        </w:rPr>
+      </w:pPr>
+      <w:r>
+        <w:rPr>
+          <w:rStyle w:val="SubtleEmphasis"/>
+          <w:rFonts w:asciiTheme="minorHAnsi" w:hAnsiTheme="minorHAnsi" w:cstheme="minorHAnsi"/>
+          <w:color w:val="0D0D0D" w:themeColor="text1" w:themeTint="F2"/>
+          <w:sz w:val="24"/>
+          <w:szCs w:val="24"/>
+        </w:rPr>
+        <w:t xml:space="preserve">After receiving feedback, make any adjustments you deem necessary to your sketch and </w:t>
       </w:r>
       <w:r>
         <w:rPr>
@@ -2034,31 +2351,7 @@
           <w:sz w:val="24"/>
           <w:szCs w:val="24"/>
         </w:rPr>
-        <w:t xml:space="preserve">Pair up with a team working with a different domain expert than </w:t>
-      </w:r>
-      <w:r>
-        <w:rPr>
-          <w:rStyle w:val="SubtleEmphasis"/>
-          <w:rFonts w:asciiTheme="minorHAnsi" w:hAnsiTheme="minorHAnsi" w:cstheme="minorHAnsi"/>
-          <w:b/>
-          <w:bCs/>
-          <w:color w:val="0D0D0D" w:themeColor="text1" w:themeTint="F2"/>
-          <w:sz w:val="24"/>
-          <w:szCs w:val="24"/>
-        </w:rPr>
-        <w:t>you and</w:t>
-      </w:r>
-      <w:r>
-        <w:rPr>
-          <w:rStyle w:val="SubtleEmphasis"/>
-          <w:rFonts w:asciiTheme="minorHAnsi" w:hAnsiTheme="minorHAnsi" w:cstheme="minorHAnsi"/>
-          <w:b/>
-          <w:bCs/>
-          <w:color w:val="0D0D0D" w:themeColor="text1" w:themeTint="F2"/>
-          <w:sz w:val="24"/>
-          <w:szCs w:val="24"/>
-        </w:rPr>
-        <w:t xml:space="preserve"> provide feedback on each other’s sketches</w:t>
+        <w:t>begin implementing your system</w:t>
       </w:r>
       <w:r>
         <w:rPr>
@@ -2069,112 +2362,11 @@
           <w:szCs w:val="24"/>
         </w:rPr>
         <w:t xml:space="preserve">. </w:t>
-      </w:r>
-      <w:r>
-        <w:rPr>
-          <w:rStyle w:val="SubtleEmphasis"/>
-          <w:rFonts w:asciiTheme="minorHAnsi" w:hAnsiTheme="minorHAnsi" w:cstheme="minorHAnsi"/>
-          <w:color w:val="0D0D0D" w:themeColor="text1" w:themeTint="F2"/>
-          <w:sz w:val="24"/>
-          <w:szCs w:val="24"/>
-        </w:rPr>
-        <w:lastRenderedPageBreak/>
-        <w:t xml:space="preserve">Feedback should include: (a) Do you understand the other team’s three high-level interactions? (b) Do you believe the other team’s proposed design supports all three high-level interactions? (c) Does the team’s sketch include appropriate data-visual mappings and meet the final requirements listed in milestone 1? (d) What part(s) of the other team’s design do you like most? (e) What suggestions do you have for improvement? </w:t>
-      </w:r>
-      <w:r>
-        <w:rPr>
-          <w:rStyle w:val="SubtleEmphasis"/>
-          <w:rFonts w:asciiTheme="minorHAnsi" w:hAnsiTheme="minorHAnsi" w:cstheme="minorHAnsi"/>
-          <w:b/>
-          <w:bCs/>
-          <w:color w:val="0D0D0D" w:themeColor="text1" w:themeTint="F2"/>
-          <w:sz w:val="24"/>
-          <w:szCs w:val="24"/>
-        </w:rPr>
-        <w:t>Record your feedback so that you can hand it in as evidence that you completed this part of the milestone</w:t>
-      </w:r>
-      <w:r>
-        <w:rPr>
-          <w:rStyle w:val="SubtleEmphasis"/>
-          <w:rFonts w:asciiTheme="minorHAnsi" w:hAnsiTheme="minorHAnsi" w:cstheme="minorHAnsi"/>
-          <w:color w:val="0D0D0D" w:themeColor="text1" w:themeTint="F2"/>
-          <w:sz w:val="24"/>
-          <w:szCs w:val="24"/>
-        </w:rPr>
-        <w:t xml:space="preserve">.  </w:t>
       </w:r>
     </w:p>
     <w:p>
       <w:pPr>
-        <w:spacing w:after="0" w:line="240" w:lineRule="auto"/>
-        <w:rPr>
-          <w:rStyle w:val="SubtleEmphasis"/>
-          <w:rFonts w:asciiTheme="minorHAnsi" w:hAnsiTheme="minorHAnsi" w:cstheme="minorHAnsi"/>
-          <w:color w:val="0D0D0D" w:themeColor="text1" w:themeTint="F2"/>
-          <w:sz w:val="24"/>
-          <w:szCs w:val="24"/>
-        </w:rPr>
-      </w:pPr>
-    </w:p>
-    <w:p>
-      <w:pPr>
-        <w:spacing w:after="0" w:line="240" w:lineRule="auto"/>
-        <w:rPr>
-          <w:rStyle w:val="SubtleEmphasis"/>
-          <w:rFonts w:asciiTheme="minorHAnsi" w:hAnsiTheme="minorHAnsi" w:cstheme="minorHAnsi"/>
-          <w:color w:val="0D0D0D" w:themeColor="text1" w:themeTint="F2"/>
-          <w:sz w:val="24"/>
-          <w:szCs w:val="24"/>
-        </w:rPr>
-      </w:pPr>
-      <w:r>
-        <w:rPr>
-          <w:rStyle w:val="SubtleEmphasis"/>
-          <w:rFonts w:asciiTheme="minorHAnsi" w:hAnsiTheme="minorHAnsi" w:cstheme="minorHAnsi"/>
-          <w:color w:val="0D0D0D" w:themeColor="text1" w:themeTint="F2"/>
-          <w:sz w:val="24"/>
-          <w:szCs w:val="24"/>
-        </w:rPr>
-        <w:t xml:space="preserve">After receiving feedback, make any adjustments you deem necessary to your sketch and </w:t>
-      </w:r>
-      <w:r>
-        <w:rPr>
-          <w:rStyle w:val="SubtleEmphasis"/>
-          <w:rFonts w:asciiTheme="minorHAnsi" w:hAnsiTheme="minorHAnsi" w:cstheme="minorHAnsi"/>
-          <w:b/>
-          <w:bCs/>
-          <w:color w:val="0D0D0D" w:themeColor="text1" w:themeTint="F2"/>
-          <w:sz w:val="24"/>
-          <w:szCs w:val="24"/>
-        </w:rPr>
-        <w:t>begin implementing your system</w:t>
-      </w:r>
-      <w:r>
-        <w:rPr>
-          <w:rStyle w:val="SubtleEmphasis"/>
-          <w:rFonts w:asciiTheme="minorHAnsi" w:hAnsiTheme="minorHAnsi" w:cstheme="minorHAnsi"/>
-          <w:color w:val="0D0D0D" w:themeColor="text1" w:themeTint="F2"/>
-          <w:sz w:val="24"/>
-          <w:szCs w:val="24"/>
-        </w:rPr>
-        <w:t xml:space="preserve">. </w:t>
-      </w:r>
-    </w:p>
-    <w:p>
-      <w:pPr>
-        <w:spacing w:after="0" w:line="240" w:lineRule="auto"/>
-        <w:rPr>
-          <w:rStyle w:val="SubtleEmphasis"/>
-          <w:rFonts w:asciiTheme="minorHAnsi" w:hAnsiTheme="minorHAnsi" w:cstheme="minorHAnsi"/>
-          <w:color w:val="0D0D0D" w:themeColor="text1" w:themeTint="F2"/>
-          <w:sz w:val="24"/>
-          <w:szCs w:val="24"/>
-        </w:rPr>
-      </w:pPr>
-    </w:p>
-    <w:p>
-      <w:pPr>
-        <w:spacing w:after="0" w:line="240" w:lineRule="auto"/>
+        <w:spacing w:after="120" w:line="240" w:lineRule="auto"/>
         <w:rPr>
           <w:rStyle w:val="SubtleEmphasis"/>
           <w:rFonts w:asciiTheme="minorHAnsi" w:hAnsiTheme="minorHAnsi" w:cstheme="minorHAnsi"/>
@@ -2201,7 +2393,7 @@
           <w:ilvl w:val="0"/>
           <w:numId w:val="29"/>
         </w:numPr>
-        <w:spacing w:after="0" w:line="240" w:lineRule="auto"/>
+        <w:spacing w:after="120" w:line="240" w:lineRule="auto"/>
         <w:rPr>
           <w:rStyle w:val="SubtleEmphasis"/>
           <w:rFonts w:asciiTheme="minorHAnsi" w:hAnsiTheme="minorHAnsi" w:cstheme="minorHAnsi"/>
@@ -2228,7 +2420,7 @@
           <w:ilvl w:val="0"/>
           <w:numId w:val="29"/>
         </w:numPr>
-        <w:spacing w:after="0" w:line="240" w:lineRule="auto"/>
+        <w:spacing w:after="120" w:line="240" w:lineRule="auto"/>
         <w:rPr>
           <w:rStyle w:val="SubtleEmphasis"/>
           <w:rFonts w:asciiTheme="minorHAnsi" w:hAnsiTheme="minorHAnsi" w:cstheme="minorHAnsi"/>
@@ -2255,39 +2447,29 @@
           <w:ilvl w:val="0"/>
           <w:numId w:val="29"/>
         </w:numPr>
-        <w:spacing w:after="0" w:line="240" w:lineRule="auto"/>
-        <w:rPr>
-          <w:rStyle w:val="SubtleEmphasis"/>
-          <w:rFonts w:asciiTheme="minorHAnsi" w:hAnsiTheme="minorHAnsi" w:cstheme="minorHAnsi"/>
-          <w:color w:val="0D0D0D" w:themeColor="text1" w:themeTint="F2"/>
-          <w:sz w:val="24"/>
-          <w:szCs w:val="24"/>
-        </w:rPr>
-      </w:pPr>
-      <w:r>
-        <w:rPr>
-          <w:rStyle w:val="SubtleEmphasis"/>
-          <w:rFonts w:asciiTheme="minorHAnsi" w:hAnsiTheme="minorHAnsi" w:cstheme="minorHAnsi"/>
-          <w:color w:val="0D0D0D" w:themeColor="text1" w:themeTint="F2"/>
-          <w:sz w:val="24"/>
-          <w:szCs w:val="24"/>
-        </w:rPr>
-        <w:t>In-process code base</w:t>
-      </w:r>
-      <w:r>
-        <w:rPr>
-          <w:rStyle w:val="SubtleEmphasis"/>
-          <w:rFonts w:asciiTheme="minorHAnsi" w:hAnsiTheme="minorHAnsi" w:cstheme="minorHAnsi"/>
-          <w:color w:val="0D0D0D" w:themeColor="text1" w:themeTint="F2"/>
-          <w:sz w:val="24"/>
-          <w:szCs w:val="24"/>
-        </w:rPr>
-        <w:t xml:space="preserve"> </w:t>
+        <w:spacing w:after="120" w:line="240" w:lineRule="auto"/>
+        <w:rPr>
+          <w:rStyle w:val="SubtleEmphasis"/>
+          <w:rFonts w:asciiTheme="minorHAnsi" w:hAnsiTheme="minorHAnsi" w:cstheme="minorHAnsi"/>
+          <w:color w:val="0D0D0D" w:themeColor="text1" w:themeTint="F2"/>
+          <w:sz w:val="24"/>
+          <w:szCs w:val="24"/>
+        </w:rPr>
+      </w:pPr>
+      <w:r>
+        <w:rPr>
+          <w:rStyle w:val="SubtleEmphasis"/>
+          <w:rFonts w:asciiTheme="minorHAnsi" w:hAnsiTheme="minorHAnsi" w:cstheme="minorHAnsi"/>
+          <w:color w:val="0D0D0D" w:themeColor="text1" w:themeTint="F2"/>
+          <w:sz w:val="24"/>
+          <w:szCs w:val="24"/>
+        </w:rPr>
+        <w:t xml:space="preserve">In-process code base </w:t>
       </w:r>
     </w:p>
     <w:p>
       <w:pPr>
-        <w:spacing w:after="0" w:line="240" w:lineRule="auto"/>
+        <w:spacing w:after="120" w:line="240" w:lineRule="auto"/>
         <w:rPr>
           <w:rStyle w:val="SubtleEmphasis"/>
           <w:rFonts w:asciiTheme="minorHAnsi" w:hAnsiTheme="minorHAnsi" w:cstheme="minorHAnsi"/>
@@ -2310,6 +2492,7 @@
     <w:p>
       <w:pPr>
         <w:pStyle w:val="Heading1"/>
+        <w:spacing w:before="120" w:after="120"/>
         <w:rPr>
           <w:rStyle w:val="SubtleEmphasis"/>
           <w:rFonts w:asciiTheme="minorHAnsi" w:hAnsiTheme="minorHAnsi" w:cstheme="minorHAnsi"/>
@@ -2347,7 +2530,7 @@
     </w:p>
     <w:p>
       <w:pPr>
-        <w:spacing w:after="0" w:line="240" w:lineRule="auto"/>
+        <w:spacing w:after="120" w:line="240" w:lineRule="auto"/>
         <w:rPr>
           <w:rStyle w:val="SubtleEmphasis"/>
           <w:rFonts w:asciiTheme="minorHAnsi" w:hAnsiTheme="minorHAnsi" w:cstheme="minorHAnsi"/>
@@ -2423,189 +2606,129 @@
     </w:p>
     <w:p>
       <w:pPr>
-        <w:spacing w:after="0" w:line="240" w:lineRule="auto"/>
-        <w:rPr>
-          <w:rStyle w:val="SubtleEmphasis"/>
-          <w:rFonts w:asciiTheme="minorHAnsi" w:hAnsiTheme="minorHAnsi" w:cstheme="minorHAnsi"/>
-          <w:color w:val="0D0D0D" w:themeColor="text1" w:themeTint="F2"/>
-          <w:sz w:val="24"/>
-          <w:szCs w:val="24"/>
-        </w:rPr>
-      </w:pPr>
+        <w:spacing w:after="120" w:line="240" w:lineRule="auto"/>
+        <w:rPr>
+          <w:rStyle w:val="SubtleEmphasis"/>
+          <w:rFonts w:asciiTheme="minorHAnsi" w:hAnsiTheme="minorHAnsi" w:cstheme="minorHAnsi"/>
+          <w:color w:val="0D0D0D" w:themeColor="text1" w:themeTint="F2"/>
+          <w:sz w:val="24"/>
+          <w:szCs w:val="24"/>
+        </w:rPr>
+      </w:pPr>
+      <w:r>
+        <w:rPr>
+          <w:rStyle w:val="SubtleEmphasis"/>
+          <w:rFonts w:asciiTheme="minorHAnsi" w:hAnsiTheme="minorHAnsi" w:cstheme="minorHAnsi"/>
+          <w:color w:val="0D0D0D" w:themeColor="text1" w:themeTint="F2"/>
+          <w:sz w:val="24"/>
+          <w:szCs w:val="24"/>
+        </w:rPr>
+        <w:t xml:space="preserve">Continue implementing your system until you have a minimally viable working version. </w:t>
+      </w:r>
     </w:p>
     <w:p>
       <w:pPr>
-        <w:spacing w:after="0" w:line="240" w:lineRule="auto"/>
-        <w:rPr>
-          <w:rStyle w:val="SubtleEmphasis"/>
-          <w:rFonts w:asciiTheme="minorHAnsi" w:hAnsiTheme="minorHAnsi" w:cstheme="minorHAnsi"/>
-          <w:color w:val="0D0D0D" w:themeColor="text1" w:themeTint="F2"/>
-          <w:sz w:val="24"/>
-          <w:szCs w:val="24"/>
-        </w:rPr>
-      </w:pPr>
-      <w:r>
-        <w:rPr>
-          <w:rStyle w:val="SubtleEmphasis"/>
-          <w:rFonts w:asciiTheme="minorHAnsi" w:hAnsiTheme="minorHAnsi" w:cstheme="minorHAnsi"/>
-          <w:color w:val="0D0D0D" w:themeColor="text1" w:themeTint="F2"/>
-          <w:sz w:val="24"/>
-          <w:szCs w:val="24"/>
-        </w:rPr>
-        <w:t xml:space="preserve">Continue implementing your system until you have a minimally viable working version. </w:t>
+        <w:spacing w:after="120" w:line="240" w:lineRule="auto"/>
+        <w:rPr>
+          <w:rStyle w:val="SubtleEmphasis"/>
+          <w:rFonts w:asciiTheme="minorHAnsi" w:hAnsiTheme="minorHAnsi" w:cstheme="minorHAnsi"/>
+          <w:color w:val="0D0D0D" w:themeColor="text1" w:themeTint="F2"/>
+          <w:sz w:val="24"/>
+          <w:szCs w:val="24"/>
+        </w:rPr>
+      </w:pPr>
+      <w:r>
+        <w:rPr>
+          <w:rStyle w:val="SubtleEmphasis"/>
+          <w:rFonts w:asciiTheme="minorHAnsi" w:hAnsiTheme="minorHAnsi" w:cstheme="minorHAnsi"/>
+          <w:b/>
+          <w:bCs/>
+          <w:color w:val="0D0D0D" w:themeColor="text1" w:themeTint="F2"/>
+          <w:sz w:val="24"/>
+          <w:szCs w:val="24"/>
+        </w:rPr>
+        <w:t>Coordinate a time to meet with your domain expert, plan on meeting with them for half an hour. Remember to plan in advance and be courteous of their time</w:t>
+      </w:r>
+      <w:r>
+        <w:rPr>
+          <w:rStyle w:val="SubtleEmphasis"/>
+          <w:rFonts w:asciiTheme="minorHAnsi" w:hAnsiTheme="minorHAnsi" w:cstheme="minorHAnsi"/>
+          <w:color w:val="0D0D0D" w:themeColor="text1" w:themeTint="F2"/>
+          <w:sz w:val="24"/>
+          <w:szCs w:val="24"/>
+        </w:rPr>
+        <w:t xml:space="preserve">. During your meeting, show your domain expert your VA system and ask for feedback. Take notes on the feedback you receive from the domain expert. </w:t>
       </w:r>
     </w:p>
     <w:p>
       <w:pPr>
-        <w:spacing w:after="0" w:line="240" w:lineRule="auto"/>
-        <w:rPr>
-          <w:rStyle w:val="SubtleEmphasis"/>
-          <w:rFonts w:asciiTheme="minorHAnsi" w:hAnsiTheme="minorHAnsi" w:cstheme="minorHAnsi"/>
-          <w:color w:val="0D0D0D" w:themeColor="text1" w:themeTint="F2"/>
-          <w:sz w:val="24"/>
-          <w:szCs w:val="24"/>
-        </w:rPr>
-      </w:pPr>
+        <w:spacing w:after="120" w:line="240" w:lineRule="auto"/>
+        <w:rPr>
+          <w:rStyle w:val="SubtleEmphasis"/>
+          <w:rFonts w:asciiTheme="minorHAnsi" w:hAnsiTheme="minorHAnsi" w:cstheme="minorHAnsi"/>
+          <w:color w:val="0D0D0D" w:themeColor="text1" w:themeTint="F2"/>
+          <w:sz w:val="24"/>
+          <w:szCs w:val="24"/>
+        </w:rPr>
+      </w:pPr>
+      <w:r>
+        <w:rPr>
+          <w:rStyle w:val="SubtleEmphasis"/>
+          <w:rFonts w:asciiTheme="minorHAnsi" w:hAnsiTheme="minorHAnsi" w:cstheme="minorHAnsi"/>
+          <w:color w:val="0D0D0D" w:themeColor="text1" w:themeTint="F2"/>
+          <w:sz w:val="24"/>
+          <w:szCs w:val="24"/>
+        </w:rPr>
+        <w:t xml:space="preserve">After your meeting, review the feedback you received and identify what changes should be made to your VA system. </w:t>
+      </w:r>
+      <w:r>
+        <w:rPr>
+          <w:rStyle w:val="SubtleEmphasis"/>
+          <w:rFonts w:asciiTheme="minorHAnsi" w:hAnsiTheme="minorHAnsi" w:cstheme="minorHAnsi"/>
+          <w:b/>
+          <w:bCs/>
+          <w:color w:val="0D0D0D" w:themeColor="text1" w:themeTint="F2"/>
+          <w:sz w:val="24"/>
+          <w:szCs w:val="24"/>
+        </w:rPr>
+        <w:t>Identify two changes</w:t>
+      </w:r>
+      <w:r>
+        <w:rPr>
+          <w:rStyle w:val="SubtleEmphasis"/>
+          <w:rFonts w:asciiTheme="minorHAnsi" w:hAnsiTheme="minorHAnsi" w:cstheme="minorHAnsi"/>
+          <w:color w:val="0D0D0D" w:themeColor="text1" w:themeTint="F2"/>
+          <w:sz w:val="24"/>
+          <w:szCs w:val="24"/>
+        </w:rPr>
+        <w:t xml:space="preserve"> in your list of changes that you can realistically complete within the remaining time for this project. </w:t>
+      </w:r>
     </w:p>
     <w:p>
       <w:pPr>
-        <w:spacing w:after="0" w:line="240" w:lineRule="auto"/>
-        <w:rPr>
-          <w:rStyle w:val="SubtleEmphasis"/>
-          <w:rFonts w:asciiTheme="minorHAnsi" w:hAnsiTheme="minorHAnsi" w:cstheme="minorHAnsi"/>
-          <w:color w:val="0D0D0D" w:themeColor="text1" w:themeTint="F2"/>
-          <w:sz w:val="24"/>
-          <w:szCs w:val="24"/>
-        </w:rPr>
-      </w:pPr>
-      <w:r>
-        <w:rPr>
-          <w:rStyle w:val="SubtleEmphasis"/>
-          <w:rFonts w:asciiTheme="minorHAnsi" w:hAnsiTheme="minorHAnsi" w:cstheme="minorHAnsi"/>
-          <w:b/>
-          <w:bCs/>
-          <w:color w:val="0D0D0D" w:themeColor="text1" w:themeTint="F2"/>
-          <w:sz w:val="24"/>
-          <w:szCs w:val="24"/>
-        </w:rPr>
-        <w:t>Coordinate a time to meet with your domain expert, plan on meeting with them for half an hour. Remember to plan in advance and be courteous of their time</w:t>
-      </w:r>
-      <w:r>
-        <w:rPr>
-          <w:rStyle w:val="SubtleEmphasis"/>
-          <w:rFonts w:asciiTheme="minorHAnsi" w:hAnsiTheme="minorHAnsi" w:cstheme="minorHAnsi"/>
-          <w:color w:val="0D0D0D" w:themeColor="text1" w:themeTint="F2"/>
-          <w:sz w:val="24"/>
-          <w:szCs w:val="24"/>
-        </w:rPr>
-        <w:t xml:space="preserve">. During your meeting, show your domain expert your VA system and ask them for feedback. Take notes on the feedback you receive from the domain expert. </w:t>
+        <w:spacing w:after="120" w:line="240" w:lineRule="auto"/>
+        <w:rPr>
+          <w:rStyle w:val="SubtleEmphasis"/>
+          <w:rFonts w:asciiTheme="minorHAnsi" w:hAnsiTheme="minorHAnsi" w:cstheme="minorHAnsi"/>
+          <w:color w:val="0D0D0D" w:themeColor="text1" w:themeTint="F2"/>
+          <w:sz w:val="24"/>
+          <w:szCs w:val="24"/>
+        </w:rPr>
+      </w:pPr>
+      <w:r>
+        <w:rPr>
+          <w:rStyle w:val="SubtleEmphasis"/>
+          <w:rFonts w:asciiTheme="minorHAnsi" w:hAnsiTheme="minorHAnsi" w:cstheme="minorHAnsi"/>
+          <w:color w:val="0D0D0D" w:themeColor="text1" w:themeTint="F2"/>
+          <w:sz w:val="24"/>
+          <w:szCs w:val="24"/>
+        </w:rPr>
+        <w:t>Continue implementing your system, including the changes identified from expert feedback.</w:t>
       </w:r>
     </w:p>
     <w:p>
       <w:pPr>
-        <w:spacing w:after="0" w:line="240" w:lineRule="auto"/>
-        <w:rPr>
-          <w:rStyle w:val="SubtleEmphasis"/>
-          <w:rFonts w:asciiTheme="minorHAnsi" w:hAnsiTheme="minorHAnsi" w:cstheme="minorHAnsi"/>
-          <w:color w:val="0D0D0D" w:themeColor="text1" w:themeTint="F2"/>
-          <w:sz w:val="24"/>
-          <w:szCs w:val="24"/>
-        </w:rPr>
-      </w:pPr>
-    </w:p>
-    <w:p>
-      <w:pPr>
-        <w:spacing w:after="0" w:line="240" w:lineRule="auto"/>
-        <w:rPr>
-          <w:rStyle w:val="SubtleEmphasis"/>
-          <w:rFonts w:asciiTheme="minorHAnsi" w:hAnsiTheme="minorHAnsi" w:cstheme="minorHAnsi"/>
-          <w:color w:val="0D0D0D" w:themeColor="text1" w:themeTint="F2"/>
-          <w:sz w:val="24"/>
-          <w:szCs w:val="24"/>
-        </w:rPr>
-      </w:pPr>
-      <w:r>
-        <w:rPr>
-          <w:rStyle w:val="SubtleEmphasis"/>
-          <w:rFonts w:asciiTheme="minorHAnsi" w:hAnsiTheme="minorHAnsi" w:cstheme="minorHAnsi"/>
-          <w:color w:val="0D0D0D" w:themeColor="text1" w:themeTint="F2"/>
-          <w:sz w:val="24"/>
-          <w:szCs w:val="24"/>
-        </w:rPr>
-        <w:t xml:space="preserve">After your meeting, review the feedback you received and identify what changes should be made to your VA system. </w:t>
-      </w:r>
-      <w:r>
-        <w:rPr>
-          <w:rStyle w:val="SubtleEmphasis"/>
-          <w:rFonts w:asciiTheme="minorHAnsi" w:hAnsiTheme="minorHAnsi" w:cstheme="minorHAnsi"/>
-          <w:b/>
-          <w:bCs/>
-          <w:color w:val="0D0D0D" w:themeColor="text1" w:themeTint="F2"/>
-          <w:sz w:val="24"/>
-          <w:szCs w:val="24"/>
-        </w:rPr>
-        <w:t>Identify two changes</w:t>
-      </w:r>
-      <w:r>
-        <w:rPr>
-          <w:rStyle w:val="SubtleEmphasis"/>
-          <w:rFonts w:asciiTheme="minorHAnsi" w:hAnsiTheme="minorHAnsi" w:cstheme="minorHAnsi"/>
-          <w:color w:val="0D0D0D" w:themeColor="text1" w:themeTint="F2"/>
-          <w:sz w:val="24"/>
-          <w:szCs w:val="24"/>
-        </w:rPr>
-        <w:t xml:space="preserve"> in your list of changes that you can realistically complete within the remaining time for this project. </w:t>
-      </w:r>
-    </w:p>
-    <w:p>
-      <w:pPr>
-        <w:spacing w:after="0" w:line="240" w:lineRule="auto"/>
-        <w:rPr>
-          <w:rStyle w:val="SubtleEmphasis"/>
-          <w:rFonts w:asciiTheme="minorHAnsi" w:hAnsiTheme="minorHAnsi" w:cstheme="minorHAnsi"/>
-          <w:color w:val="0D0D0D" w:themeColor="text1" w:themeTint="F2"/>
-          <w:sz w:val="24"/>
-          <w:szCs w:val="24"/>
-        </w:rPr>
-      </w:pPr>
-    </w:p>
-    <w:p>
-      <w:pPr>
-        <w:spacing w:after="0" w:line="240" w:lineRule="auto"/>
-        <w:rPr>
-          <w:rStyle w:val="SubtleEmphasis"/>
-          <w:rFonts w:asciiTheme="minorHAnsi" w:hAnsiTheme="minorHAnsi" w:cstheme="minorHAnsi"/>
-          <w:color w:val="0D0D0D" w:themeColor="text1" w:themeTint="F2"/>
-          <w:sz w:val="24"/>
-          <w:szCs w:val="24"/>
-        </w:rPr>
-      </w:pPr>
-      <w:r>
-        <w:rPr>
-          <w:rStyle w:val="SubtleEmphasis"/>
-          <w:rFonts w:asciiTheme="minorHAnsi" w:hAnsiTheme="minorHAnsi" w:cstheme="minorHAnsi"/>
-          <w:color w:val="0D0D0D" w:themeColor="text1" w:themeTint="F2"/>
-          <w:sz w:val="24"/>
-          <w:szCs w:val="24"/>
-        </w:rPr>
-        <w:t>Continue implementing your system, including the changes identified from expert feedback.</w:t>
-      </w:r>
-    </w:p>
-    <w:p>
-      <w:pPr>
-        <w:spacing w:after="0" w:line="240" w:lineRule="auto"/>
-        <w:rPr>
-          <w:rStyle w:val="SubtleEmphasis"/>
-          <w:rFonts w:asciiTheme="minorHAnsi" w:hAnsiTheme="minorHAnsi" w:cstheme="minorHAnsi"/>
-          <w:color w:val="0D0D0D" w:themeColor="text1" w:themeTint="F2"/>
-          <w:sz w:val="24"/>
-          <w:szCs w:val="24"/>
-        </w:rPr>
-      </w:pPr>
-    </w:p>
-    <w:p>
-      <w:pPr>
-        <w:spacing w:after="0" w:line="240" w:lineRule="auto"/>
+        <w:spacing w:after="120" w:line="240" w:lineRule="auto"/>
         <w:rPr>
           <w:rStyle w:val="SubtleEmphasis"/>
           <w:rFonts w:asciiTheme="minorHAnsi" w:hAnsiTheme="minorHAnsi" w:cstheme="minorHAnsi"/>
@@ -2632,44 +2755,24 @@
           <w:ilvl w:val="0"/>
           <w:numId w:val="30"/>
         </w:numPr>
-        <w:spacing w:after="0" w:line="240" w:lineRule="auto"/>
-        <w:rPr>
-          <w:rStyle w:val="SubtleEmphasis"/>
-          <w:rFonts w:asciiTheme="minorHAnsi" w:hAnsiTheme="minorHAnsi" w:cstheme="minorHAnsi"/>
-          <w:color w:val="0D0D0D" w:themeColor="text1" w:themeTint="F2"/>
-          <w:sz w:val="24"/>
-          <w:szCs w:val="24"/>
-        </w:rPr>
-      </w:pPr>
-      <w:r>
-        <w:rPr>
-          <w:rStyle w:val="SubtleEmphasis"/>
-          <w:rFonts w:asciiTheme="minorHAnsi" w:hAnsiTheme="minorHAnsi" w:cstheme="minorHAnsi"/>
-          <w:color w:val="0D0D0D" w:themeColor="text1" w:themeTint="F2"/>
-          <w:sz w:val="24"/>
-          <w:szCs w:val="24"/>
-        </w:rPr>
-        <w:t>Notes on f</w:t>
-      </w:r>
-      <w:r>
-        <w:rPr>
-          <w:rStyle w:val="SubtleEmphasis"/>
-          <w:rFonts w:asciiTheme="minorHAnsi" w:hAnsiTheme="minorHAnsi" w:cstheme="minorHAnsi"/>
-          <w:color w:val="0D0D0D" w:themeColor="text1" w:themeTint="F2"/>
-          <w:sz w:val="24"/>
-          <w:szCs w:val="24"/>
-        </w:rPr>
-        <w:t xml:space="preserve">eedback </w:t>
-      </w:r>
-      <w:r>
-        <w:rPr>
-          <w:rStyle w:val="SubtleEmphasis"/>
-          <w:rFonts w:asciiTheme="minorHAnsi" w:hAnsiTheme="minorHAnsi" w:cstheme="minorHAnsi"/>
-          <w:color w:val="0D0D0D" w:themeColor="text1" w:themeTint="F2"/>
-          <w:sz w:val="24"/>
-          <w:szCs w:val="24"/>
-        </w:rPr>
-        <w:t>from domain expert</w:t>
+        <w:spacing w:after="120" w:line="240" w:lineRule="auto"/>
+        <w:rPr>
+          <w:rStyle w:val="SubtleEmphasis"/>
+          <w:rFonts w:asciiTheme="minorHAnsi" w:hAnsiTheme="minorHAnsi" w:cstheme="minorHAnsi"/>
+          <w:color w:val="0D0D0D" w:themeColor="text1" w:themeTint="F2"/>
+          <w:sz w:val="24"/>
+          <w:szCs w:val="24"/>
+        </w:rPr>
+      </w:pPr>
+      <w:r>
+        <w:rPr>
+          <w:rStyle w:val="SubtleEmphasis"/>
+          <w:rFonts w:asciiTheme="minorHAnsi" w:hAnsiTheme="minorHAnsi" w:cstheme="minorHAnsi"/>
+          <w:color w:val="0D0D0D" w:themeColor="text1" w:themeTint="F2"/>
+          <w:sz w:val="24"/>
+          <w:szCs w:val="24"/>
+        </w:rPr>
+        <w:t>Notes on feedback from domain expert</w:t>
       </w:r>
     </w:p>
     <w:p>
@@ -2679,7 +2782,7 @@
           <w:ilvl w:val="0"/>
           <w:numId w:val="30"/>
         </w:numPr>
-        <w:spacing w:after="0" w:line="240" w:lineRule="auto"/>
+        <w:spacing w:after="120" w:line="240" w:lineRule="auto"/>
         <w:rPr>
           <w:rStyle w:val="SubtleEmphasis"/>
           <w:rFonts w:asciiTheme="minorHAnsi" w:hAnsiTheme="minorHAnsi" w:cstheme="minorHAnsi"/>
@@ -2706,7 +2809,7 @@
           <w:ilvl w:val="0"/>
           <w:numId w:val="30"/>
         </w:numPr>
-        <w:spacing w:after="0" w:line="240" w:lineRule="auto"/>
+        <w:spacing w:after="120" w:line="240" w:lineRule="auto"/>
         <w:rPr>
           <w:rStyle w:val="SubtleEmphasis"/>
           <w:rFonts w:asciiTheme="minorHAnsi" w:hAnsiTheme="minorHAnsi" w:cstheme="minorHAnsi"/>
@@ -2728,7 +2831,7 @@
     </w:p>
     <w:p>
       <w:pPr>
-        <w:spacing w:after="0" w:line="240" w:lineRule="auto"/>
+        <w:spacing w:after="120" w:line="240" w:lineRule="auto"/>
         <w:rPr>
           <w:rStyle w:val="SubtleEmphasis"/>
           <w:rFonts w:asciiTheme="minorHAnsi" w:hAnsiTheme="minorHAnsi" w:cstheme="minorHAnsi"/>
@@ -2751,6 +2854,7 @@
     <w:p>
       <w:pPr>
         <w:pStyle w:val="Heading1"/>
+        <w:spacing w:before="120" w:after="120"/>
         <w:rPr>
           <w:rStyle w:val="SubtleEmphasis"/>
           <w:rFonts w:asciiTheme="minorHAnsi" w:hAnsiTheme="minorHAnsi" w:cstheme="minorHAnsi"/>
@@ -2805,7 +2909,6 @@
           <w:sz w:val="24"/>
           <w:szCs w:val="24"/>
         </w:rPr>
-        <w:lastRenderedPageBreak/>
         <w:t xml:space="preserve">This milestone focuses on the </w:t>
       </w:r>
       <w:r>
@@ -2911,23 +3014,24 @@
     </w:p>
     <w:p>
       <w:pPr>
-        <w:spacing w:after="0" w:line="240" w:lineRule="auto"/>
-        <w:rPr>
-          <w:rStyle w:val="SubtleEmphasis"/>
-          <w:rFonts w:asciiTheme="minorHAnsi" w:hAnsiTheme="minorHAnsi" w:cstheme="minorHAnsi"/>
-          <w:color w:val="0D0D0D" w:themeColor="text1" w:themeTint="F2"/>
-          <w:sz w:val="24"/>
-          <w:szCs w:val="24"/>
-        </w:rPr>
-      </w:pPr>
-      <w:r>
-        <w:rPr>
-          <w:rStyle w:val="SubtleEmphasis"/>
-          <w:rFonts w:asciiTheme="minorHAnsi" w:hAnsiTheme="minorHAnsi" w:cstheme="minorHAnsi"/>
-          <w:color w:val="0D0D0D" w:themeColor="text1" w:themeTint="F2"/>
-          <w:sz w:val="24"/>
-          <w:szCs w:val="24"/>
-        </w:rPr>
+        <w:spacing w:after="120" w:line="240" w:lineRule="auto"/>
+        <w:rPr>
+          <w:rStyle w:val="SubtleEmphasis"/>
+          <w:rFonts w:asciiTheme="minorHAnsi" w:hAnsiTheme="minorHAnsi" w:cstheme="minorHAnsi"/>
+          <w:color w:val="0D0D0D" w:themeColor="text1" w:themeTint="F2"/>
+          <w:sz w:val="24"/>
+          <w:szCs w:val="24"/>
+        </w:rPr>
+      </w:pPr>
+      <w:r>
+        <w:rPr>
+          <w:rStyle w:val="SubtleEmphasis"/>
+          <w:rFonts w:asciiTheme="minorHAnsi" w:hAnsiTheme="minorHAnsi" w:cstheme="minorHAnsi"/>
+          <w:color w:val="0D0D0D" w:themeColor="text1" w:themeTint="F2"/>
+          <w:sz w:val="24"/>
+          <w:szCs w:val="24"/>
+        </w:rPr>
+        <w:lastRenderedPageBreak/>
         <w:t>Deliverables for this milestone:</w:t>
       </w:r>
     </w:p>
@@ -2938,7 +3042,7 @@
           <w:ilvl w:val="0"/>
           <w:numId w:val="31"/>
         </w:numPr>
-        <w:spacing w:after="0" w:line="240" w:lineRule="auto"/>
+        <w:spacing w:after="120" w:line="240" w:lineRule="auto"/>
         <w:rPr>
           <w:rStyle w:val="SubtleEmphasis"/>
           <w:rFonts w:asciiTheme="minorHAnsi" w:hAnsiTheme="minorHAnsi" w:cstheme="minorHAnsi"/>
@@ -2965,34 +3069,24 @@
           <w:ilvl w:val="1"/>
           <w:numId w:val="31"/>
         </w:numPr>
-        <w:spacing w:after="0" w:line="240" w:lineRule="auto"/>
-        <w:rPr>
-          <w:rStyle w:val="SubtleEmphasis"/>
-          <w:rFonts w:asciiTheme="minorHAnsi" w:hAnsiTheme="minorHAnsi" w:cstheme="minorHAnsi"/>
-          <w:color w:val="0D0D0D" w:themeColor="text1" w:themeTint="F2"/>
-          <w:sz w:val="24"/>
-          <w:szCs w:val="24"/>
-        </w:rPr>
-      </w:pPr>
-      <w:r>
-        <w:rPr>
-          <w:rStyle w:val="SubtleEmphasis"/>
-          <w:rFonts w:asciiTheme="minorHAnsi" w:hAnsiTheme="minorHAnsi" w:cstheme="minorHAnsi"/>
-          <w:color w:val="0D0D0D" w:themeColor="text1" w:themeTint="F2"/>
-          <w:sz w:val="24"/>
-          <w:szCs w:val="24"/>
-        </w:rPr>
-        <w:t>at least three different visual encodings</w:t>
-      </w:r>
-      <w:r>
-        <w:rPr>
-          <w:rStyle w:val="SubtleEmphasis"/>
-          <w:rFonts w:asciiTheme="minorHAnsi" w:hAnsiTheme="minorHAnsi" w:cstheme="minorHAnsi"/>
-          <w:color w:val="0D0D0D" w:themeColor="text1" w:themeTint="F2"/>
-          <w:sz w:val="24"/>
-          <w:szCs w:val="24"/>
-        </w:rPr>
-        <w:t xml:space="preserve"> [3pts]</w:t>
+        <w:spacing w:after="120" w:line="240" w:lineRule="auto"/>
+        <w:rPr>
+          <w:rStyle w:val="SubtleEmphasis"/>
+          <w:rFonts w:asciiTheme="minorHAnsi" w:hAnsiTheme="minorHAnsi" w:cstheme="minorHAnsi"/>
+          <w:color w:val="0D0D0D" w:themeColor="text1" w:themeTint="F2"/>
+          <w:sz w:val="24"/>
+          <w:szCs w:val="24"/>
+        </w:rPr>
+      </w:pPr>
+      <w:r>
+        <w:rPr>
+          <w:rStyle w:val="SubtleEmphasis"/>
+          <w:rFonts w:asciiTheme="minorHAnsi" w:hAnsiTheme="minorHAnsi" w:cstheme="minorHAnsi"/>
+          <w:color w:val="0D0D0D" w:themeColor="text1" w:themeTint="F2"/>
+          <w:sz w:val="24"/>
+          <w:szCs w:val="24"/>
+        </w:rPr>
+        <w:t>at least three different visual encodings [3pts]</w:t>
       </w:r>
     </w:p>
     <w:p>
@@ -3002,34 +3096,24 @@
           <w:ilvl w:val="1"/>
           <w:numId w:val="31"/>
         </w:numPr>
-        <w:spacing w:after="0" w:line="240" w:lineRule="auto"/>
-        <w:rPr>
-          <w:rStyle w:val="SubtleEmphasis"/>
-          <w:rFonts w:asciiTheme="minorHAnsi" w:hAnsiTheme="minorHAnsi" w:cstheme="minorHAnsi"/>
-          <w:color w:val="0D0D0D" w:themeColor="text1" w:themeTint="F2"/>
-          <w:sz w:val="24"/>
-          <w:szCs w:val="24"/>
-        </w:rPr>
-      </w:pPr>
-      <w:r>
-        <w:rPr>
-          <w:rStyle w:val="SubtleEmphasis"/>
-          <w:rFonts w:asciiTheme="minorHAnsi" w:hAnsiTheme="minorHAnsi" w:cstheme="minorHAnsi"/>
-          <w:color w:val="0D0D0D" w:themeColor="text1" w:themeTint="F2"/>
-          <w:sz w:val="24"/>
-          <w:szCs w:val="24"/>
-        </w:rPr>
-        <w:t>at least one details-on-demand interaction</w:t>
-      </w:r>
-      <w:r>
-        <w:rPr>
-          <w:rStyle w:val="SubtleEmphasis"/>
-          <w:rFonts w:asciiTheme="minorHAnsi" w:hAnsiTheme="minorHAnsi" w:cstheme="minorHAnsi"/>
-          <w:color w:val="0D0D0D" w:themeColor="text1" w:themeTint="F2"/>
-          <w:sz w:val="24"/>
-          <w:szCs w:val="24"/>
-        </w:rPr>
-        <w:t xml:space="preserve"> [3pts]</w:t>
+        <w:spacing w:after="120" w:line="240" w:lineRule="auto"/>
+        <w:rPr>
+          <w:rStyle w:val="SubtleEmphasis"/>
+          <w:rFonts w:asciiTheme="minorHAnsi" w:hAnsiTheme="minorHAnsi" w:cstheme="minorHAnsi"/>
+          <w:color w:val="0D0D0D" w:themeColor="text1" w:themeTint="F2"/>
+          <w:sz w:val="24"/>
+          <w:szCs w:val="24"/>
+        </w:rPr>
+      </w:pPr>
+      <w:r>
+        <w:rPr>
+          <w:rStyle w:val="SubtleEmphasis"/>
+          <w:rFonts w:asciiTheme="minorHAnsi" w:hAnsiTheme="minorHAnsi" w:cstheme="minorHAnsi"/>
+          <w:color w:val="0D0D0D" w:themeColor="text1" w:themeTint="F2"/>
+          <w:sz w:val="24"/>
+          <w:szCs w:val="24"/>
+        </w:rPr>
+        <w:t>at least one details-on-demand interaction [3pts]</w:t>
       </w:r>
     </w:p>
     <w:p>
@@ -3039,34 +3123,44 @@
           <w:ilvl w:val="1"/>
           <w:numId w:val="31"/>
         </w:numPr>
-        <w:spacing w:after="0" w:line="240" w:lineRule="auto"/>
-        <w:rPr>
-          <w:rStyle w:val="SubtleEmphasis"/>
-          <w:rFonts w:asciiTheme="minorHAnsi" w:hAnsiTheme="minorHAnsi" w:cstheme="minorHAnsi"/>
-          <w:color w:val="0D0D0D" w:themeColor="text1" w:themeTint="F2"/>
-          <w:sz w:val="24"/>
-          <w:szCs w:val="24"/>
-        </w:rPr>
-      </w:pPr>
-      <w:r>
-        <w:rPr>
-          <w:rStyle w:val="SubtleEmphasis"/>
-          <w:rFonts w:asciiTheme="minorHAnsi" w:hAnsiTheme="minorHAnsi" w:cstheme="minorHAnsi"/>
-          <w:color w:val="0D0D0D" w:themeColor="text1" w:themeTint="F2"/>
-          <w:sz w:val="24"/>
-          <w:szCs w:val="24"/>
-        </w:rPr>
-        <w:t>at least two coordinated views of the data</w:t>
-      </w:r>
-      <w:r>
-        <w:rPr>
-          <w:rStyle w:val="SubtleEmphasis"/>
-          <w:rFonts w:asciiTheme="minorHAnsi" w:hAnsiTheme="minorHAnsi" w:cstheme="minorHAnsi"/>
-          <w:color w:val="0D0D0D" w:themeColor="text1" w:themeTint="F2"/>
-          <w:sz w:val="24"/>
-          <w:szCs w:val="24"/>
-        </w:rPr>
-        <w:t xml:space="preserve"> [3pts]</w:t>
+        <w:spacing w:after="120" w:line="240" w:lineRule="auto"/>
+        <w:rPr>
+          <w:rStyle w:val="SubtleEmphasis"/>
+          <w:rFonts w:asciiTheme="minorHAnsi" w:hAnsiTheme="minorHAnsi" w:cstheme="minorHAnsi"/>
+          <w:color w:val="0D0D0D" w:themeColor="text1" w:themeTint="F2"/>
+          <w:sz w:val="24"/>
+          <w:szCs w:val="24"/>
+        </w:rPr>
+      </w:pPr>
+      <w:r>
+        <w:rPr>
+          <w:rStyle w:val="SubtleEmphasis"/>
+          <w:rFonts w:asciiTheme="minorHAnsi" w:hAnsiTheme="minorHAnsi" w:cstheme="minorHAnsi"/>
+          <w:color w:val="0D0D0D" w:themeColor="text1" w:themeTint="F2"/>
+          <w:sz w:val="24"/>
+          <w:szCs w:val="24"/>
+        </w:rPr>
+        <w:t xml:space="preserve">at least </w:t>
+      </w:r>
+      <w:r>
+        <w:rPr>
+          <w:rStyle w:val="SubtleEmphasis"/>
+          <w:rFonts w:asciiTheme="minorHAnsi" w:hAnsiTheme="minorHAnsi" w:cstheme="minorHAnsi"/>
+          <w:color w:val="0D0D0D" w:themeColor="text1" w:themeTint="F2"/>
+          <w:sz w:val="24"/>
+          <w:szCs w:val="24"/>
+        </w:rPr>
+        <w:t>one</w:t>
+      </w:r>
+      <w:r>
+        <w:rPr>
+          <w:rStyle w:val="SubtleEmphasis"/>
+          <w:rFonts w:asciiTheme="minorHAnsi" w:hAnsiTheme="minorHAnsi" w:cstheme="minorHAnsi"/>
+          <w:color w:val="0D0D0D" w:themeColor="text1" w:themeTint="F2"/>
+          <w:sz w:val="24"/>
+          <w:szCs w:val="24"/>
+        </w:rPr>
+        <w:t xml:space="preserve"> coordinated view of the data [3pts]</w:t>
       </w:r>
     </w:p>
     <w:p>
@@ -3076,7 +3170,7 @@
           <w:ilvl w:val="1"/>
           <w:numId w:val="31"/>
         </w:numPr>
-        <w:spacing w:after="0" w:line="240" w:lineRule="auto"/>
+        <w:spacing w:after="120" w:line="240" w:lineRule="auto"/>
         <w:rPr>
           <w:rStyle w:val="SubtleEmphasis"/>
           <w:rFonts w:asciiTheme="minorHAnsi" w:hAnsiTheme="minorHAnsi" w:cstheme="minorHAnsi"/>
@@ -3103,7 +3197,7 @@
           <w:ilvl w:val="1"/>
           <w:numId w:val="31"/>
         </w:numPr>
-        <w:spacing w:after="0" w:line="240" w:lineRule="auto"/>
+        <w:spacing w:after="120" w:line="240" w:lineRule="auto"/>
         <w:rPr>
           <w:rStyle w:val="SubtleEmphasis"/>
           <w:rFonts w:asciiTheme="minorHAnsi" w:hAnsiTheme="minorHAnsi" w:cstheme="minorHAnsi"/>
@@ -3130,7 +3224,7 @@
           <w:ilvl w:val="1"/>
           <w:numId w:val="31"/>
         </w:numPr>
-        <w:spacing w:after="0" w:line="240" w:lineRule="auto"/>
+        <w:spacing w:after="120" w:line="240" w:lineRule="auto"/>
         <w:rPr>
           <w:rStyle w:val="SubtleEmphasis"/>
           <w:rFonts w:asciiTheme="minorHAnsi" w:hAnsiTheme="minorHAnsi" w:cstheme="minorHAnsi"/>
@@ -3157,7 +3251,7 @@
           <w:ilvl w:val="1"/>
           <w:numId w:val="31"/>
         </w:numPr>
-        <w:spacing w:after="0" w:line="240" w:lineRule="auto"/>
+        <w:spacing w:after="120" w:line="240" w:lineRule="auto"/>
         <w:rPr>
           <w:rStyle w:val="SubtleEmphasis"/>
           <w:rFonts w:asciiTheme="minorHAnsi" w:hAnsiTheme="minorHAnsi" w:cstheme="minorHAnsi"/>
@@ -3184,7 +3278,7 @@
           <w:ilvl w:val="0"/>
           <w:numId w:val="31"/>
         </w:numPr>
-        <w:spacing w:after="0" w:line="240" w:lineRule="auto"/>
+        <w:spacing w:after="120" w:line="240" w:lineRule="auto"/>
         <w:rPr>
           <w:rStyle w:val="SubtleEmphasis"/>
           <w:rFonts w:asciiTheme="minorHAnsi" w:hAnsiTheme="minorHAnsi" w:cstheme="minorHAnsi"/>
@@ -3357,27 +3451,7 @@
             <w:sz w:val="24"/>
             <w:szCs w:val="24"/>
           </w:rPr>
-          <w:t>https://guides.gradescope.com/hc/en-us/articles/21863861823373-Adding-Group-Members-to-a-Submi</w:t>
-        </w:r>
-        <w:r>
-          <w:rPr>
-            <w:rStyle w:val="Hyperlink"/>
-            <w:i w:val="0"/>
-            <w:iCs w:val="0"/>
-            <w:sz w:val="24"/>
-            <w:szCs w:val="24"/>
-          </w:rPr>
-          <w:t>s</w:t>
-        </w:r>
-        <w:r>
-          <w:rPr>
-            <w:rStyle w:val="Hyperlink"/>
-            <w:i w:val="0"/>
-            <w:iCs w:val="0"/>
-            <w:sz w:val="24"/>
-            <w:szCs w:val="24"/>
-          </w:rPr>
-          <w:t>sion</w:t>
+          <w:t>https://guides.gradescope.com/hc/en-us/articles/21863861823373-Adding-Group-Members-to-a-Submission</w:t>
         </w:r>
       </w:hyperlink>
       <w:r>
@@ -3412,23 +3486,56 @@
         <w:p>
           <w:pPr>
             <w:rPr>
-              <w:i w:val="0"/>
-              <w:iCs w:val="0"/>
-              <w:noProof/>
-              <w:sz w:val="22"/>
-              <w:szCs w:val="22"/>
+              <w:rFonts w:asciiTheme="majorHAnsi" w:eastAsiaTheme="majorEastAsia" w:hAnsiTheme="majorHAnsi" w:cstheme="majorBidi"/>
+              <w:b/>
+              <w:bCs/>
+              <w:color w:val="1C6194" w:themeColor="accent2" w:themeShade="BF"/>
+              <w:sz w:val="32"/>
+              <w:szCs w:val="32"/>
             </w:rPr>
           </w:pPr>
           <w:r>
+            <w:rPr>
+              <w:rFonts w:asciiTheme="majorHAnsi" w:eastAsiaTheme="majorEastAsia" w:hAnsiTheme="majorHAnsi" w:cstheme="majorBidi"/>
+              <w:b/>
+              <w:bCs/>
+              <w:color w:val="1C6194" w:themeColor="accent2" w:themeShade="BF"/>
+              <w:sz w:val="32"/>
+              <w:szCs w:val="32"/>
+            </w:rPr>
             <w:t>Works Cited</w:t>
           </w:r>
           <w:r>
+            <w:rPr>
+              <w:rFonts w:asciiTheme="majorHAnsi" w:eastAsiaTheme="majorEastAsia" w:hAnsiTheme="majorHAnsi" w:cstheme="majorBidi"/>
+              <w:b/>
+              <w:bCs/>
+              <w:color w:val="1C6194" w:themeColor="accent2" w:themeShade="BF"/>
+              <w:sz w:val="32"/>
+              <w:szCs w:val="32"/>
+            </w:rPr>
             <w:fldChar w:fldCharType="begin"/>
           </w:r>
           <w:r>
+            <w:rPr>
+              <w:rFonts w:asciiTheme="majorHAnsi" w:eastAsiaTheme="majorEastAsia" w:hAnsiTheme="majorHAnsi" w:cstheme="majorBidi"/>
+              <w:b/>
+              <w:bCs/>
+              <w:color w:val="1C6194" w:themeColor="accent2" w:themeShade="BF"/>
+              <w:sz w:val="32"/>
+              <w:szCs w:val="32"/>
+            </w:rPr>
             <w:instrText xml:space="preserve"> BIBLIOGRAPHY </w:instrText>
           </w:r>
           <w:r>
+            <w:rPr>
+              <w:rFonts w:asciiTheme="majorHAnsi" w:eastAsiaTheme="majorEastAsia" w:hAnsiTheme="majorHAnsi" w:cstheme="majorBidi"/>
+              <w:b/>
+              <w:bCs/>
+              <w:color w:val="1C6194" w:themeColor="accent2" w:themeShade="BF"/>
+              <w:sz w:val="32"/>
+              <w:szCs w:val="32"/>
+            </w:rPr>
             <w:fldChar w:fldCharType="separate"/>
           </w:r>
         </w:p>
@@ -3651,16 +3758,6 @@
         </w:p>
       </w:sdtContent>
     </w:sdt>
-    <w:p>
-      <w:pPr>
-        <w:rPr>
-          <w:i w:val="0"/>
-          <w:iCs w:val="0"/>
-          <w:sz w:val="24"/>
-          <w:szCs w:val="24"/>
-        </w:rPr>
-      </w:pPr>
-    </w:p>
     <w:sectPr>
       <w:pgSz w:w="12240" w:h="15840"/>
       <w:pgMar w:top="1440" w:right="1440" w:bottom="1440" w:left="1440" w:header="720" w:footer="720" w:gutter="0"/>

--- a/proj/final-proj.docx
+++ b/proj/final-proj.docx
@@ -3009,7 +3009,27 @@
           <w:sz w:val="24"/>
           <w:szCs w:val="24"/>
         </w:rPr>
-        <w:t xml:space="preserve"> to include in your repository that details (a) the purpose of the VA system, (b) how to use the system, (c) any known bugs. </w:t>
+        <w:t xml:space="preserve"> to include in your repository that details (a) the purpose of the VA system, (b) how to use the system, (c) any known bugs</w:t>
+      </w:r>
+      <w:r>
+        <w:rPr>
+          <w:rStyle w:val="SubtleEmphasis"/>
+          <w:rFonts w:asciiTheme="minorHAnsi" w:hAnsiTheme="minorHAnsi" w:cstheme="minorHAnsi"/>
+          <w:color w:val="0D0D0D" w:themeColor="text1" w:themeTint="F2"/>
+          <w:sz w:val="24"/>
+          <w:szCs w:val="24"/>
+        </w:rPr>
+        <w:t>, and (d) documents any data cleaning/analysis</w:t>
+      </w:r>
+      <w:r>
+        <w:rPr>
+          <w:rStyle w:val="SubtleEmphasis"/>
+          <w:rFonts w:asciiTheme="minorHAnsi" w:hAnsiTheme="minorHAnsi" w:cstheme="minorHAnsi"/>
+          <w:color w:val="0D0D0D" w:themeColor="text1" w:themeTint="F2"/>
+          <w:sz w:val="24"/>
+          <w:szCs w:val="24"/>
+        </w:rPr>
+        <w:t xml:space="preserve">. </w:t>
       </w:r>
     </w:p>
     <w:p>
